--- a/dynamicba/docs/DynamicBA_User_Guide.docx
+++ b/dynamicba/docs/DynamicBA_User_Guide.docx
@@ -448,6 +448,41 @@
           <w:szCs w:val="34"/>
         </w:rPr>
         <w:t xml:space="preserve">2. Getting Started — Sign Up and Sign In</w:t>
+      </w:r>
+    </w:p>
+    <w:p>
+      <w:pPr>
+        <w:pStyle w:val="Heading2"/>
+      </w:pPr>
+      <w:r>
+        <w:rPr>
+          <w:rFonts w:ascii="Times New Roman" w:cs="Times New Roman" w:eastAsia="Times New Roman" w:hAnsi="Times New Roman"/>
+          <w:b/>
+          <w:bCs/>
+          <w:color w:val="3A3A3C"/>
+          <w:sz w:val="27"/>
+          <w:szCs w:val="27"/>
+        </w:rPr>
+        <w:t xml:space="preserve">2.0 Using the Demo Login</w:t>
+      </w:r>
+    </w:p>
+    <w:p>
+      <w:pPr>
+        <w:spacing w:after="160" w:line="276"/>
+        <w:jc w:val="both"/>
+      </w:pPr>
+      <w:r>
+        <w:rPr>
+          <w:rFonts w:ascii="Times New Roman" w:cs="Times New Roman" w:eastAsia="Times New Roman" w:hAnsi="Times New Roman"/>
+          <w:b w:val="false"/>
+          <w:bCs w:val="false"/>
+          <w:i w:val="false"/>
+          <w:iCs w:val="false"/>
+          <w:color w:val="58595B"/>
+          <w:sz w:val="24"/>
+          <w:szCs w:val="24"/>
+        </w:rPr>
+        <w:t xml:space="preserve">If your installer ran the optional npm run seed command (see the Installation Guide), DynamicBA already has five example clients and ten example engagements loaded. Sign in directly with email admin@dynamicba.demo and password DemoAdmin123! to explore them — no sign-up needed.</w:t>
       </w:r>
     </w:p>
     <w:p>
@@ -3910,7 +3945,7 @@
           <w:sz w:val="24"/>
           <w:szCs w:val="24"/>
         </w:rPr>
-        <w:t xml:space="preserve">A one-click button that seeds five demo Clients and ten example engagement Projects at different wizard stages — see Section 13 for a walkthrough of several of them.</w:t>
+        <w:t xml:space="preserve">Demo data (five example Clients and ten example engagement Projects at different wizard stages) is loaded from the command line, not from this screen — an installer runs npm run seed once, from the server folder, before anyone signs in. See Section 13 for a walkthrough of several of the seeded examples.</w:t>
       </w:r>
     </w:p>
     <w:p>
@@ -3945,7 +3980,7 @@
           <w:sz w:val="24"/>
           <w:szCs w:val="24"/>
         </w:rPr>
-        <w:t xml:space="preserve">The scenarios below are complete, realistic walkthroughs covering DynamicBA’s different input types — free text, sliders, dropdowns, checkboxes, dates, and structured lists — across the industries DynamicBA’s own accelerator patterns name: retail, healthcare, manufacturing, finance, and telecom. Every scenario below is also pre-loaded for you by Admin → Demo Data — use these tables to recreate a step by hand, or to understand what you are looking at in the seeded example.</w:t>
+        <w:t xml:space="preserve">The scenarios below are complete, realistic walkthroughs covering DynamicBA’s different input types — free text, sliders, dropdowns, checkboxes, dates, and structured lists — across the industries DynamicBA’s own accelerator patterns name: retail, healthcare, manufacturing, finance, and telecom. Every scenario below is also pre-loaded for you by running npm run seed in the server folder (see the Installation Guide) — use these tables to recreate a step by hand, or to understand what you are looking at in the seeded example.</w:t>
       </w:r>
     </w:p>
     <w:p>
@@ -6970,7 +7005,7 @@
           <w:sz w:val="24"/>
           <w:szCs w:val="24"/>
         </w:rPr>
-        <w:t xml:space="preserve">Wait (or, for testing, seed a project via Admin → Demo Data, which includes an example already past the SLA) more than five business days without capturing sign-off.</w:t>
+        <w:t xml:space="preserve">Wait (or, for testing, use the npm run seed example data, which includes a project already past the SLA) more than five business days without capturing sign-off.</w:t>
       </w:r>
     </w:p>
     <w:p>

--- a/dynamicba/docs/DynamicBA_User_Guide.docx
+++ b/dynamicba/docs/DynamicBA_User_Guide.docx
@@ -166,7 +166,7 @@
           <w:sz w:val="22"/>
           <w:szCs w:val="22"/>
         </w:rPr>
-        <w:t xml:space="preserve">1.0</w:t>
+        <w:t xml:space="preserve">3.0</w:t>
       </w:r>
     </w:p>
     <w:p>
@@ -3980,7 +3980,7 @@
           <w:sz w:val="24"/>
           <w:szCs w:val="24"/>
         </w:rPr>
-        <w:t xml:space="preserve">The scenarios below are complete, realistic walkthroughs covering DynamicBA’s different input types — free text, sliders, dropdowns, checkboxes, dates, and structured lists — across the industries DynamicBA’s own accelerator patterns name: retail, healthcare, manufacturing, finance, and telecom. Every scenario below is also pre-loaded for you by running npm run seed in the server folder (see the Installation Guide) — use these tables to recreate a step by hand, or to understand what you are looking at in the seeded example.</w:t>
+        <w:t xml:space="preserve">The scenarios below are complete, realistic walkthroughs covering DynamicBA’s different input types — free text, sliders, dropdowns, checkboxes, dates, and structured lists — across six sectors: Public Sector, Manufacturing in Construction, Healthcare, Agro-Business (Dairy Products), Transportation, and Oil/Gas/Energy. Every scenario below is also pre-loaded for you by running npm run seed in the server folder (see the Installation Guide) — use these tables to recreate a step by hand, or to understand what you are looking at in the seeded example.</w:t>
       </w:r>
     </w:p>
     <w:p>
@@ -3996,7 +3996,7 @@
           <w:sz w:val="24"/>
           <w:szCs w:val="24"/>
         </w:rPr>
-        <w:t xml:space="preserve">13.1 Golden-Path Engagement, Start to Finish (Retail)</w:t>
+        <w:t xml:space="preserve">13.1 Golden-Path Engagement, Start to Finish (Public Sector)</w:t>
       </w:r>
     </w:p>
     <w:p>
@@ -4053,7 +4053,7 @@
           <w:sz w:val="24"/>
           <w:szCs w:val="24"/>
         </w:rPr>
-        <w:t xml:space="preserve">Create Client “Meridian Retail Group” (Industry: Retail).</w:t>
+        <w:t xml:space="preserve">Create Client “City of Ashford Municipal Services” (Industry: Public Sector).</w:t>
       </w:r>
     </w:p>
     <w:p>
@@ -4072,7 +4072,7 @@
           <w:sz w:val="24"/>
           <w:szCs w:val="24"/>
         </w:rPr>
-        <w:t xml:space="preserve">Create Project “Order-to-Cash Automation Engagement”.</w:t>
+        <w:t xml:space="preserve">Create Project “Citizen Permit Application Modernization”.</w:t>
       </w:r>
     </w:p>
     <w:p>
@@ -4148,7 +4148,7 @@
           <w:sz w:val="24"/>
           <w:szCs w:val="24"/>
         </w:rPr>
-        <w:t xml:space="preserve">In Step 4, export to Word and mark the engagement complete with 62 hours saved.</w:t>
+        <w:t xml:space="preserve">In Step 4, export to Word and mark the engagement complete with 45 hours saved.</w:t>
       </w:r>
     </w:p>
     <w:p>
@@ -4288,7 +4288,7 @@
                 <w:sz w:val="19"/>
                 <w:szCs w:val="19"/>
               </w:rPr>
-              <w:t xml:space="preserve">Reduce order-to-cash cycle time and manual invoice touchpoints across all regional distribution centers.</w:t>
+              <w:t xml:space="preserve">Reduce citizen wait times and manual re-entry of information when applying for building and business permits online.</w:t>
             </w:r>
           </w:p>
         </w:tc>
@@ -4348,7 +4348,7 @@
                 <w:sz w:val="19"/>
                 <w:szCs w:val="19"/>
               </w:rPr>
-              <w:t xml:space="preserve">Order capture, invoicing, and accounts receivable for the North American retail division.</w:t>
+              <w:t xml:space="preserve">Online permit application intake, document upload, and initial eligibility screening for building and business permits.</w:t>
             </w:r>
           </w:p>
         </w:tc>
@@ -4466,7 +4466,7 @@
                 <w:sz w:val="19"/>
                 <w:szCs w:val="19"/>
               </w:rPr>
-              <w:t xml:space="preserve">Kickoff Q1, specification handoff within 10 weeks.</w:t>
+              <w:t xml:space="preserve">Kickoff in Q2, specification handoff within 12 weeks ahead of the next fiscal year.</w:t>
             </w:r>
           </w:p>
         </w:tc>
@@ -4524,7 +4524,7 @@
                 <w:sz w:val="19"/>
                 <w:szCs w:val="19"/>
               </w:rPr>
-              <w:t xml:space="preserve">Must integrate with the existing SAP ERP without a version upgrade; budget capped at $180,000.</w:t>
+              <w:t xml:space="preserve">Must comply with the jurisdiction’s public records retention policy; no citizen data may be hosted outside the country.</w:t>
             </w:r>
           </w:p>
         </w:tc>
@@ -4584,7 +4584,7 @@
                 <w:sz w:val="19"/>
                 <w:szCs w:val="19"/>
               </w:rPr>
-              <w:t xml:space="preserve">Dana Whitfield — Client Sponsor — High influence</w:t>
+              <w:t xml:space="preserve">Marcus Webb — Client Sponsor — High influence</w:t>
             </w:r>
           </w:p>
         </w:tc>
@@ -4642,7 +4642,7 @@
                 <w:sz w:val="19"/>
                 <w:szCs w:val="19"/>
               </w:rPr>
-              <w:t xml:space="preserve">Priya Nandakumar — Process Owner — High influence</w:t>
+              <w:t xml:space="preserve">Elena Ruiz — Process Owner — High influence</w:t>
             </w:r>
           </w:p>
         </w:tc>
@@ -4702,7 +4702,7 @@
                 <w:sz w:val="19"/>
                 <w:szCs w:val="19"/>
               </w:rPr>
-              <w:t xml:space="preserve">Technical 85, Data Quality 80, Process Stability 75, Strategic Fit 80; Benefit $120,000 / Cost $60,000</w:t>
+              <w:t xml:space="preserve">Technical 78, Data Quality 70, Process Stability 75, Strategic Fit 80; Benefit $95,000 / Cost $55,000</w:t>
             </w:r>
           </w:p>
         </w:tc>
@@ -4726,7 +4726,7 @@
           <w:sz w:val="24"/>
           <w:szCs w:val="24"/>
         </w:rPr>
-        <w:t xml:space="preserve">13.2 Vague SOW Clarification (Finance)</w:t>
+        <w:t xml:space="preserve">13.2 Vague SOW Clarification (Transportation)</w:t>
       </w:r>
     </w:p>
     <w:p>
@@ -4783,7 +4783,7 @@
           <w:sz w:val="24"/>
           <w:szCs w:val="24"/>
         </w:rPr>
-        <w:t xml:space="preserve">Create Client “Ferrovia Financial Services” (Industry: Finance) and Project “Vague-Scope Fraud Ops Assessment”.</w:t>
+        <w:t xml:space="preserve">Create Client “Continental Freight &amp; Logistics” (Industry: Transportation) and Project “Vague-Scope Fleet Efficiency Assessment”.</w:t>
       </w:r>
     </w:p>
     <w:p>
@@ -4999,7 +4999,7 @@
                 <w:sz w:val="19"/>
                 <w:szCs w:val="19"/>
               </w:rPr>
-              <w:t xml:space="preserve">“Look at fraud stuff.”</w:t>
+              <w:t xml:space="preserve">“Make the trucks better.”</w:t>
             </w:r>
           </w:p>
         </w:tc>
@@ -5479,7 +5479,7 @@
           <w:sz w:val="24"/>
           <w:szCs w:val="24"/>
         </w:rPr>
-        <w:t xml:space="preserve">13.4 Financial Control Requiring Segregation of Duties (Manufacturing)</w:t>
+        <w:t xml:space="preserve">13.4 Financial Control Requiring Segregation of Duties (Oil/Gas/Energy)</w:t>
       </w:r>
     </w:p>
     <w:p>
@@ -5536,7 +5536,7 @@
           <w:sz w:val="24"/>
           <w:szCs w:val="24"/>
         </w:rPr>
-        <w:t xml:space="preserve">Open or create the “Atlas Manufacturing Corp” project.</w:t>
+        <w:t xml:space="preserve">Open or create the “Trident Energy Partners” project.</w:t>
       </w:r>
     </w:p>
     <w:p>
@@ -5875,7 +5875,7 @@
           <w:sz w:val="24"/>
           <w:szCs w:val="24"/>
         </w:rPr>
-        <w:t xml:space="preserve">13.5 High-Feasibility Candidate Auto-Promoted (Finance)</w:t>
+        <w:t xml:space="preserve">13.5 High-Feasibility Candidate Auto-Promoted (Agro-Business — Dairy Products)</w:t>
       </w:r>
     </w:p>
     <w:p>
@@ -5932,7 +5932,7 @@
           <w:sz w:val="24"/>
           <w:szCs w:val="24"/>
         </w:rPr>
-        <w:t xml:space="preserve">In Step 2’s Opportunity Assessment tab, add a candidate named “Sanctions-list screening bot”.</w:t>
+        <w:t xml:space="preserve">In Step 2’s Opportunity Assessment tab, add a candidate named “Automated milk quality grading”.</w:t>
       </w:r>
     </w:p>
     <w:p>
@@ -6110,7 +6110,7 @@
                 <w:sz w:val="19"/>
                 <w:szCs w:val="19"/>
               </w:rPr>
-              <w:t xml:space="preserve">Technical 92, Data Quality 88, Process Stability 85, Strategic Fit 88</w:t>
+              <w:t xml:space="preserve">Technical 90, Data Quality 86, Process Stability 85, Strategic Fit 88</w:t>
             </w:r>
           </w:p>
         </w:tc>
@@ -6170,7 +6170,7 @@
                 <w:sz w:val="19"/>
                 <w:szCs w:val="19"/>
               </w:rPr>
-              <w:t xml:space="preserve">$160,000 / $80,000</w:t>
+              <w:t xml:space="preserve">$150,000 / $75,000</w:t>
             </w:r>
           </w:p>
         </w:tc>
@@ -6252,7 +6252,7 @@
           <w:sz w:val="24"/>
           <w:szCs w:val="24"/>
         </w:rPr>
-        <w:t xml:space="preserve">13.6 Low-ROI Candidate Auto-Deprioritized</w:t>
+        <w:t xml:space="preserve">13.6 Low-ROI Candidate Auto-Deprioritized (Manufacturing in Construction)</w:t>
       </w:r>
     </w:p>
     <w:p>
@@ -6291,6 +6291,25 @@
           <w:szCs w:val="24"/>
         </w:rPr>
         <w:t xml:space="preserve">Goal: See a weak-payback candidate automatically pushed to the strategic backlog instead of cluttering the near-term plan.</w:t>
+      </w:r>
+    </w:p>
+    <w:p>
+      <w:pPr>
+        <w:pStyle w:val="ListParagraph"/>
+        <w:numPr>
+          <w:ilvl w:val="0"/>
+          <w:numId w:val="3"/>
+        </w:numPr>
+        <w:spacing w:after="100"/>
+      </w:pPr>
+      <w:r>
+        <w:rPr>
+          <w:rFonts w:ascii="Times New Roman" w:cs="Times New Roman" w:eastAsia="Times New Roman" w:hAnsi="Times New Roman"/>
+          <w:color w:val="58595B"/>
+          <w:sz w:val="24"/>
+          <w:szCs w:val="24"/>
+        </w:rPr>
+        <w:t xml:space="preserve">Open or create the “Cornerstone Construction Materials Inc.” project.</w:t>
       </w:r>
     </w:p>
     <w:p>
@@ -6552,7 +6571,7 @@
           <w:sz w:val="24"/>
           <w:szCs w:val="24"/>
         </w:rPr>
-        <w:t xml:space="preserve">13.7 KPI Spec With an Invalid Data Source (Telecom)</w:t>
+        <w:t xml:space="preserve">13.7 KPI Spec With an Invalid Data Source (Transportation)</w:t>
       </w:r>
     </w:p>
     <w:p>
@@ -6609,7 +6628,7 @@
           <w:sz w:val="24"/>
           <w:szCs w:val="24"/>
         </w:rPr>
-        <w:t xml:space="preserve">In Step 2’s Specs Generation tab, add a KPI Spec.</w:t>
+        <w:t xml:space="preserve">Open or create the “Continental Freight &amp; Logistics” project.</w:t>
       </w:r>
     </w:p>
     <w:p>
@@ -6628,7 +6647,26 @@
           <w:sz w:val="24"/>
           <w:szCs w:val="24"/>
         </w:rPr>
-        <w:t xml:space="preserve">Choose a Data Source from the dropdown that does not correspond to the KPI you intend to measure — for example, selecting “SME_Interview” for a KPI meant to measure automation candidates.</w:t>
+        <w:t xml:space="preserve">In Step 2’s Specs Generation tab, add a KPI Spec.</w:t>
+      </w:r>
+    </w:p>
+    <w:p>
+      <w:pPr>
+        <w:pStyle w:val="ListParagraph"/>
+        <w:numPr>
+          <w:ilvl w:val="0"/>
+          <w:numId w:val="3"/>
+        </w:numPr>
+        <w:spacing w:after="100"/>
+      </w:pPr>
+      <w:r>
+        <w:rPr>
+          <w:rFonts w:ascii="Times New Roman" w:cs="Times New Roman" w:eastAsia="Times New Roman" w:hAnsi="Times New Roman"/>
+          <w:color w:val="58595B"/>
+          <w:sz w:val="24"/>
+          <w:szCs w:val="24"/>
+        </w:rPr>
+        <w:t xml:space="preserve">Choose a Data Source from the dropdown that does not correspond to the KPI you intend to measure — for example, selecting “SME_Interview” for a KPI meant to measure on-time delivery rate.</w:t>
       </w:r>
     </w:p>
     <w:p>
@@ -6787,7 +6825,7 @@
                 <w:sz w:val="19"/>
                 <w:szCs w:val="19"/>
               </w:rPr>
-              <w:t xml:space="preserve">&gt;= 25% reduction in fault mean-time-to-resolution</w:t>
+              <w:t xml:space="preserve">&gt;= 92% on-time delivery rate</w:t>
             </w:r>
           </w:p>
         </w:tc>
@@ -6929,7 +6967,7 @@
           <w:sz w:val="24"/>
           <w:szCs w:val="24"/>
         </w:rPr>
-        <w:t xml:space="preserve">13.8 Sign-Off SLA Breach</w:t>
+        <w:t xml:space="preserve">13.8 Sign-Off SLA Breach (Public Sector)</w:t>
       </w:r>
     </w:p>
     <w:p>
@@ -6986,7 +7024,7 @@
           <w:sz w:val="24"/>
           <w:szCs w:val="24"/>
         </w:rPr>
-        <w:t xml:space="preserve">Compile the spec package in Step 3 and note the delivery timestamp recorded.</w:t>
+        <w:t xml:space="preserve">Using the “City of Ashford Municipal Services” project, compile the spec package in Step 3 and note the delivery timestamp recorded.</w:t>
       </w:r>
     </w:p>
     <w:p>
@@ -7982,7 +8020,7 @@
           <w:sz w:val="27"/>
           <w:szCs w:val="27"/>
         </w:rPr>
-        <w:t xml:space="preserve">13.11 Five Complete Runs, Field by Field</w:t>
+        <w:t xml:space="preserve">13.11 Six Complete Runs, Field by Field</w:t>
       </w:r>
     </w:p>
     <w:p>
@@ -8001,7 +8039,7 @@
           <w:sz w:val="24"/>
           <w:szCs w:val="24"/>
         </w:rPr>
-        <w:t xml:space="preserve">The scenarios above (13.1–13.10) each illustrate one decision point in isolation. The five runs below are different: each is a complete engagement from Step 1 through Step 4, with the exact text, number, or dropdown choice to enter into every field along the way — enough to reproduce the whole run by simply copying each value across. Each uses a different industry, so between them they touch every input type DynamicBA collects: multi-line text, whole numbers, sliders, dollar amounts, dropdowns, checkboxes, and dates.</w:t>
+        <w:t xml:space="preserve">The scenarios above (13.1–13.10) each illustrate one decision point in isolation. The six runs below are different: each is a complete engagement from Step 1 through Step 4, with the exact text, number, or dropdown choice to enter into every field along the way — enough to reproduce the whole run by simply copying each value across. Each covers a different sector — Public Sector, Manufacturing in Construction, Healthcare, Agro-Business (Dairy Products), Transportation, and Oil/Gas/Energy — so between them they touch every input type DynamicBA collects: multi-line text, whole numbers, sliders, dollar amounts, dropdowns, checkboxes, and dates.</w:t>
       </w:r>
     </w:p>
     <w:p>
@@ -8017,7 +8055,7 @@
           <w:sz w:val="24"/>
           <w:szCs w:val="24"/>
         </w:rPr>
-        <w:t xml:space="preserve">13.12 Complete Run — Order-to-Cash Automation Engagement (Retail)</w:t>
+        <w:t xml:space="preserve">13.12 Complete Run — Citizen Permit Application Modernization (Public Sector)</w:t>
       </w:r>
     </w:p>
     <w:p>
@@ -8195,7 +8233,7 @@
                 <w:sz w:val="19"/>
                 <w:szCs w:val="19"/>
               </w:rPr>
-              <w:t xml:space="preserve">Reduce order-to-cash cycle time and manual invoice touchpoints across all regional distribution centers.</w:t>
+              <w:t xml:space="preserve">Reduce citizen wait times and manual re-entry of information when applying for building and business permits online.</w:t>
             </w:r>
           </w:p>
         </w:tc>
@@ -8255,7 +8293,7 @@
                 <w:sz w:val="19"/>
                 <w:szCs w:val="19"/>
               </w:rPr>
-              <w:t xml:space="preserve">Order capture, invoicing, and accounts receivable for the North American retail division.</w:t>
+              <w:t xml:space="preserve">Online permit application intake, document upload, and initial eligibility screening for building and business permits.</w:t>
             </w:r>
           </w:p>
         </w:tc>
@@ -8373,7 +8411,7 @@
                 <w:sz w:val="19"/>
                 <w:szCs w:val="19"/>
               </w:rPr>
-              <w:t xml:space="preserve">Kickoff Q1, specification handoff within 10 weeks.</w:t>
+              <w:t xml:space="preserve">Kickoff in Q2, specification handoff within 12 weeks ahead of the next fiscal year.</w:t>
             </w:r>
           </w:p>
         </w:tc>
@@ -8431,7 +8469,7 @@
                 <w:sz w:val="19"/>
                 <w:szCs w:val="19"/>
               </w:rPr>
-              <w:t xml:space="preserve">Must integrate with the existing SAP ERP without a version upgrade; budget capped at $180,000.</w:t>
+              <w:t xml:space="preserve">Must comply with the jurisdiction’s public records retention policy; no citizen data may be hosted outside the country.</w:t>
             </w:r>
           </w:p>
         </w:tc>
@@ -8549,7 +8587,7 @@
                 <w:sz w:val="19"/>
                 <w:szCs w:val="19"/>
               </w:rPr>
-              <w:t xml:space="preserve">Name: Dana Whitfield · Role: Client Sponsor · Influence: High</w:t>
+              <w:t xml:space="preserve">Name: Marcus Webb · Role: Client Sponsor · Influence: High</w:t>
             </w:r>
           </w:p>
         </w:tc>
@@ -8609,7 +8647,7 @@
                 <w:sz w:val="19"/>
                 <w:szCs w:val="19"/>
               </w:rPr>
-              <w:t xml:space="preserve">Name: Priya Nandakumar · Role: Process Owner · Influence: High</w:t>
+              <w:t xml:space="preserve">Name: Elena Ruiz · Role: Process Owner · Influence: High</w:t>
             </w:r>
           </w:p>
         </w:tc>
@@ -8667,7 +8705,7 @@
                 <w:sz w:val="19"/>
                 <w:szCs w:val="19"/>
               </w:rPr>
-              <w:t xml:space="preserve">Name: Alex Ferreira · Role: IT Lead · Influence: Medium</w:t>
+              <w:t xml:space="preserve">Name: Devon Park · Role: IT Lead · Influence: Medium</w:t>
             </w:r>
           </w:p>
         </w:tc>
@@ -8727,7 +8765,7 @@
                 <w:sz w:val="19"/>
                 <w:szCs w:val="19"/>
               </w:rPr>
-              <w:t xml:space="preserve">Click "Run Pre-Flight Quality Check" — expect a score in the mid-90s.</w:t>
+              <w:t xml:space="preserve">Click "Run Pre-Flight Quality Check"</w:t>
             </w:r>
           </w:p>
         </w:tc>
@@ -8861,35 +8899,35 @@
                 <w:sz w:val="19"/>
                 <w:szCs w:val="19"/>
               </w:rPr>
-              <w:t xml:space="preserve">Systems identified in the landscape</w:t>
-            </w:r>
-          </w:p>
-        </w:tc>
-        <w:tc>
-          <w:tcPr>
-            <w:tcW w:type="dxa" w:w="6140"/>
-            <w:tcMar>
-              <w:top w:type="dxa" w:w="60"/>
-              <w:left w:type="dxa" w:w="100"/>
-              <w:bottom w:type="dxa" w:w="60"/>
-              <w:right w:type="dxa" w:w="100"/>
-            </w:tcMar>
-            <w:vAlign w:val="center"/>
-          </w:tcPr>
-          <w:p>
-            <w:pPr>
-              <w:jc w:val="left"/>
-            </w:pPr>
-            <w:r>
-              <w:rPr>
-                <w:rFonts w:ascii="Times New Roman" w:cs="Times New Roman" w:eastAsia="Times New Roman" w:hAnsi="Times New Roman"/>
-                <w:b w:val="false"/>
-                <w:bCs w:val="false"/>
-                <w:color w:val="58595B"/>
-                <w:sz w:val="19"/>
-                <w:szCs w:val="19"/>
-              </w:rPr>
-              <w:t xml:space="preserve">6</w:t>
+              <w:t xml:space="preserve">Systems identified</w:t>
+            </w:r>
+          </w:p>
+        </w:tc>
+        <w:tc>
+          <w:tcPr>
+            <w:tcW w:type="dxa" w:w="6140"/>
+            <w:tcMar>
+              <w:top w:type="dxa" w:w="60"/>
+              <w:left w:type="dxa" w:w="100"/>
+              <w:bottom w:type="dxa" w:w="60"/>
+              <w:right w:type="dxa" w:w="100"/>
+            </w:tcMar>
+            <w:vAlign w:val="center"/>
+          </w:tcPr>
+          <w:p>
+            <w:pPr>
+              <w:jc w:val="left"/>
+            </w:pPr>
+            <w:r>
+              <w:rPr>
+                <w:rFonts w:ascii="Times New Roman" w:cs="Times New Roman" w:eastAsia="Times New Roman" w:hAnsi="Times New Roman"/>
+                <w:b w:val="false"/>
+                <w:bCs w:val="false"/>
+                <w:color w:val="58595B"/>
+                <w:sz w:val="19"/>
+                <w:szCs w:val="19"/>
+              </w:rPr>
+              <w:t xml:space="preserve">5</w:t>
             </w:r>
           </w:p>
         </w:tc>
@@ -8949,7 +8987,7 @@
                 <w:sz w:val="19"/>
                 <w:szCs w:val="19"/>
               </w:rPr>
-              <w:t xml:space="preserve">5</w:t>
+              <w:t xml:space="preserve">4</w:t>
             </w:r>
           </w:p>
         </w:tc>
@@ -9067,7 +9105,7 @@
                 <w:sz w:val="19"/>
                 <w:szCs w:val="19"/>
               </w:rPr>
-              <w:t xml:space="preserve">SAP ERP</w:t>
+              <w:t xml:space="preserve">Permit management system</w:t>
             </w:r>
           </w:p>
         </w:tc>
@@ -9125,7 +9163,7 @@
                 <w:sz w:val="19"/>
                 <w:szCs w:val="19"/>
               </w:rPr>
-              <w:t xml:space="preserve">Salesforce CRM</w:t>
+              <w:t xml:space="preserve">Citizen payment portal</w:t>
             </w:r>
           </w:p>
         </w:tc>
@@ -9287,7 +9325,7 @@
                 <w:sz w:val="19"/>
                 <w:szCs w:val="19"/>
               </w:rPr>
-              <w:t xml:space="preserve">18</w:t>
+              <w:t xml:space="preserve">16</w:t>
             </w:r>
           </w:p>
         </w:tc>
@@ -9347,7 +9385,7 @@
                 <w:sz w:val="19"/>
                 <w:szCs w:val="19"/>
               </w:rPr>
-              <w:t xml:space="preserve">17</w:t>
+              <w:t xml:space="preserve">15</w:t>
             </w:r>
           </w:p>
         </w:tc>
@@ -9405,6 +9443,66 @@
                 <w:sz w:val="19"/>
                 <w:szCs w:val="19"/>
               </w:rPr>
+              <w:t xml:space="preserve">120</w:t>
+            </w:r>
+          </w:p>
+        </w:tc>
+      </w:tr>
+      <w:tr>
+        <w:tc>
+          <w:tcPr>
+            <w:tcW w:type="dxa" w:w="3400"/>
+            <w:shd w:fill="F2F2F3" w:color="auto" w:val="clear"/>
+            <w:tcMar>
+              <w:top w:type="dxa" w:w="60"/>
+              <w:left w:type="dxa" w:w="100"/>
+              <w:bottom w:type="dxa" w:w="60"/>
+              <w:right w:type="dxa" w:w="100"/>
+            </w:tcMar>
+            <w:vAlign w:val="center"/>
+          </w:tcPr>
+          <w:p>
+            <w:pPr>
+              <w:jc w:val="left"/>
+            </w:pPr>
+            <w:r>
+              <w:rPr>
+                <w:rFonts w:ascii="Times New Roman" w:cs="Times New Roman" w:eastAsia="Times New Roman" w:hAnsi="Times New Roman"/>
+                <w:b w:val="false"/>
+                <w:bCs w:val="false"/>
+                <w:color w:val="58595B"/>
+                <w:sz w:val="19"/>
+                <w:szCs w:val="19"/>
+              </w:rPr>
+              <w:t xml:space="preserve">Industry benchmark (h)</w:t>
+            </w:r>
+          </w:p>
+        </w:tc>
+        <w:tc>
+          <w:tcPr>
+            <w:tcW w:type="dxa" w:w="6140"/>
+            <w:shd w:fill="F2F2F3" w:color="auto" w:val="clear"/>
+            <w:tcMar>
+              <w:top w:type="dxa" w:w="60"/>
+              <w:left w:type="dxa" w:w="100"/>
+              <w:bottom w:type="dxa" w:w="60"/>
+              <w:right w:type="dxa" w:w="100"/>
+            </w:tcMar>
+            <w:vAlign w:val="center"/>
+          </w:tcPr>
+          <w:p>
+            <w:pPr>
+              <w:jc w:val="left"/>
+            </w:pPr>
+            <w:r>
+              <w:rPr>
+                <w:rFonts w:ascii="Times New Roman" w:cs="Times New Roman" w:eastAsia="Times New Roman" w:hAnsi="Times New Roman"/>
+                <w:b w:val="false"/>
+                <w:bCs w:val="false"/>
+                <w:color w:val="58595B"/>
+                <w:sz w:val="19"/>
+                <w:szCs w:val="19"/>
+              </w:rPr>
               <w:t xml:space="preserve">96</w:t>
             </w:r>
           </w:p>
@@ -9414,66 +9512,6 @@
         <w:tc>
           <w:tcPr>
             <w:tcW w:type="dxa" w:w="3400"/>
-            <w:shd w:fill="F2F2F3" w:color="auto" w:val="clear"/>
-            <w:tcMar>
-              <w:top w:type="dxa" w:w="60"/>
-              <w:left w:type="dxa" w:w="100"/>
-              <w:bottom w:type="dxa" w:w="60"/>
-              <w:right w:type="dxa" w:w="100"/>
-            </w:tcMar>
-            <w:vAlign w:val="center"/>
-          </w:tcPr>
-          <w:p>
-            <w:pPr>
-              <w:jc w:val="left"/>
-            </w:pPr>
-            <w:r>
-              <w:rPr>
-                <w:rFonts w:ascii="Times New Roman" w:cs="Times New Roman" w:eastAsia="Times New Roman" w:hAnsi="Times New Roman"/>
-                <w:b w:val="false"/>
-                <w:bCs w:val="false"/>
-                <w:color w:val="58595B"/>
-                <w:sz w:val="19"/>
-                <w:szCs w:val="19"/>
-              </w:rPr>
-              <w:t xml:space="preserve">Industry benchmark (h)</w:t>
-            </w:r>
-          </w:p>
-        </w:tc>
-        <w:tc>
-          <w:tcPr>
-            <w:tcW w:type="dxa" w:w="6140"/>
-            <w:shd w:fill="F2F2F3" w:color="auto" w:val="clear"/>
-            <w:tcMar>
-              <w:top w:type="dxa" w:w="60"/>
-              <w:left w:type="dxa" w:w="100"/>
-              <w:bottom w:type="dxa" w:w="60"/>
-              <w:right w:type="dxa" w:w="100"/>
-            </w:tcMar>
-            <w:vAlign w:val="center"/>
-          </w:tcPr>
-          <w:p>
-            <w:pPr>
-              <w:jc w:val="left"/>
-            </w:pPr>
-            <w:r>
-              <w:rPr>
-                <w:rFonts w:ascii="Times New Roman" w:cs="Times New Roman" w:eastAsia="Times New Roman" w:hAnsi="Times New Roman"/>
-                <w:b w:val="false"/>
-                <w:bCs w:val="false"/>
-                <w:color w:val="58595B"/>
-                <w:sz w:val="19"/>
-                <w:szCs w:val="19"/>
-              </w:rPr>
-              <w:t xml:space="preserve">70</w:t>
-            </w:r>
-          </w:p>
-        </w:tc>
-      </w:tr>
-      <w:tr>
-        <w:tc>
-          <w:tcPr>
-            <w:tcW w:type="dxa" w:w="3400"/>
             <w:tcMar>
               <w:top w:type="dxa" w:w="60"/>
               <w:left w:type="dxa" w:w="100"/>
@@ -9583,7 +9621,7 @@
                 <w:sz w:val="19"/>
                 <w:szCs w:val="19"/>
               </w:rPr>
-              <w:t xml:space="preserve">Description: Manual 3-way match delays invoice approval by 3-5 days · Severity: High</w:t>
+              <w:t xml:space="preserve">Description: Applicants must re-enter the same business information across three separate forms · Severity: Medium</w:t>
             </w:r>
           </w:p>
         </w:tc>
@@ -9641,7 +9679,7 @@
                 <w:sz w:val="19"/>
                 <w:szCs w:val="19"/>
               </w:rPr>
-              <w:t xml:space="preserve">Description: Credit holds are released manually, causing order delays · Severity: Medium</w:t>
+              <w:t xml:space="preserve">Description: Document verification is queued manually and often delayed by a week · Severity: High</w:t>
             </w:r>
           </w:p>
         </w:tc>
@@ -9701,7 +9739,7 @@
                 <w:sz w:val="19"/>
                 <w:szCs w:val="19"/>
               </w:rPr>
-              <w:t xml:space="preserve">Metric name: Average invoice cycle time · Value: 96 · Unit: hours</w:t>
+              <w:t xml:space="preserve">Metric name: Average permit approval time · Value: 12 · Unit: days</w:t>
             </w:r>
           </w:p>
         </w:tc>
@@ -9759,7 +9797,7 @@
                 <w:sz w:val="19"/>
                 <w:szCs w:val="19"/>
               </w:rPr>
-              <w:t xml:space="preserve">Metric name: Manual touchpoints per order · Value: 7 · Unit: count</w:t>
+              <w:t xml:space="preserve">Metric name: Applications requiring manual follow-up · Value: 40 · Unit: percent</w:t>
             </w:r>
           </w:p>
         </w:tc>
@@ -9921,7 +9959,7 @@
                 <w:sz w:val="19"/>
                 <w:szCs w:val="19"/>
               </w:rPr>
-              <w:t xml:space="preserve">Automated 3-way invoice matching</w:t>
+              <w:t xml:space="preserve">Automated permit eligibility pre-check</w:t>
             </w:r>
           </w:p>
         </w:tc>
@@ -9981,7 +10019,7 @@
                 <w:sz w:val="19"/>
                 <w:szCs w:val="19"/>
               </w:rPr>
-              <w:t xml:space="preserve">85</w:t>
+              <w:t xml:space="preserve">78</w:t>
             </w:r>
           </w:p>
         </w:tc>
@@ -10039,6 +10077,124 @@
                 <w:sz w:val="19"/>
                 <w:szCs w:val="19"/>
               </w:rPr>
+              <w:t xml:space="preserve">70</w:t>
+            </w:r>
+          </w:p>
+        </w:tc>
+      </w:tr>
+      <w:tr>
+        <w:tc>
+          <w:tcPr>
+            <w:tcW w:type="dxa" w:w="3400"/>
+            <w:shd w:fill="F2F2F3" w:color="auto" w:val="clear"/>
+            <w:tcMar>
+              <w:top w:type="dxa" w:w="60"/>
+              <w:left w:type="dxa" w:w="100"/>
+              <w:bottom w:type="dxa" w:w="60"/>
+              <w:right w:type="dxa" w:w="100"/>
+            </w:tcMar>
+            <w:vAlign w:val="center"/>
+          </w:tcPr>
+          <w:p>
+            <w:pPr>
+              <w:jc w:val="left"/>
+            </w:pPr>
+            <w:r>
+              <w:rPr>
+                <w:rFonts w:ascii="Times New Roman" w:cs="Times New Roman" w:eastAsia="Times New Roman" w:hAnsi="Times New Roman"/>
+                <w:b w:val="false"/>
+                <w:bCs w:val="false"/>
+                <w:color w:val="58595B"/>
+                <w:sz w:val="19"/>
+                <w:szCs w:val="19"/>
+              </w:rPr>
+              <w:t xml:space="preserve">Process Stability slider</w:t>
+            </w:r>
+          </w:p>
+        </w:tc>
+        <w:tc>
+          <w:tcPr>
+            <w:tcW w:type="dxa" w:w="6140"/>
+            <w:shd w:fill="F2F2F3" w:color="auto" w:val="clear"/>
+            <w:tcMar>
+              <w:top w:type="dxa" w:w="60"/>
+              <w:left w:type="dxa" w:w="100"/>
+              <w:bottom w:type="dxa" w:w="60"/>
+              <w:right w:type="dxa" w:w="100"/>
+            </w:tcMar>
+            <w:vAlign w:val="center"/>
+          </w:tcPr>
+          <w:p>
+            <w:pPr>
+              <w:jc w:val="left"/>
+            </w:pPr>
+            <w:r>
+              <w:rPr>
+                <w:rFonts w:ascii="Times New Roman" w:cs="Times New Roman" w:eastAsia="Times New Roman" w:hAnsi="Times New Roman"/>
+                <w:b w:val="false"/>
+                <w:bCs w:val="false"/>
+                <w:color w:val="58595B"/>
+                <w:sz w:val="19"/>
+                <w:szCs w:val="19"/>
+              </w:rPr>
+              <w:t xml:space="preserve">75</w:t>
+            </w:r>
+          </w:p>
+        </w:tc>
+      </w:tr>
+      <w:tr>
+        <w:tc>
+          <w:tcPr>
+            <w:tcW w:type="dxa" w:w="3400"/>
+            <w:tcMar>
+              <w:top w:type="dxa" w:w="60"/>
+              <w:left w:type="dxa" w:w="100"/>
+              <w:bottom w:type="dxa" w:w="60"/>
+              <w:right w:type="dxa" w:w="100"/>
+            </w:tcMar>
+            <w:vAlign w:val="center"/>
+          </w:tcPr>
+          <w:p>
+            <w:pPr>
+              <w:jc w:val="left"/>
+            </w:pPr>
+            <w:r>
+              <w:rPr>
+                <w:rFonts w:ascii="Times New Roman" w:cs="Times New Roman" w:eastAsia="Times New Roman" w:hAnsi="Times New Roman"/>
+                <w:b w:val="false"/>
+                <w:bCs w:val="false"/>
+                <w:color w:val="58595B"/>
+                <w:sz w:val="19"/>
+                <w:szCs w:val="19"/>
+              </w:rPr>
+              <w:t xml:space="preserve">Strategic Fit slider</w:t>
+            </w:r>
+          </w:p>
+        </w:tc>
+        <w:tc>
+          <w:tcPr>
+            <w:tcW w:type="dxa" w:w="6140"/>
+            <w:tcMar>
+              <w:top w:type="dxa" w:w="60"/>
+              <w:left w:type="dxa" w:w="100"/>
+              <w:bottom w:type="dxa" w:w="60"/>
+              <w:right w:type="dxa" w:w="100"/>
+            </w:tcMar>
+            <w:vAlign w:val="center"/>
+          </w:tcPr>
+          <w:p>
+            <w:pPr>
+              <w:jc w:val="left"/>
+            </w:pPr>
+            <w:r>
+              <w:rPr>
+                <w:rFonts w:ascii="Times New Roman" w:cs="Times New Roman" w:eastAsia="Times New Roman" w:hAnsi="Times New Roman"/>
+                <w:b w:val="false"/>
+                <w:bCs w:val="false"/>
+                <w:color w:val="58595B"/>
+                <w:sz w:val="19"/>
+                <w:szCs w:val="19"/>
+              </w:rPr>
               <w:t xml:space="preserve">80</w:t>
             </w:r>
           </w:p>
@@ -10070,124 +10226,6 @@
                 <w:sz w:val="19"/>
                 <w:szCs w:val="19"/>
               </w:rPr>
-              <w:t xml:space="preserve">Process Stability slider</w:t>
-            </w:r>
-          </w:p>
-        </w:tc>
-        <w:tc>
-          <w:tcPr>
-            <w:tcW w:type="dxa" w:w="6140"/>
-            <w:shd w:fill="F2F2F3" w:color="auto" w:val="clear"/>
-            <w:tcMar>
-              <w:top w:type="dxa" w:w="60"/>
-              <w:left w:type="dxa" w:w="100"/>
-              <w:bottom w:type="dxa" w:w="60"/>
-              <w:right w:type="dxa" w:w="100"/>
-            </w:tcMar>
-            <w:vAlign w:val="center"/>
-          </w:tcPr>
-          <w:p>
-            <w:pPr>
-              <w:jc w:val="left"/>
-            </w:pPr>
-            <w:r>
-              <w:rPr>
-                <w:rFonts w:ascii="Times New Roman" w:cs="Times New Roman" w:eastAsia="Times New Roman" w:hAnsi="Times New Roman"/>
-                <w:b w:val="false"/>
-                <w:bCs w:val="false"/>
-                <w:color w:val="58595B"/>
-                <w:sz w:val="19"/>
-                <w:szCs w:val="19"/>
-              </w:rPr>
-              <w:t xml:space="preserve">75</w:t>
-            </w:r>
-          </w:p>
-        </w:tc>
-      </w:tr>
-      <w:tr>
-        <w:tc>
-          <w:tcPr>
-            <w:tcW w:type="dxa" w:w="3400"/>
-            <w:tcMar>
-              <w:top w:type="dxa" w:w="60"/>
-              <w:left w:type="dxa" w:w="100"/>
-              <w:bottom w:type="dxa" w:w="60"/>
-              <w:right w:type="dxa" w:w="100"/>
-            </w:tcMar>
-            <w:vAlign w:val="center"/>
-          </w:tcPr>
-          <w:p>
-            <w:pPr>
-              <w:jc w:val="left"/>
-            </w:pPr>
-            <w:r>
-              <w:rPr>
-                <w:rFonts w:ascii="Times New Roman" w:cs="Times New Roman" w:eastAsia="Times New Roman" w:hAnsi="Times New Roman"/>
-                <w:b w:val="false"/>
-                <w:bCs w:val="false"/>
-                <w:color w:val="58595B"/>
-                <w:sz w:val="19"/>
-                <w:szCs w:val="19"/>
-              </w:rPr>
-              <w:t xml:space="preserve">Strategic Fit slider</w:t>
-            </w:r>
-          </w:p>
-        </w:tc>
-        <w:tc>
-          <w:tcPr>
-            <w:tcW w:type="dxa" w:w="6140"/>
-            <w:tcMar>
-              <w:top w:type="dxa" w:w="60"/>
-              <w:left w:type="dxa" w:w="100"/>
-              <w:bottom w:type="dxa" w:w="60"/>
-              <w:right w:type="dxa" w:w="100"/>
-            </w:tcMar>
-            <w:vAlign w:val="center"/>
-          </w:tcPr>
-          <w:p>
-            <w:pPr>
-              <w:jc w:val="left"/>
-            </w:pPr>
-            <w:r>
-              <w:rPr>
-                <w:rFonts w:ascii="Times New Roman" w:cs="Times New Roman" w:eastAsia="Times New Roman" w:hAnsi="Times New Roman"/>
-                <w:b w:val="false"/>
-                <w:bCs w:val="false"/>
-                <w:color w:val="58595B"/>
-                <w:sz w:val="19"/>
-                <w:szCs w:val="19"/>
-              </w:rPr>
-              <w:t xml:space="preserve">80</w:t>
-            </w:r>
-          </w:p>
-        </w:tc>
-      </w:tr>
-      <w:tr>
-        <w:tc>
-          <w:tcPr>
-            <w:tcW w:type="dxa" w:w="3400"/>
-            <w:shd w:fill="F2F2F3" w:color="auto" w:val="clear"/>
-            <w:tcMar>
-              <w:top w:type="dxa" w:w="60"/>
-              <w:left w:type="dxa" w:w="100"/>
-              <w:bottom w:type="dxa" w:w="60"/>
-              <w:right w:type="dxa" w:w="100"/>
-            </w:tcMar>
-            <w:vAlign w:val="center"/>
-          </w:tcPr>
-          <w:p>
-            <w:pPr>
-              <w:jc w:val="left"/>
-            </w:pPr>
-            <w:r>
-              <w:rPr>
-                <w:rFonts w:ascii="Times New Roman" w:cs="Times New Roman" w:eastAsia="Times New Roman" w:hAnsi="Times New Roman"/>
-                <w:b w:val="false"/>
-                <w:bCs w:val="false"/>
-                <w:color w:val="58595B"/>
-                <w:sz w:val="19"/>
-                <w:szCs w:val="19"/>
-              </w:rPr>
               <w:t xml:space="preserve">Annual benefit (USD)</w:t>
             </w:r>
           </w:p>
@@ -10217,7 +10255,7 @@
                 <w:sz w:val="19"/>
                 <w:szCs w:val="19"/>
               </w:rPr>
-              <w:t xml:space="preserve">120000</w:t>
+              <w:t xml:space="preserve">95000</w:t>
             </w:r>
           </w:p>
         </w:tc>
@@ -10275,7 +10313,7 @@
                 <w:sz w:val="19"/>
                 <w:szCs w:val="19"/>
               </w:rPr>
-              <w:t xml:space="preserve">60000</w:t>
+              <w:t xml:space="preserve">55000</w:t>
             </w:r>
           </w:p>
         </w:tc>
@@ -10393,7 +10431,7 @@
                 <w:sz w:val="19"/>
                 <w:szCs w:val="19"/>
               </w:rPr>
-              <w:t xml:space="preserve">Click "Score &amp; Add Candidate" — expect Feasibility around 80, promoted to the prioritization matrix.</w:t>
+              <w:t xml:space="preserve">Click "Score &amp; Add Candidate"</w:t>
             </w:r>
           </w:p>
         </w:tc>
@@ -10555,7 +10593,7 @@
                 <w:sz w:val="19"/>
                 <w:szCs w:val="19"/>
               </w:rPr>
-              <w:t xml:space="preserve">Click "Mark Approved" on the future-state process map</w:t>
+              <w:t xml:space="preserve">Click "Mark Approved"</w:t>
             </w:r>
           </w:p>
         </w:tc>
@@ -10615,7 +10653,7 @@
                 <w:sz w:val="19"/>
                 <w:szCs w:val="19"/>
               </w:rPr>
-              <w:t xml:space="preserve">Name: Automated invoice matching workflow · Status: Approved</w:t>
+              <w:t xml:space="preserve">Name: Automated eligibility pre-check at application submission · Status: Approved</w:t>
             </w:r>
           </w:p>
         </w:tc>
@@ -10673,7 +10711,7 @@
                 <w:sz w:val="19"/>
                 <w:szCs w:val="19"/>
               </w:rPr>
-              <w:t xml:space="preserve">Target system: SAP ERP – Accounts Payable module</w:t>
+              <w:t xml:space="preserve">Target system: Permit management system API</w:t>
             </w:r>
           </w:p>
         </w:tc>
@@ -10733,7 +10771,7 @@
                 <w:sz w:val="19"/>
                 <w:szCs w:val="19"/>
               </w:rPr>
-              <w:t xml:space="preserve">AI-Assisted step: checked · Handles sensitive data: unchecked</w:t>
+              <w:t xml:space="preserve">AI-Assisted step: checked · Handles sensitive data: checked (citizen personal information triggers a mandatory human checkpoint, rule BR-09)</w:t>
             </w:r>
           </w:p>
         </w:tc>
@@ -10791,7 +10829,7 @@
                 <w:sz w:val="19"/>
                 <w:szCs w:val="19"/>
               </w:rPr>
-              <w:t xml:space="preserve">Type: Preventive · Linked to financial action: checked</w:t>
+              <w:t xml:space="preserve">Type: Detective · Linked to financial action: unchecked</w:t>
             </w:r>
           </w:p>
         </w:tc>
@@ -10851,7 +10889,7 @@
                 <w:sz w:val="19"/>
                 <w:szCs w:val="19"/>
               </w:rPr>
-              <w:t xml:space="preserve">Category: Financial control risk</w:t>
+              <w:t xml:space="preserve">Category: Public records disclosure risk during automated document handling</w:t>
             </w:r>
           </w:p>
         </w:tc>
@@ -11073,7 +11111,7 @@
                 <w:sz w:val="19"/>
                 <w:szCs w:val="19"/>
               </w:rPr>
-              <w:t xml:space="preserve">Target Value: &gt;= 90% invoices matched automatically · Data source: Automation_Candidate</w:t>
+              <w:t xml:space="preserve">Target Value: &gt;= 30% reduction in average permit approval time · Data source: Baseline_Metric</w:t>
             </w:r>
           </w:p>
         </w:tc>
@@ -11191,7 +11229,7 @@
                 <w:sz w:val="19"/>
                 <w:szCs w:val="19"/>
               </w:rPr>
-              <w:t xml:space="preserve">Refresh cadence: Real-time</w:t>
+              <w:t xml:space="preserve">Refresh cadence: Weekly</w:t>
             </w:r>
           </w:p>
         </w:tc>
@@ -11249,7 +11287,7 @@
                 <w:sz w:val="19"/>
                 <w:szCs w:val="19"/>
               </w:rPr>
-              <w:t xml:space="preserve">Coverage: 100 · Source paragraph ref: SOW §1.2</w:t>
+              <w:t xml:space="preserve">Coverage: 100 · Source paragraph ref: SOW §1.3</w:t>
             </w:r>
           </w:p>
         </w:tc>
@@ -11529,7 +11567,7 @@
                 <w:sz w:val="19"/>
                 <w:szCs w:val="19"/>
               </w:rPr>
-              <w:t xml:space="preserve">Dana Whitfield</w:t>
+              <w:t xml:space="preserve">Marcus Webb</w:t>
             </w:r>
           </w:p>
         </w:tc>
@@ -11589,7 +11627,7 @@
                 <w:sz w:val="19"/>
                 <w:szCs w:val="19"/>
               </w:rPr>
-              <w:t xml:space="preserve">Click "Capture Client Sign-Off", then "Check SLA Now"</w:t>
+              <w:t xml:space="preserve">Click "Capture Client Sign-Off"</w:t>
             </w:r>
           </w:p>
         </w:tc>
@@ -11811,7 +11849,7 @@
                 <w:sz w:val="19"/>
                 <w:szCs w:val="19"/>
               </w:rPr>
-              <w:t xml:space="preserve">Configure 3-way match rule in SAP · Priority: High</w:t>
+              <w:t xml:space="preserve">Build eligibility pre-check rules engine · Priority: High</w:t>
             </w:r>
           </w:p>
         </w:tc>
@@ -11869,7 +11907,7 @@
                 <w:sz w:val="19"/>
                 <w:szCs w:val="19"/>
               </w:rPr>
-              <w:t xml:space="preserve">62</w:t>
+              <w:t xml:space="preserve">45</w:t>
             </w:r>
           </w:p>
         </w:tc>
@@ -11953,7 +11991,7 @@
           <w:sz w:val="24"/>
           <w:szCs w:val="24"/>
         </w:rPr>
-        <w:t xml:space="preserve">13.13 Complete Run — Patient Intake Digitization (Healthcare)</w:t>
+        <w:t xml:space="preserve">13.13 Complete Run — Precast Concrete Production Quality &amp; Dispatch Automation (Manufacturing in Construction)</w:t>
       </w:r>
     </w:p>
     <w:p>
@@ -11972,7 +12010,7 @@
           <w:sz w:val="24"/>
           <w:szCs w:val="24"/>
         </w:rPr>
-        <w:t xml:space="preserve">Consultant role used throughout: Senior Business Analyst, then Solution Architect</w:t>
+        <w:t xml:space="preserve">Consultant role used throughout: Business Analyst, then Solution Architect</w:t>
       </w:r>
     </w:p>
     <w:p>
@@ -12131,7 +12169,7 @@
                 <w:sz w:val="19"/>
                 <w:szCs w:val="19"/>
               </w:rPr>
-              <w:t xml:space="preserve">Digitize and streamline patient intake to reduce front-desk wait times and data-entry errors across three hospital campuses.</w:t>
+              <w:t xml:space="preserve">Reduce quality-hold delays and dispatch errors in precast concrete panel production across two plants.</w:t>
             </w:r>
           </w:p>
         </w:tc>
@@ -12191,7 +12229,7 @@
                 <w:sz w:val="19"/>
                 <w:szCs w:val="19"/>
               </w:rPr>
-              <w:t xml:space="preserve">Patient registration, insurance verification, and consent capture at all outpatient facilities.</w:t>
+              <w:t xml:space="preserve">Batch mixing quality control, curing sign-off, and finished-panel dispatch scheduling.</w:t>
             </w:r>
           </w:p>
         </w:tc>
@@ -12249,7 +12287,7 @@
                 <w:sz w:val="19"/>
                 <w:szCs w:val="19"/>
               </w:rPr>
-              <w:t xml:space="preserve">Full specification package covering intake workflow automation with HIPAA-aligned controls.</w:t>
+              <w:t xml:space="preserve">To-be process design, governance artifacts, and full specification package for the production-to-dispatch workflow.</w:t>
             </w:r>
           </w:p>
         </w:tc>
@@ -12309,7 +12347,7 @@
                 <w:sz w:val="19"/>
                 <w:szCs w:val="19"/>
               </w:rPr>
-              <w:t xml:space="preserve">Discovery in month 1, specs delivered by end of month 3.</w:t>
+              <w:t xml:space="preserve">Ten-week engagement aligned with the plant’s slower winter production schedule.</w:t>
             </w:r>
           </w:p>
         </w:tc>
@@ -12367,7 +12405,7 @@
                 <w:sz w:val="19"/>
                 <w:szCs w:val="19"/>
               </w:rPr>
-              <w:t xml:space="preserve">Must remain compliant with HIPAA; no PHI may leave the client’s own data center.</w:t>
+              <w:t xml:space="preserve">Must preserve existing structural certification documentation format; no changes to batching equipment firmware.</w:t>
             </w:r>
           </w:p>
         </w:tc>
@@ -12485,7 +12523,7 @@
                 <w:sz w:val="19"/>
                 <w:szCs w:val="19"/>
               </w:rPr>
-              <w:t xml:space="preserve">Name: Dr. Elaine Cho · Role: Client Sponsor · Influence: High</w:t>
+              <w:t xml:space="preserve">Name: Grace Thompson · Role: Client Sponsor · Influence: High</w:t>
             </w:r>
           </w:p>
         </w:tc>
@@ -12545,74 +12583,15 @@
                 <w:sz w:val="19"/>
                 <w:szCs w:val="19"/>
               </w:rPr>
-              <w:t xml:space="preserve">Name: Marcus Ibe · Role: Process Owner · Influence: High</w:t>
-            </w:r>
-          </w:p>
-        </w:tc>
-      </w:tr>
-      <w:tr>
-        <w:tc>
-          <w:tcPr>
-            <w:tcW w:type="dxa" w:w="3400"/>
-            <w:tcMar>
-              <w:top w:type="dxa" w:w="60"/>
-              <w:left w:type="dxa" w:w="100"/>
-              <w:bottom w:type="dxa" w:w="60"/>
-              <w:right w:type="dxa" w:w="100"/>
-            </w:tcMar>
-            <w:vAlign w:val="center"/>
-          </w:tcPr>
-          <w:p>
-            <w:pPr>
-              <w:jc w:val="left"/>
-            </w:pPr>
-            <w:r>
-              <w:rPr>
-                <w:rFonts w:ascii="Times New Roman" w:cs="Times New Roman" w:eastAsia="Times New Roman" w:hAnsi="Times New Roman"/>
-                <w:b w:val="false"/>
-                <w:bCs w:val="false"/>
-                <w:color w:val="58595B"/>
-                <w:sz w:val="19"/>
-                <w:szCs w:val="19"/>
-              </w:rPr>
-              <w:t xml:space="preserve">Stakeholder 3</w:t>
-            </w:r>
-          </w:p>
-        </w:tc>
-        <w:tc>
-          <w:tcPr>
-            <w:tcW w:type="dxa" w:w="6140"/>
-            <w:tcMar>
-              <w:top w:type="dxa" w:w="60"/>
-              <w:left w:type="dxa" w:w="100"/>
-              <w:bottom w:type="dxa" w:w="60"/>
-              <w:right w:type="dxa" w:w="100"/>
-            </w:tcMar>
-            <w:vAlign w:val="center"/>
-          </w:tcPr>
-          <w:p>
-            <w:pPr>
-              <w:jc w:val="left"/>
-            </w:pPr>
-            <w:r>
-              <w:rPr>
-                <w:rFonts w:ascii="Times New Roman" w:cs="Times New Roman" w:eastAsia="Times New Roman" w:hAnsi="Times New Roman"/>
-                <w:b w:val="false"/>
-                <w:bCs w:val="false"/>
-                <w:color w:val="58595B"/>
-                <w:sz w:val="19"/>
-                <w:szCs w:val="19"/>
-              </w:rPr>
-              <w:t xml:space="preserve">Name: Renata Diaz · Role: IT Lead · Influence: Medium</w:t>
-            </w:r>
-          </w:p>
-        </w:tc>
-      </w:tr>
-      <w:tr>
-        <w:tc>
-          <w:tcPr>
-            <w:tcW w:type="dxa" w:w="3400"/>
-            <w:shd w:fill="F2F2F3" w:color="auto" w:val="clear"/>
+              <w:t xml:space="preserve">Name: Miguel Santos · Role: Process Owner · Influence: Medium</w:t>
+            </w:r>
+          </w:p>
+        </w:tc>
+      </w:tr>
+      <w:tr>
+        <w:tc>
+          <w:tcPr>
+            <w:tcW w:type="dxa" w:w="3400"/>
             <w:tcMar>
               <w:top w:type="dxa" w:w="60"/>
               <w:left w:type="dxa" w:w="100"/>
@@ -12641,7 +12620,6 @@
         <w:tc>
           <w:tcPr>
             <w:tcW w:type="dxa" w:w="6140"/>
-            <w:shd w:fill="F2F2F3" w:color="auto" w:val="clear"/>
             <w:tcMar>
               <w:top w:type="dxa" w:w="60"/>
               <w:left w:type="dxa" w:w="100"/>
@@ -12885,7 +12863,7 @@
                 <w:sz w:val="19"/>
                 <w:szCs w:val="19"/>
               </w:rPr>
-              <w:t xml:space="preserve">3</w:t>
+              <w:t xml:space="preserve">4</w:t>
             </w:r>
           </w:p>
         </w:tc>
@@ -13003,7 +12981,7 @@
                 <w:sz w:val="19"/>
                 <w:szCs w:val="19"/>
               </w:rPr>
-              <w:t xml:space="preserve">Epic EHR</w:t>
+              <w:t xml:space="preserve">Batch plant control system</w:t>
             </w:r>
           </w:p>
         </w:tc>
@@ -13061,7 +13039,7 @@
                 <w:sz w:val="19"/>
                 <w:szCs w:val="19"/>
               </w:rPr>
-              <w:t xml:space="preserve">Availity eligibility portal</w:t>
+              <w:t xml:space="preserve">Dispatch scheduling system</w:t>
             </w:r>
           </w:p>
         </w:tc>
@@ -13223,7 +13201,7 @@
                 <w:sz w:val="19"/>
                 <w:szCs w:val="19"/>
               </w:rPr>
-              <w:t xml:space="preserve">12</w:t>
+              <w:t xml:space="preserve">17</w:t>
             </w:r>
           </w:p>
         </w:tc>
@@ -13283,7 +13261,7 @@
                 <w:sz w:val="19"/>
                 <w:szCs w:val="19"/>
               </w:rPr>
-              <w:t xml:space="preserve">13</w:t>
+              <w:t xml:space="preserve">16</w:t>
             </w:r>
           </w:p>
         </w:tc>
@@ -13341,7 +13319,7 @@
                 <w:sz w:val="19"/>
                 <w:szCs w:val="19"/>
               </w:rPr>
-              <w:t xml:space="preserve">1.1</w:t>
+              <w:t xml:space="preserve">36</w:t>
             </w:r>
           </w:p>
         </w:tc>
@@ -13401,7 +13379,7 @@
                 <w:sz w:val="19"/>
                 <w:szCs w:val="19"/>
               </w:rPr>
-              <w:t xml:space="preserve">1.0</w:t>
+              <w:t xml:space="preserve">30</w:t>
             </w:r>
           </w:p>
         </w:tc>
@@ -13519,7 +13497,7 @@
                 <w:sz w:val="19"/>
                 <w:szCs w:val="19"/>
               </w:rPr>
-              <w:t xml:space="preserve">Description: Front-desk staff manually re-key insurance details already on file · Severity: High</w:t>
+              <w:t xml:space="preserve">Description: Curing sign-off is recorded on paper checklists before entry into the system · Severity: Medium</w:t>
             </w:r>
           </w:p>
         </w:tc>
@@ -13577,7 +13555,7 @@
                 <w:sz w:val="19"/>
                 <w:szCs w:val="19"/>
               </w:rPr>
-              <w:t xml:space="preserve">Description: Consent forms are paper-based and get lost between departments · Severity: Medium</w:t>
+              <w:t xml:space="preserve">Description: Dispatch schedules are built manually and don’t account for curing completion in real time · Severity: High</w:t>
             </w:r>
           </w:p>
         </w:tc>
@@ -13637,7 +13615,7 @@
                 <w:sz w:val="19"/>
                 <w:szCs w:val="19"/>
               </w:rPr>
-              <w:t xml:space="preserve">Metric name: Average check-in time · Value: 14 · Unit: minutes</w:t>
+              <w:t xml:space="preserve">Metric name: Average dispatch delay · Value: 6 · Unit: hours</w:t>
             </w:r>
           </w:p>
         </w:tc>
@@ -13695,7 +13673,7 @@
                 <w:sz w:val="19"/>
                 <w:szCs w:val="19"/>
               </w:rPr>
-              <w:t xml:space="preserve">Metric name: Registration errors per week · Value: 22 · Unit: count</w:t>
+              <w:t xml:space="preserve">Metric name: Rejected panels due to premature dispatch · Value: 4 · Unit: percent</w:t>
             </w:r>
           </w:p>
         </w:tc>
@@ -13857,7 +13835,7 @@
                 <w:sz w:val="19"/>
                 <w:szCs w:val="19"/>
               </w:rPr>
-              <w:t xml:space="preserve">Insurance eligibility auto-verification</w:t>
+              <w:t xml:space="preserve">Automated curing-complete dispatch trigger</w:t>
             </w:r>
           </w:p>
         </w:tc>
@@ -13917,7 +13895,7 @@
                 <w:sz w:val="19"/>
                 <w:szCs w:val="19"/>
               </w:rPr>
-              <w:t xml:space="preserve">90</w:t>
+              <w:t xml:space="preserve">72</w:t>
             </w:r>
           </w:p>
         </w:tc>
@@ -13975,7 +13953,7 @@
                 <w:sz w:val="19"/>
                 <w:szCs w:val="19"/>
               </w:rPr>
-              <w:t xml:space="preserve">85</w:t>
+              <w:t xml:space="preserve">68</w:t>
             </w:r>
           </w:p>
         </w:tc>
@@ -14035,7 +14013,7 @@
                 <w:sz w:val="19"/>
                 <w:szCs w:val="19"/>
               </w:rPr>
-              <w:t xml:space="preserve">80</w:t>
+              <w:t xml:space="preserve">65</w:t>
             </w:r>
           </w:p>
         </w:tc>
@@ -14093,7 +14071,7 @@
                 <w:sz w:val="19"/>
                 <w:szCs w:val="19"/>
               </w:rPr>
-              <w:t xml:space="preserve">85</w:t>
+              <w:t xml:space="preserve">70</w:t>
             </w:r>
           </w:p>
         </w:tc>
@@ -14153,7 +14131,7 @@
                 <w:sz w:val="19"/>
                 <w:szCs w:val="19"/>
               </w:rPr>
-              <w:t xml:space="preserve">150000</w:t>
+              <w:t xml:space="preserve">60000</w:t>
             </w:r>
           </w:p>
         </w:tc>
@@ -14211,7 +14189,7 @@
                 <w:sz w:val="19"/>
                 <w:szCs w:val="19"/>
               </w:rPr>
-              <w:t xml:space="preserve">70000</w:t>
+              <w:t xml:space="preserve">50000</w:t>
             </w:r>
           </w:p>
         </w:tc>
@@ -14271,7 +14249,7 @@
                 <w:sz w:val="19"/>
                 <w:szCs w:val="19"/>
               </w:rPr>
-              <w:t xml:space="preserve">High</w:t>
+              <w:t xml:space="preserve">Medium</w:t>
             </w:r>
           </w:p>
         </w:tc>
@@ -14329,7 +14307,7 @@
                 <w:sz w:val="19"/>
                 <w:szCs w:val="19"/>
               </w:rPr>
-              <w:t xml:space="preserve">Click "Score &amp; Add Candidate"</w:t>
+              <w:t xml:space="preserve">Click "Score &amp; Add Candidate" — a mid-range feasibility score, neither auto-promoted nor deprioritized.</w:t>
             </w:r>
           </w:p>
         </w:tc>
@@ -14551,7 +14529,7 @@
                 <w:sz w:val="19"/>
                 <w:szCs w:val="19"/>
               </w:rPr>
-              <w:t xml:space="preserve">Name: Automated eligibility check at check-in · Status: Approved</w:t>
+              <w:t xml:space="preserve">Name: Automated curing-to-dispatch handoff · Status: Detailed</w:t>
             </w:r>
           </w:p>
         </w:tc>
@@ -14609,7 +14587,7 @@
                 <w:sz w:val="19"/>
                 <w:szCs w:val="19"/>
               </w:rPr>
-              <w:t xml:space="preserve">Target system: Availity eligibility API</w:t>
+              <w:t xml:space="preserve">Target system: Dispatch scheduling system</w:t>
             </w:r>
           </w:p>
         </w:tc>
@@ -14669,7 +14647,7 @@
                 <w:sz w:val="19"/>
                 <w:szCs w:val="19"/>
               </w:rPr>
-              <w:t xml:space="preserve">AI-Assisted step: checked · Handles sensitive data: checked (this pairing inserts a mandatory human checkpoint per rule BR-09)</w:t>
+              <w:t xml:space="preserve">AI-Assisted step: checked · Handles sensitive data: unchecked</w:t>
             </w:r>
           </w:p>
         </w:tc>
@@ -14727,7 +14705,7 @@
                 <w:sz w:val="19"/>
                 <w:szCs w:val="19"/>
               </w:rPr>
-              <w:t xml:space="preserve">Type: Detective · Linked to financial action: unchecked</w:t>
+              <w:t xml:space="preserve">Type: Preventive · Linked to financial action: unchecked</w:t>
             </w:r>
           </w:p>
         </w:tc>
@@ -14787,7 +14765,7 @@
                 <w:sz w:val="19"/>
                 <w:szCs w:val="19"/>
               </w:rPr>
-              <w:t xml:space="preserve">Category: PHI exposure risk during eligibility API call</w:t>
+              <w:t xml:space="preserve">Category: Structural integrity risk from premature dispatch</w:t>
             </w:r>
           </w:p>
         </w:tc>
@@ -14949,7 +14927,7 @@
                 <w:sz w:val="19"/>
                 <w:szCs w:val="19"/>
               </w:rPr>
-              <w:t xml:space="preserve">Status: Specified</w:t>
+              <w:t xml:space="preserve">Status: Draft</w:t>
             </w:r>
           </w:p>
         </w:tc>
@@ -15009,7 +14987,7 @@
                 <w:sz w:val="19"/>
                 <w:szCs w:val="19"/>
               </w:rPr>
-              <w:t xml:space="preserve">Target Value: &gt;= 95% eligibility checks completed before appointment · Data source: Baseline_Metric</w:t>
+              <w:t xml:space="preserve">Target Value: &lt;= 1% panels dispatched before curing complete · Data source: Baseline_Metric</w:t>
             </w:r>
           </w:p>
         </w:tc>
@@ -15067,7 +15045,7 @@
                 <w:sz w:val="19"/>
                 <w:szCs w:val="19"/>
               </w:rPr>
-              <w:t xml:space="preserve">Severity: Critical</w:t>
+              <w:t xml:space="preserve">Severity: High</w:t>
             </w:r>
           </w:p>
         </w:tc>
@@ -15465,7 +15443,7 @@
                 <w:sz w:val="19"/>
                 <w:szCs w:val="19"/>
               </w:rPr>
-              <w:t xml:space="preserve">Dr. Elaine Cho</w:t>
+              <w:t xml:space="preserve">Grace Thompson</w:t>
             </w:r>
           </w:p>
         </w:tc>
@@ -15687,7 +15665,7 @@
                 <w:sz w:val="19"/>
                 <w:szCs w:val="19"/>
               </w:rPr>
-              <w:t xml:space="preserve">PDF</w:t>
+              <w:t xml:space="preserve">Excel</w:t>
             </w:r>
           </w:p>
         </w:tc>
@@ -15747,7 +15725,7 @@
                 <w:sz w:val="19"/>
                 <w:szCs w:val="19"/>
               </w:rPr>
-              <w:t xml:space="preserve">Integrate Availity API for real-time eligibility · Priority: High</w:t>
+              <w:t xml:space="preserve">Integrate curing sensor data with dispatch system · Priority: High</w:t>
             </w:r>
           </w:p>
         </w:tc>
@@ -15805,7 +15783,7 @@
                 <w:sz w:val="19"/>
                 <w:szCs w:val="19"/>
               </w:rPr>
-              <w:t xml:space="preserve">48</w:t>
+              <w:t xml:space="preserve">35</w:t>
             </w:r>
           </w:p>
         </w:tc>
@@ -15889,7 +15867,7 @@
           <w:sz w:val="24"/>
           <w:szCs w:val="24"/>
         </w:rPr>
-        <w:t xml:space="preserve">13.14 Complete Run — Shop-Floor Quality Inspection Automation (Manufacturing)</w:t>
+        <w:t xml:space="preserve">13.14 Complete Run — Patient Intake Digitization (Healthcare)</w:t>
       </w:r>
     </w:p>
     <w:p>
@@ -15908,7 +15886,7 @@
           <w:sz w:val="24"/>
           <w:szCs w:val="24"/>
         </w:rPr>
-        <w:t xml:space="preserve">Consultant role used throughout: Business Analyst, then Solution Architect</w:t>
+        <w:t xml:space="preserve">Consultant role used throughout: Senior Business Analyst, then Solution Architect</w:t>
       </w:r>
     </w:p>
     <w:p>
@@ -16067,7 +16045,7 @@
                 <w:sz w:val="19"/>
                 <w:szCs w:val="19"/>
               </w:rPr>
-              <w:t xml:space="preserve">Reduce defect escape rate by automating quality inspection data capture and disposition routing on the primary assembly line.</w:t>
+              <w:t xml:space="preserve">Digitize and streamline patient intake to reduce front-desk wait times and data-entry errors across three hospital campuses.</w:t>
             </w:r>
           </w:p>
         </w:tc>
@@ -16127,7 +16105,7 @@
                 <w:sz w:val="19"/>
                 <w:szCs w:val="19"/>
               </w:rPr>
-              <w:t xml:space="preserve">Final inspection and disposition for the flagship product line at the primary plant.</w:t>
+              <w:t xml:space="preserve">Patient registration, insurance verification, and consent capture at all outpatient facilities.</w:t>
             </w:r>
           </w:p>
         </w:tc>
@@ -16185,7 +16163,7 @@
                 <w:sz w:val="19"/>
                 <w:szCs w:val="19"/>
               </w:rPr>
-              <w:t xml:space="preserve">To-be process design, governance artifacts, and full specification package for the QA station.</w:t>
+              <w:t xml:space="preserve">Full specification package covering intake workflow automation with HIPAA-aligned controls.</w:t>
             </w:r>
           </w:p>
         </w:tc>
@@ -16245,7 +16223,7 @@
                 <w:sz w:val="19"/>
                 <w:szCs w:val="19"/>
               </w:rPr>
-              <w:t xml:space="preserve">Twelve-week engagement starting after line-shutdown week.</w:t>
+              <w:t xml:space="preserve">Discovery in month 1, specs delivered by end of month 3.</w:t>
             </w:r>
           </w:p>
         </w:tc>
@@ -16303,7 +16281,7 @@
                 <w:sz w:val="19"/>
                 <w:szCs w:val="19"/>
               </w:rPr>
-              <w:t xml:space="preserve">No changes to the certified inspection equipment firmware; must preserve existing audit trail format.</w:t>
+              <w:t xml:space="preserve">Must remain compliant with HIPAA; no PHI may leave the client’s own data center.</w:t>
             </w:r>
           </w:p>
         </w:tc>
@@ -16421,7 +16399,7 @@
                 <w:sz w:val="19"/>
                 <w:szCs w:val="19"/>
               </w:rPr>
-              <w:t xml:space="preserve">Name: Helena Brandt · Role: Client Sponsor · Influence: High</w:t>
+              <w:t xml:space="preserve">Name: Dr. Elaine Cho · Role: Client Sponsor · Influence: High</w:t>
             </w:r>
           </w:p>
         </w:tc>
@@ -16481,15 +16459,74 @@
                 <w:sz w:val="19"/>
                 <w:szCs w:val="19"/>
               </w:rPr>
-              <w:t xml:space="preserve">Name: Oliver Kwan · Role: Process Owner · Influence: Medium</w:t>
-            </w:r>
-          </w:p>
-        </w:tc>
-      </w:tr>
-      <w:tr>
-        <w:tc>
-          <w:tcPr>
-            <w:tcW w:type="dxa" w:w="3400"/>
+              <w:t xml:space="preserve">Name: Marcus Ibe · Role: Process Owner · Influence: High</w:t>
+            </w:r>
+          </w:p>
+        </w:tc>
+      </w:tr>
+      <w:tr>
+        <w:tc>
+          <w:tcPr>
+            <w:tcW w:type="dxa" w:w="3400"/>
+            <w:tcMar>
+              <w:top w:type="dxa" w:w="60"/>
+              <w:left w:type="dxa" w:w="100"/>
+              <w:bottom w:type="dxa" w:w="60"/>
+              <w:right w:type="dxa" w:w="100"/>
+            </w:tcMar>
+            <w:vAlign w:val="center"/>
+          </w:tcPr>
+          <w:p>
+            <w:pPr>
+              <w:jc w:val="left"/>
+            </w:pPr>
+            <w:r>
+              <w:rPr>
+                <w:rFonts w:ascii="Times New Roman" w:cs="Times New Roman" w:eastAsia="Times New Roman" w:hAnsi="Times New Roman"/>
+                <w:b w:val="false"/>
+                <w:bCs w:val="false"/>
+                <w:color w:val="58595B"/>
+                <w:sz w:val="19"/>
+                <w:szCs w:val="19"/>
+              </w:rPr>
+              <w:t xml:space="preserve">Stakeholder 3</w:t>
+            </w:r>
+          </w:p>
+        </w:tc>
+        <w:tc>
+          <w:tcPr>
+            <w:tcW w:type="dxa" w:w="6140"/>
+            <w:tcMar>
+              <w:top w:type="dxa" w:w="60"/>
+              <w:left w:type="dxa" w:w="100"/>
+              <w:bottom w:type="dxa" w:w="60"/>
+              <w:right w:type="dxa" w:w="100"/>
+            </w:tcMar>
+            <w:vAlign w:val="center"/>
+          </w:tcPr>
+          <w:p>
+            <w:pPr>
+              <w:jc w:val="left"/>
+            </w:pPr>
+            <w:r>
+              <w:rPr>
+                <w:rFonts w:ascii="Times New Roman" w:cs="Times New Roman" w:eastAsia="Times New Roman" w:hAnsi="Times New Roman"/>
+                <w:b w:val="false"/>
+                <w:bCs w:val="false"/>
+                <w:color w:val="58595B"/>
+                <w:sz w:val="19"/>
+                <w:szCs w:val="19"/>
+              </w:rPr>
+              <w:t xml:space="preserve">Name: Renata Diaz · Role: IT Lead · Influence: Medium</w:t>
+            </w:r>
+          </w:p>
+        </w:tc>
+      </w:tr>
+      <w:tr>
+        <w:tc>
+          <w:tcPr>
+            <w:tcW w:type="dxa" w:w="3400"/>
+            <w:shd w:fill="F2F2F3" w:color="auto" w:val="clear"/>
             <w:tcMar>
               <w:top w:type="dxa" w:w="60"/>
               <w:left w:type="dxa" w:w="100"/>
@@ -16518,6 +16555,7 @@
         <w:tc>
           <w:tcPr>
             <w:tcW w:type="dxa" w:w="6140"/>
+            <w:shd w:fill="F2F2F3" w:color="auto" w:val="clear"/>
             <w:tcMar>
               <w:top w:type="dxa" w:w="60"/>
               <w:left w:type="dxa" w:w="100"/>
@@ -16701,7 +16739,7 @@
                 <w:sz w:val="19"/>
                 <w:szCs w:val="19"/>
               </w:rPr>
-              <w:t xml:space="preserve">5</w:t>
+              <w:t xml:space="preserve">4</w:t>
             </w:r>
           </w:p>
         </w:tc>
@@ -16761,7 +16799,7 @@
                 <w:sz w:val="19"/>
                 <w:szCs w:val="19"/>
               </w:rPr>
-              <w:t xml:space="preserve">4</w:t>
+              <w:t xml:space="preserve">3</w:t>
             </w:r>
           </w:p>
         </w:tc>
@@ -16879,7 +16917,7 @@
                 <w:sz w:val="19"/>
                 <w:szCs w:val="19"/>
               </w:rPr>
-              <w:t xml:space="preserve">MES system</w:t>
+              <w:t xml:space="preserve">Epic EHR</w:t>
             </w:r>
           </w:p>
         </w:tc>
@@ -16937,7 +16975,7 @@
                 <w:sz w:val="19"/>
                 <w:szCs w:val="19"/>
               </w:rPr>
-              <w:t xml:space="preserve">SCADA line controller</w:t>
+              <w:t xml:space="preserve">Availity eligibility portal</w:t>
             </w:r>
           </w:p>
         </w:tc>
@@ -17099,7 +17137,7 @@
                 <w:sz w:val="19"/>
                 <w:szCs w:val="19"/>
               </w:rPr>
-              <w:t xml:space="preserve">20</w:t>
+              <w:t xml:space="preserve">12</w:t>
             </w:r>
           </w:p>
         </w:tc>
@@ -17159,7 +17197,7 @@
                 <w:sz w:val="19"/>
                 <w:szCs w:val="19"/>
               </w:rPr>
-              <w:t xml:space="preserve">19</w:t>
+              <w:t xml:space="preserve">13</w:t>
             </w:r>
           </w:p>
         </w:tc>
@@ -17217,7 +17255,7 @@
                 <w:sz w:val="19"/>
                 <w:szCs w:val="19"/>
               </w:rPr>
-              <w:t xml:space="preserve">3</w:t>
+              <w:t xml:space="preserve">1.1</w:t>
             </w:r>
           </w:p>
         </w:tc>
@@ -17277,7 +17315,7 @@
                 <w:sz w:val="19"/>
                 <w:szCs w:val="19"/>
               </w:rPr>
-              <w:t xml:space="preserve">2.5</w:t>
+              <w:t xml:space="preserve">1.0</w:t>
             </w:r>
           </w:p>
         </w:tc>
@@ -17395,7 +17433,7 @@
                 <w:sz w:val="19"/>
                 <w:szCs w:val="19"/>
               </w:rPr>
-              <w:t xml:space="preserve">Description: Inspectors manually log defects on paper before entering into MES · Severity: Medium</w:t>
+              <w:t xml:space="preserve">Description: Front-desk staff manually re-key insurance details already on file · Severity: High</w:t>
             </w:r>
           </w:p>
         </w:tc>
@@ -17453,7 +17491,7 @@
                 <w:sz w:val="19"/>
                 <w:szCs w:val="19"/>
               </w:rPr>
-              <w:t xml:space="preserve">Description: Disposition decisions delayed waiting for supervisor sign-off · Severity: High</w:t>
+              <w:t xml:space="preserve">Description: Consent forms are paper-based and get lost between departments · Severity: Medium</w:t>
             </w:r>
           </w:p>
         </w:tc>
@@ -17513,7 +17551,7 @@
                 <w:sz w:val="19"/>
                 <w:szCs w:val="19"/>
               </w:rPr>
-              <w:t xml:space="preserve">Metric name: Defect escape rate · Value: 2.3 · Unit: percent</w:t>
+              <w:t xml:space="preserve">Metric name: Average check-in time · Value: 14 · Unit: minutes</w:t>
             </w:r>
           </w:p>
         </w:tc>
@@ -17571,7 +17609,7 @@
                 <w:sz w:val="19"/>
                 <w:szCs w:val="19"/>
               </w:rPr>
-              <w:t xml:space="preserve">Metric name: Average disposition time · Value: 45 · Unit: minutes</w:t>
+              <w:t xml:space="preserve">Metric name: Registration errors per week · Value: 22 · Unit: count</w:t>
             </w:r>
           </w:p>
         </w:tc>
@@ -17733,7 +17771,7 @@
                 <w:sz w:val="19"/>
                 <w:szCs w:val="19"/>
               </w:rPr>
-              <w:t xml:space="preserve">Automated defect classification</w:t>
+              <w:t xml:space="preserve">Insurance eligibility auto-verification</w:t>
             </w:r>
           </w:p>
         </w:tc>
@@ -17793,7 +17831,7 @@
                 <w:sz w:val="19"/>
                 <w:szCs w:val="19"/>
               </w:rPr>
-              <w:t xml:space="preserve">65</w:t>
+              <w:t xml:space="preserve">90</w:t>
             </w:r>
           </w:p>
         </w:tc>
@@ -17851,7 +17889,7 @@
                 <w:sz w:val="19"/>
                 <w:szCs w:val="19"/>
               </w:rPr>
-              <w:t xml:space="preserve">55</w:t>
+              <w:t xml:space="preserve">85</w:t>
             </w:r>
           </w:p>
         </w:tc>
@@ -17911,7 +17949,7 @@
                 <w:sz w:val="19"/>
                 <w:szCs w:val="19"/>
               </w:rPr>
-              <w:t xml:space="preserve">70</w:t>
+              <w:t xml:space="preserve">80</w:t>
             </w:r>
           </w:p>
         </w:tc>
@@ -17969,7 +18007,7 @@
                 <w:sz w:val="19"/>
                 <w:szCs w:val="19"/>
               </w:rPr>
-              <w:t xml:space="preserve">60</w:t>
+              <w:t xml:space="preserve">85</w:t>
             </w:r>
           </w:p>
         </w:tc>
@@ -18029,7 +18067,7 @@
                 <w:sz w:val="19"/>
                 <w:szCs w:val="19"/>
               </w:rPr>
-              <w:t xml:space="preserve">90000</w:t>
+              <w:t xml:space="preserve">150000</w:t>
             </w:r>
           </w:p>
         </w:tc>
@@ -18087,7 +18125,7 @@
                 <w:sz w:val="19"/>
                 <w:szCs w:val="19"/>
               </w:rPr>
-              <w:t xml:space="preserve">85000</w:t>
+              <w:t xml:space="preserve">70000</w:t>
             </w:r>
           </w:p>
         </w:tc>
@@ -18147,7 +18185,7 @@
                 <w:sz w:val="19"/>
                 <w:szCs w:val="19"/>
               </w:rPr>
-              <w:t xml:space="preserve">Medium</w:t>
+              <w:t xml:space="preserve">High</w:t>
             </w:r>
           </w:p>
         </w:tc>
@@ -18205,7 +18243,7 @@
                 <w:sz w:val="19"/>
                 <w:szCs w:val="19"/>
               </w:rPr>
-              <w:t xml:space="preserve">Click "Score &amp; Add Candidate" — a mid-range feasibility score around 63, neither auto-promoted nor deprioritized.</w:t>
+              <w:t xml:space="preserve">Click "Score &amp; Add Candidate"</w:t>
             </w:r>
           </w:p>
         </w:tc>
@@ -18427,7 +18465,7 @@
                 <w:sz w:val="19"/>
                 <w:szCs w:val="19"/>
               </w:rPr>
-              <w:t xml:space="preserve">Name: Camera-based defect classification at final inspection · Status: Detailed</w:t>
+              <w:t xml:space="preserve">Name: Automated eligibility check at check-in · Status: Approved</w:t>
             </w:r>
           </w:p>
         </w:tc>
@@ -18485,7 +18523,7 @@
                 <w:sz w:val="19"/>
                 <w:szCs w:val="19"/>
               </w:rPr>
-              <w:t xml:space="preserve">Target system: MES system defect log</w:t>
+              <w:t xml:space="preserve">Target system: Availity eligibility API</w:t>
             </w:r>
           </w:p>
         </w:tc>
@@ -18545,7 +18583,7 @@
                 <w:sz w:val="19"/>
                 <w:szCs w:val="19"/>
               </w:rPr>
-              <w:t xml:space="preserve">AI-Assisted step: checked · Handles sensitive data: unchecked</w:t>
+              <w:t xml:space="preserve">AI-Assisted step: checked · Handles sensitive data: checked (mandatory human checkpoint, rule BR-09)</w:t>
             </w:r>
           </w:p>
         </w:tc>
@@ -18603,7 +18641,7 @@
                 <w:sz w:val="19"/>
                 <w:szCs w:val="19"/>
               </w:rPr>
-              <w:t xml:space="preserve">Type: Preventive · Linked to financial action: unchecked</w:t>
+              <w:t xml:space="preserve">Type: Detective · Linked to financial action: unchecked</w:t>
             </w:r>
           </w:p>
         </w:tc>
@@ -18663,7 +18701,7 @@
                 <w:sz w:val="19"/>
                 <w:szCs w:val="19"/>
               </w:rPr>
-              <w:t xml:space="preserve">Category: Equipment firmware compatibility risk</w:t>
+              <w:t xml:space="preserve">Category: PHI exposure risk during eligibility API call</w:t>
             </w:r>
           </w:p>
         </w:tc>
@@ -18825,7 +18863,7 @@
                 <w:sz w:val="19"/>
                 <w:szCs w:val="19"/>
               </w:rPr>
-              <w:t xml:space="preserve">Status: Draft</w:t>
+              <w:t xml:space="preserve">Status: Specified</w:t>
             </w:r>
           </w:p>
         </w:tc>
@@ -18885,7 +18923,7 @@
                 <w:sz w:val="19"/>
                 <w:szCs w:val="19"/>
               </w:rPr>
-              <w:t xml:space="preserve">Target Value: &lt;= 1.5% defect escape rate · Data source: Baseline_Metric</w:t>
+              <w:t xml:space="preserve">Target Value: &gt;= 95% eligibility checks completed before appointment · Data source: Baseline_Metric</w:t>
             </w:r>
           </w:p>
         </w:tc>
@@ -18943,7 +18981,7 @@
                 <w:sz w:val="19"/>
                 <w:szCs w:val="19"/>
               </w:rPr>
-              <w:t xml:space="preserve">Severity: Medium</w:t>
+              <w:t xml:space="preserve">Severity: Critical</w:t>
             </w:r>
           </w:p>
         </w:tc>
@@ -19003,7 +19041,7 @@
                 <w:sz w:val="19"/>
                 <w:szCs w:val="19"/>
               </w:rPr>
-              <w:t xml:space="preserve">Refresh cadence: On Completion</w:t>
+              <w:t xml:space="preserve">Refresh cadence: Daily</w:t>
             </w:r>
           </w:p>
         </w:tc>
@@ -19061,7 +19099,7 @@
                 <w:sz w:val="19"/>
                 <w:szCs w:val="19"/>
               </w:rPr>
-              <w:t xml:space="preserve">Coverage: 100 · Source paragraph ref: SOW §1.1</w:t>
+              <w:t xml:space="preserve">Coverage: 100 · Source paragraph ref: SOW §2.1</w:t>
             </w:r>
           </w:p>
         </w:tc>
@@ -19341,7 +19379,7 @@
                 <w:sz w:val="19"/>
                 <w:szCs w:val="19"/>
               </w:rPr>
-              <w:t xml:space="preserve">Helena Brandt</w:t>
+              <w:t xml:space="preserve">Dr. Elaine Cho</w:t>
             </w:r>
           </w:p>
         </w:tc>
@@ -19563,7 +19601,7 @@
                 <w:sz w:val="19"/>
                 <w:szCs w:val="19"/>
               </w:rPr>
-              <w:t xml:space="preserve">Excel</w:t>
+              <w:t xml:space="preserve">PDF</w:t>
             </w:r>
           </w:p>
         </w:tc>
@@ -19623,7 +19661,7 @@
                 <w:sz w:val="19"/>
                 <w:szCs w:val="19"/>
               </w:rPr>
-              <w:t xml:space="preserve">Integrate camera classification model with MES · Priority: Medium</w:t>
+              <w:t xml:space="preserve">Integrate Availity API for real-time eligibility · Priority: High</w:t>
             </w:r>
           </w:p>
         </w:tc>
@@ -19681,7 +19719,7 @@
                 <w:sz w:val="19"/>
                 <w:szCs w:val="19"/>
               </w:rPr>
-              <w:t xml:space="preserve">40</w:t>
+              <w:t xml:space="preserve">48</w:t>
             </w:r>
           </w:p>
         </w:tc>
@@ -19765,7 +19803,7 @@
           <w:sz w:val="24"/>
           <w:szCs w:val="24"/>
         </w:rPr>
-        <w:t xml:space="preserve">13.15 Complete Run — KYC Onboarding Acceleration (Finance)</w:t>
+        <w:t xml:space="preserve">13.15 Complete Run — Milk Collection-to-Processing Quality Traceability Automation (Agro-Business — Dairy Products)</w:t>
       </w:r>
     </w:p>
     <w:p>
@@ -19784,7 +19822,7 @@
           <w:sz w:val="24"/>
           <w:szCs w:val="24"/>
         </w:rPr>
-        <w:t xml:space="preserve">Consultant role used throughout: Automation Consultant, then Solution Architect</w:t>
+        <w:t xml:space="preserve">Consultant role used throughout: Senior Business Analyst, then Automation Consultant</w:t>
       </w:r>
     </w:p>
     <w:p>
@@ -19943,7 +19981,7 @@
                 <w:sz w:val="19"/>
                 <w:szCs w:val="19"/>
               </w:rPr>
-              <w:t xml:space="preserve">Reduce Know-Your-Customer onboarding time for retail banking customers while preserving full regulatory audit trail.</w:t>
+              <w:t xml:space="preserve">Improve traceability and reduce quality-related rejections between milk collection from member farms and intake at the processing plant.</w:t>
             </w:r>
           </w:p>
         </w:tc>
@@ -20003,7 +20041,7 @@
                 <w:sz w:val="19"/>
                 <w:szCs w:val="19"/>
               </w:rPr>
-              <w:t xml:space="preserve">Retail account opening KYC checks across all branch and digital channels.</w:t>
+              <w:t xml:space="preserve">Milk collection logging, in-transit temperature monitoring, and intake quality testing across the cooperative’s collection routes.</w:t>
             </w:r>
           </w:p>
         </w:tc>
@@ -20061,7 +20099,7 @@
                 <w:sz w:val="19"/>
                 <w:szCs w:val="19"/>
               </w:rPr>
-              <w:t xml:space="preserve">Full specification package including business rule decision tables and audit controls.</w:t>
+              <w:t xml:space="preserve">Current-state report, automation opportunity assessment, and to-be design for the collection-to-intake workflow.</w:t>
             </w:r>
           </w:p>
         </w:tc>
@@ -20121,7 +20159,7 @@
                 <w:sz w:val="19"/>
                 <w:szCs w:val="19"/>
               </w:rPr>
-              <w:t xml:space="preserve">Eight-week engagement culminating in signed-off specs.</w:t>
+              <w:t xml:space="preserve">Eight-week engagement timed to complete before the summer peak-production season.</w:t>
             </w:r>
           </w:p>
         </w:tc>
@@ -20179,7 +20217,7 @@
                 <w:sz w:val="19"/>
                 <w:szCs w:val="19"/>
               </w:rPr>
-              <w:t xml:space="preserve">Must satisfy the regulator’s data-residency requirement; human sign-off mandatory on any flagged case.</w:t>
+              <w:t xml:space="preserve">Must comply with national dairy safety regulations; traceability records must be retained for at least two years.</w:t>
             </w:r>
           </w:p>
         </w:tc>
@@ -20297,7 +20335,7 @@
                 <w:sz w:val="19"/>
                 <w:szCs w:val="19"/>
               </w:rPr>
-              <w:t xml:space="preserve">Name: Isabelle Laurent · Role: Client Sponsor · Influence: High</w:t>
+              <w:t xml:space="preserve">Name: Anneke van der Berg · Role: Client Sponsor · Influence: High</w:t>
             </w:r>
           </w:p>
         </w:tc>
@@ -20357,74 +20395,15 @@
                 <w:sz w:val="19"/>
                 <w:szCs w:val="19"/>
               </w:rPr>
-              <w:t xml:space="preserve">Name: Naveen Kapoor · Role: Process Owner · Influence: High</w:t>
-            </w:r>
-          </w:p>
-        </w:tc>
-      </w:tr>
-      <w:tr>
-        <w:tc>
-          <w:tcPr>
-            <w:tcW w:type="dxa" w:w="3400"/>
-            <w:tcMar>
-              <w:top w:type="dxa" w:w="60"/>
-              <w:left w:type="dxa" w:w="100"/>
-              <w:bottom w:type="dxa" w:w="60"/>
-              <w:right w:type="dxa" w:w="100"/>
-            </w:tcMar>
-            <w:vAlign w:val="center"/>
-          </w:tcPr>
-          <w:p>
-            <w:pPr>
-              <w:jc w:val="left"/>
-            </w:pPr>
-            <w:r>
-              <w:rPr>
-                <w:rFonts w:ascii="Times New Roman" w:cs="Times New Roman" w:eastAsia="Times New Roman" w:hAnsi="Times New Roman"/>
-                <w:b w:val="false"/>
-                <w:bCs w:val="false"/>
-                <w:color w:val="58595B"/>
-                <w:sz w:val="19"/>
-                <w:szCs w:val="19"/>
-              </w:rPr>
-              <w:t xml:space="preserve">Stakeholder 3</w:t>
-            </w:r>
-          </w:p>
-        </w:tc>
-        <w:tc>
-          <w:tcPr>
-            <w:tcW w:type="dxa" w:w="6140"/>
-            <w:tcMar>
-              <w:top w:type="dxa" w:w="60"/>
-              <w:left w:type="dxa" w:w="100"/>
-              <w:bottom w:type="dxa" w:w="60"/>
-              <w:right w:type="dxa" w:w="100"/>
-            </w:tcMar>
-            <w:vAlign w:val="center"/>
-          </w:tcPr>
-          <w:p>
-            <w:pPr>
-              <w:jc w:val="left"/>
-            </w:pPr>
-            <w:r>
-              <w:rPr>
-                <w:rFonts w:ascii="Times New Roman" w:cs="Times New Roman" w:eastAsia="Times New Roman" w:hAnsi="Times New Roman"/>
-                <w:b w:val="false"/>
-                <w:bCs w:val="false"/>
-                <w:color w:val="58595B"/>
-                <w:sz w:val="19"/>
-                <w:szCs w:val="19"/>
-              </w:rPr>
-              <w:t xml:space="preserve">Name: Sofia Marchetti · Role: IT Lead · Influence: Medium</w:t>
-            </w:r>
-          </w:p>
-        </w:tc>
-      </w:tr>
-      <w:tr>
-        <w:tc>
-          <w:tcPr>
-            <w:tcW w:type="dxa" w:w="3400"/>
-            <w:shd w:fill="F2F2F3" w:color="auto" w:val="clear"/>
+              <w:t xml:space="preserve">Name: Samuel Otieno · Role: Process Owner · Influence: Medium</w:t>
+            </w:r>
+          </w:p>
+        </w:tc>
+      </w:tr>
+      <w:tr>
+        <w:tc>
+          <w:tcPr>
+            <w:tcW w:type="dxa" w:w="3400"/>
             <w:tcMar>
               <w:top w:type="dxa" w:w="60"/>
               <w:left w:type="dxa" w:w="100"/>
@@ -20453,7 +20432,6 @@
         <w:tc>
           <w:tcPr>
             <w:tcW w:type="dxa" w:w="6140"/>
-            <w:shd w:fill="F2F2F3" w:color="auto" w:val="clear"/>
             <w:tcMar>
               <w:top w:type="dxa" w:w="60"/>
               <w:left w:type="dxa" w:w="100"/>
@@ -20637,7 +20615,7 @@
                 <w:sz w:val="19"/>
                 <w:szCs w:val="19"/>
               </w:rPr>
-              <w:t xml:space="preserve">7</w:t>
+              <w:t xml:space="preserve">3</w:t>
             </w:r>
           </w:p>
         </w:tc>
@@ -20697,7 +20675,7 @@
                 <w:sz w:val="19"/>
                 <w:szCs w:val="19"/>
               </w:rPr>
-              <w:t xml:space="preserve">6</w:t>
+              <w:t xml:space="preserve">3</w:t>
             </w:r>
           </w:p>
         </w:tc>
@@ -20815,7 +20793,7 @@
                 <w:sz w:val="19"/>
                 <w:szCs w:val="19"/>
               </w:rPr>
-              <w:t xml:space="preserve">Core banking platform</w:t>
+              <w:t xml:space="preserve">Milk collection route management system</w:t>
             </w:r>
           </w:p>
         </w:tc>
@@ -20873,7 +20851,7 @@
                 <w:sz w:val="19"/>
                 <w:szCs w:val="19"/>
               </w:rPr>
-              <w:t xml:space="preserve">Sanctions screening service</w:t>
+              <w:t xml:space="preserve">Plant intake LIMS (lab information system)</w:t>
             </w:r>
           </w:p>
         </w:tc>
@@ -21035,7 +21013,7 @@
                 <w:sz w:val="19"/>
                 <w:szCs w:val="19"/>
               </w:rPr>
-              <w:t xml:space="preserve">25</w:t>
+              <w:t xml:space="preserve">14</w:t>
             </w:r>
           </w:p>
         </w:tc>
@@ -21095,7 +21073,7 @@
                 <w:sz w:val="19"/>
                 <w:szCs w:val="19"/>
               </w:rPr>
-              <w:t xml:space="preserve">24</w:t>
+              <w:t xml:space="preserve">14</w:t>
             </w:r>
           </w:p>
         </w:tc>
@@ -21153,7 +21131,7 @@
                 <w:sz w:val="19"/>
                 <w:szCs w:val="19"/>
               </w:rPr>
-              <w:t xml:space="preserve">2</w:t>
+              <w:t xml:space="preserve">3</w:t>
             </w:r>
           </w:p>
         </w:tc>
@@ -21213,7 +21191,7 @@
                 <w:sz w:val="19"/>
                 <w:szCs w:val="19"/>
               </w:rPr>
-              <w:t xml:space="preserve">1.5</w:t>
+              <w:t xml:space="preserve">2.5</w:t>
             </w:r>
           </w:p>
         </w:tc>
@@ -21331,7 +21309,7 @@
                 <w:sz w:val="19"/>
                 <w:szCs w:val="19"/>
               </w:rPr>
-              <w:t xml:space="preserve">Description: Sanctions screening false positives require manual review · Severity: High</w:t>
+              <w:t xml:space="preserve">Description: Temperature excursions during transit are logged manually by drivers and often missed · Severity: High</w:t>
             </w:r>
           </w:p>
         </w:tc>
@@ -21389,7 +21367,7 @@
                 <w:sz w:val="19"/>
                 <w:szCs w:val="19"/>
               </w:rPr>
-              <w:t xml:space="preserve">Description: Document verification is done manually against scanned copies · Severity: Medium</w:t>
+              <w:t xml:space="preserve">Description: Farm-level quality data is not linked to the batch received at the plant · Severity: Medium</w:t>
             </w:r>
           </w:p>
         </w:tc>
@@ -21449,7 +21427,7 @@
                 <w:sz w:val="19"/>
                 <w:szCs w:val="19"/>
               </w:rPr>
-              <w:t xml:space="preserve">Metric name: Average KYC turnaround · Value: 48 · Unit: hours</w:t>
+              <w:t xml:space="preserve">Metric name: Average farm-to-plant transit time · Value: 3.2 · Unit: hours</w:t>
             </w:r>
           </w:p>
         </w:tc>
@@ -21507,7 +21485,7 @@
                 <w:sz w:val="19"/>
                 <w:szCs w:val="19"/>
               </w:rPr>
-              <w:t xml:space="preserve">Metric name: False positive rate · Value: 18 · Unit: percent</w:t>
+              <w:t xml:space="preserve">Metric name: Loads rejected at intake · Value: 6 · Unit: percent</w:t>
             </w:r>
           </w:p>
         </w:tc>
@@ -21534,7 +21512,7 @@
           <w:sz w:val="24"/>
           <w:szCs w:val="24"/>
         </w:rPr>
-        <w:t xml:space="preserve">Step 2 — Opportunity Assessment tab (two candidates)</w:t>
+        <w:t xml:space="preserve">Step 2 — Opportunity Assessment tab</w:t>
       </w:r>
     </w:p>
     <w:tbl>
@@ -21641,389 +21619,507 @@
                 <w:sz w:val="19"/>
                 <w:szCs w:val="19"/>
               </w:rPr>
-              <w:t xml:space="preserve">Candidate 1 name</w:t>
-            </w:r>
-          </w:p>
-        </w:tc>
-        <w:tc>
-          <w:tcPr>
-            <w:tcW w:type="dxa" w:w="6140"/>
-            <w:tcMar>
-              <w:top w:type="dxa" w:w="60"/>
-              <w:left w:type="dxa" w:w="100"/>
-              <w:bottom w:type="dxa" w:w="60"/>
-              <w:right w:type="dxa" w:w="100"/>
-            </w:tcMar>
-            <w:vAlign w:val="center"/>
-          </w:tcPr>
-          <w:p>
-            <w:pPr>
-              <w:jc w:val="left"/>
-            </w:pPr>
-            <w:r>
-              <w:rPr>
-                <w:rFonts w:ascii="Times New Roman" w:cs="Times New Roman" w:eastAsia="Times New Roman" w:hAnsi="Times New Roman"/>
-                <w:b w:val="false"/>
-                <w:bCs w:val="false"/>
-                <w:color w:val="58595B"/>
-                <w:sz w:val="19"/>
-                <w:szCs w:val="19"/>
-              </w:rPr>
-              <w:t xml:space="preserve">Automated document authenticity check</w:t>
-            </w:r>
-          </w:p>
-        </w:tc>
-      </w:tr>
-      <w:tr>
-        <w:tc>
-          <w:tcPr>
-            <w:tcW w:type="dxa" w:w="3400"/>
-            <w:shd w:fill="F2F2F3" w:color="auto" w:val="clear"/>
-            <w:tcMar>
-              <w:top w:type="dxa" w:w="60"/>
-              <w:left w:type="dxa" w:w="100"/>
-              <w:bottom w:type="dxa" w:w="60"/>
-              <w:right w:type="dxa" w:w="100"/>
-            </w:tcMar>
-            <w:vAlign w:val="center"/>
-          </w:tcPr>
-          <w:p>
-            <w:pPr>
-              <w:jc w:val="left"/>
-            </w:pPr>
-            <w:r>
-              <w:rPr>
-                <w:rFonts w:ascii="Times New Roman" w:cs="Times New Roman" w:eastAsia="Times New Roman" w:hAnsi="Times New Roman"/>
-                <w:b w:val="false"/>
-                <w:bCs w:val="false"/>
-                <w:color w:val="58595B"/>
-                <w:sz w:val="19"/>
-                <w:szCs w:val="19"/>
-              </w:rPr>
-              <w:t xml:space="preserve">Candidate 1 sliders</w:t>
-            </w:r>
-          </w:p>
-        </w:tc>
-        <w:tc>
-          <w:tcPr>
-            <w:tcW w:type="dxa" w:w="6140"/>
-            <w:shd w:fill="F2F2F3" w:color="auto" w:val="clear"/>
-            <w:tcMar>
-              <w:top w:type="dxa" w:w="60"/>
-              <w:left w:type="dxa" w:w="100"/>
-              <w:bottom w:type="dxa" w:w="60"/>
-              <w:right w:type="dxa" w:w="100"/>
-            </w:tcMar>
-            <w:vAlign w:val="center"/>
-          </w:tcPr>
-          <w:p>
-            <w:pPr>
-              <w:jc w:val="left"/>
-            </w:pPr>
-            <w:r>
-              <w:rPr>
-                <w:rFonts w:ascii="Times New Roman" w:cs="Times New Roman" w:eastAsia="Times New Roman" w:hAnsi="Times New Roman"/>
-                <w:b w:val="false"/>
-                <w:bCs w:val="false"/>
-                <w:color w:val="58595B"/>
-                <w:sz w:val="19"/>
-                <w:szCs w:val="19"/>
-              </w:rPr>
-              <w:t xml:space="preserve">Technical 88 · Data Quality 82 · Process Stability 78 · Strategic Fit 90</w:t>
-            </w:r>
-          </w:p>
-        </w:tc>
-      </w:tr>
-      <w:tr>
-        <w:tc>
-          <w:tcPr>
-            <w:tcW w:type="dxa" w:w="3400"/>
-            <w:tcMar>
-              <w:top w:type="dxa" w:w="60"/>
-              <w:left w:type="dxa" w:w="100"/>
-              <w:bottom w:type="dxa" w:w="60"/>
-              <w:right w:type="dxa" w:w="100"/>
-            </w:tcMar>
-            <w:vAlign w:val="center"/>
-          </w:tcPr>
-          <w:p>
-            <w:pPr>
-              <w:jc w:val="left"/>
-            </w:pPr>
-            <w:r>
-              <w:rPr>
-                <w:rFonts w:ascii="Times New Roman" w:cs="Times New Roman" w:eastAsia="Times New Roman" w:hAnsi="Times New Roman"/>
-                <w:b w:val="false"/>
-                <w:bCs w:val="false"/>
-                <w:color w:val="58595B"/>
-                <w:sz w:val="19"/>
-                <w:szCs w:val="19"/>
-              </w:rPr>
-              <w:t xml:space="preserve">Candidate 1 financials</w:t>
-            </w:r>
-          </w:p>
-        </w:tc>
-        <w:tc>
-          <w:tcPr>
-            <w:tcW w:type="dxa" w:w="6140"/>
-            <w:tcMar>
-              <w:top w:type="dxa" w:w="60"/>
-              <w:left w:type="dxa" w:w="100"/>
-              <w:bottom w:type="dxa" w:w="60"/>
-              <w:right w:type="dxa" w:w="100"/>
-            </w:tcMar>
-            <w:vAlign w:val="center"/>
-          </w:tcPr>
-          <w:p>
-            <w:pPr>
-              <w:jc w:val="left"/>
-            </w:pPr>
-            <w:r>
-              <w:rPr>
-                <w:rFonts w:ascii="Times New Roman" w:cs="Times New Roman" w:eastAsia="Times New Roman" w:hAnsi="Times New Roman"/>
-                <w:b w:val="false"/>
-                <w:bCs w:val="false"/>
-                <w:color w:val="58595B"/>
-                <w:sz w:val="19"/>
-                <w:szCs w:val="19"/>
-              </w:rPr>
-              <w:t xml:space="preserve">Annual benefit $200,000 · One-time cost $95,000 · Data Availability: High</w:t>
-            </w:r>
-          </w:p>
-        </w:tc>
-      </w:tr>
-      <w:tr>
-        <w:tc>
-          <w:tcPr>
-            <w:tcW w:type="dxa" w:w="3400"/>
-            <w:shd w:fill="F2F2F3" w:color="auto" w:val="clear"/>
-            <w:tcMar>
-              <w:top w:type="dxa" w:w="60"/>
-              <w:left w:type="dxa" w:w="100"/>
-              <w:bottom w:type="dxa" w:w="60"/>
-              <w:right w:type="dxa" w:w="100"/>
-            </w:tcMar>
-            <w:vAlign w:val="center"/>
-          </w:tcPr>
-          <w:p>
-            <w:pPr>
-              <w:jc w:val="left"/>
-            </w:pPr>
-            <w:r>
-              <w:rPr>
-                <w:rFonts w:ascii="Times New Roman" w:cs="Times New Roman" w:eastAsia="Times New Roman" w:hAnsi="Times New Roman"/>
-                <w:b w:val="false"/>
-                <w:bCs w:val="false"/>
-                <w:color w:val="58595B"/>
-                <w:sz w:val="19"/>
-                <w:szCs w:val="19"/>
-              </w:rPr>
-              <w:t xml:space="preserve">Candidate 2 name</w:t>
-            </w:r>
-          </w:p>
-        </w:tc>
-        <w:tc>
-          <w:tcPr>
-            <w:tcW w:type="dxa" w:w="6140"/>
-            <w:shd w:fill="F2F2F3" w:color="auto" w:val="clear"/>
-            <w:tcMar>
-              <w:top w:type="dxa" w:w="60"/>
-              <w:left w:type="dxa" w:w="100"/>
-              <w:bottom w:type="dxa" w:w="60"/>
-              <w:right w:type="dxa" w:w="100"/>
-            </w:tcMar>
-            <w:vAlign w:val="center"/>
-          </w:tcPr>
-          <w:p>
-            <w:pPr>
-              <w:jc w:val="left"/>
-            </w:pPr>
-            <w:r>
-              <w:rPr>
-                <w:rFonts w:ascii="Times New Roman" w:cs="Times New Roman" w:eastAsia="Times New Roman" w:hAnsi="Times New Roman"/>
-                <w:b w:val="false"/>
-                <w:bCs w:val="false"/>
-                <w:color w:val="58595B"/>
-                <w:sz w:val="19"/>
-                <w:szCs w:val="19"/>
-              </w:rPr>
-              <w:t xml:space="preserve">Sanctions-list screening bot</w:t>
-            </w:r>
-          </w:p>
-        </w:tc>
-      </w:tr>
-      <w:tr>
-        <w:tc>
-          <w:tcPr>
-            <w:tcW w:type="dxa" w:w="3400"/>
-            <w:tcMar>
-              <w:top w:type="dxa" w:w="60"/>
-              <w:left w:type="dxa" w:w="100"/>
-              <w:bottom w:type="dxa" w:w="60"/>
-              <w:right w:type="dxa" w:w="100"/>
-            </w:tcMar>
-            <w:vAlign w:val="center"/>
-          </w:tcPr>
-          <w:p>
-            <w:pPr>
-              <w:jc w:val="left"/>
-            </w:pPr>
-            <w:r>
-              <w:rPr>
-                <w:rFonts w:ascii="Times New Roman" w:cs="Times New Roman" w:eastAsia="Times New Roman" w:hAnsi="Times New Roman"/>
-                <w:b w:val="false"/>
-                <w:bCs w:val="false"/>
-                <w:color w:val="58595B"/>
-                <w:sz w:val="19"/>
-                <w:szCs w:val="19"/>
-              </w:rPr>
-              <w:t xml:space="preserve">Candidate 2 sliders</w:t>
-            </w:r>
-          </w:p>
-        </w:tc>
-        <w:tc>
-          <w:tcPr>
-            <w:tcW w:type="dxa" w:w="6140"/>
-            <w:tcMar>
-              <w:top w:type="dxa" w:w="60"/>
-              <w:left w:type="dxa" w:w="100"/>
-              <w:bottom w:type="dxa" w:w="60"/>
-              <w:right w:type="dxa" w:w="100"/>
-            </w:tcMar>
-            <w:vAlign w:val="center"/>
-          </w:tcPr>
-          <w:p>
-            <w:pPr>
-              <w:jc w:val="left"/>
-            </w:pPr>
-            <w:r>
-              <w:rPr>
-                <w:rFonts w:ascii="Times New Roman" w:cs="Times New Roman" w:eastAsia="Times New Roman" w:hAnsi="Times New Roman"/>
-                <w:b w:val="false"/>
-                <w:bCs w:val="false"/>
-                <w:color w:val="58595B"/>
-                <w:sz w:val="19"/>
-                <w:szCs w:val="19"/>
-              </w:rPr>
-              <w:t xml:space="preserve">Technical 92 · Data Quality 88 · Process Stability 85 · Strategic Fit 88</w:t>
-            </w:r>
-          </w:p>
-        </w:tc>
-      </w:tr>
-      <w:tr>
-        <w:tc>
-          <w:tcPr>
-            <w:tcW w:type="dxa" w:w="3400"/>
-            <w:shd w:fill="F2F2F3" w:color="auto" w:val="clear"/>
-            <w:tcMar>
-              <w:top w:type="dxa" w:w="60"/>
-              <w:left w:type="dxa" w:w="100"/>
-              <w:bottom w:type="dxa" w:w="60"/>
-              <w:right w:type="dxa" w:w="100"/>
-            </w:tcMar>
-            <w:vAlign w:val="center"/>
-          </w:tcPr>
-          <w:p>
-            <w:pPr>
-              <w:jc w:val="left"/>
-            </w:pPr>
-            <w:r>
-              <w:rPr>
-                <w:rFonts w:ascii="Times New Roman" w:cs="Times New Roman" w:eastAsia="Times New Roman" w:hAnsi="Times New Roman"/>
-                <w:b w:val="false"/>
-                <w:bCs w:val="false"/>
-                <w:color w:val="58595B"/>
-                <w:sz w:val="19"/>
-                <w:szCs w:val="19"/>
-              </w:rPr>
-              <w:t xml:space="preserve">Candidate 2 financials</w:t>
-            </w:r>
-          </w:p>
-        </w:tc>
-        <w:tc>
-          <w:tcPr>
-            <w:tcW w:type="dxa" w:w="6140"/>
-            <w:shd w:fill="F2F2F3" w:color="auto" w:val="clear"/>
-            <w:tcMar>
-              <w:top w:type="dxa" w:w="60"/>
-              <w:left w:type="dxa" w:w="100"/>
-              <w:bottom w:type="dxa" w:w="60"/>
-              <w:right w:type="dxa" w:w="100"/>
-            </w:tcMar>
-            <w:vAlign w:val="center"/>
-          </w:tcPr>
-          <w:p>
-            <w:pPr>
-              <w:jc w:val="left"/>
-            </w:pPr>
-            <w:r>
-              <w:rPr>
-                <w:rFonts w:ascii="Times New Roman" w:cs="Times New Roman" w:eastAsia="Times New Roman" w:hAnsi="Times New Roman"/>
-                <w:b w:val="false"/>
-                <w:bCs w:val="false"/>
-                <w:color w:val="58595B"/>
-                <w:sz w:val="19"/>
-                <w:szCs w:val="19"/>
-              </w:rPr>
-              <w:t xml:space="preserve">Annual benefit $160,000 · One-time cost $80,000 · Data Availability: High</w:t>
-            </w:r>
-          </w:p>
-        </w:tc>
-      </w:tr>
-      <w:tr>
-        <w:tc>
-          <w:tcPr>
-            <w:tcW w:type="dxa" w:w="3400"/>
-            <w:tcMar>
-              <w:top w:type="dxa" w:w="60"/>
-              <w:left w:type="dxa" w:w="100"/>
-              <w:bottom w:type="dxa" w:w="60"/>
-              <w:right w:type="dxa" w:w="100"/>
-            </w:tcMar>
-            <w:vAlign w:val="center"/>
-          </w:tcPr>
-          <w:p>
-            <w:pPr>
-              <w:jc w:val="left"/>
-            </w:pPr>
-            <w:r>
-              <w:rPr>
-                <w:rFonts w:ascii="Times New Roman" w:cs="Times New Roman" w:eastAsia="Times New Roman" w:hAnsi="Times New Roman"/>
-                <w:b w:val="false"/>
-                <w:bCs w:val="false"/>
-                <w:color w:val="58595B"/>
-                <w:sz w:val="19"/>
-                <w:szCs w:val="19"/>
-              </w:rPr>
-              <w:t xml:space="preserve">Expected result</w:t>
-            </w:r>
-          </w:p>
-        </w:tc>
-        <w:tc>
-          <w:tcPr>
-            <w:tcW w:type="dxa" w:w="6140"/>
-            <w:tcMar>
-              <w:top w:type="dxa" w:w="60"/>
-              <w:left w:type="dxa" w:w="100"/>
-              <w:bottom w:type="dxa" w:w="60"/>
-              <w:right w:type="dxa" w:w="100"/>
-            </w:tcMar>
-            <w:vAlign w:val="center"/>
-          </w:tcPr>
-          <w:p>
-            <w:pPr>
-              <w:jc w:val="left"/>
-            </w:pPr>
-            <w:r>
-              <w:rPr>
-                <w:rFonts w:ascii="Times New Roman" w:cs="Times New Roman" w:eastAsia="Times New Roman" w:hAnsi="Times New Roman"/>
-                <w:b w:val="false"/>
-                <w:bCs w:val="false"/>
-                <w:color w:val="58595B"/>
-                <w:sz w:val="19"/>
-                <w:szCs w:val="19"/>
-              </w:rPr>
-              <w:t xml:space="preserve">Both candidates score at or above 80 feasibility and are promoted (rule BR-07).</w:t>
+              <w:t xml:space="preserve">Candidate name</w:t>
+            </w:r>
+          </w:p>
+        </w:tc>
+        <w:tc>
+          <w:tcPr>
+            <w:tcW w:type="dxa" w:w="6140"/>
+            <w:tcMar>
+              <w:top w:type="dxa" w:w="60"/>
+              <w:left w:type="dxa" w:w="100"/>
+              <w:bottom w:type="dxa" w:w="60"/>
+              <w:right w:type="dxa" w:w="100"/>
+            </w:tcMar>
+            <w:vAlign w:val="center"/>
+          </w:tcPr>
+          <w:p>
+            <w:pPr>
+              <w:jc w:val="left"/>
+            </w:pPr>
+            <w:r>
+              <w:rPr>
+                <w:rFonts w:ascii="Times New Roman" w:cs="Times New Roman" w:eastAsia="Times New Roman" w:hAnsi="Times New Roman"/>
+                <w:b w:val="false"/>
+                <w:bCs w:val="false"/>
+                <w:color w:val="58595B"/>
+                <w:sz w:val="19"/>
+                <w:szCs w:val="19"/>
+              </w:rPr>
+              <w:t xml:space="preserve">Automated in-transit temperature monitoring and batch linkage</w:t>
+            </w:r>
+          </w:p>
+        </w:tc>
+      </w:tr>
+      <w:tr>
+        <w:tc>
+          <w:tcPr>
+            <w:tcW w:type="dxa" w:w="3400"/>
+            <w:shd w:fill="F2F2F3" w:color="auto" w:val="clear"/>
+            <w:tcMar>
+              <w:top w:type="dxa" w:w="60"/>
+              <w:left w:type="dxa" w:w="100"/>
+              <w:bottom w:type="dxa" w:w="60"/>
+              <w:right w:type="dxa" w:w="100"/>
+            </w:tcMar>
+            <w:vAlign w:val="center"/>
+          </w:tcPr>
+          <w:p>
+            <w:pPr>
+              <w:jc w:val="left"/>
+            </w:pPr>
+            <w:r>
+              <w:rPr>
+                <w:rFonts w:ascii="Times New Roman" w:cs="Times New Roman" w:eastAsia="Times New Roman" w:hAnsi="Times New Roman"/>
+                <w:b w:val="false"/>
+                <w:bCs w:val="false"/>
+                <w:color w:val="58595B"/>
+                <w:sz w:val="19"/>
+                <w:szCs w:val="19"/>
+              </w:rPr>
+              <w:t xml:space="preserve">Technical Feasibility slider</w:t>
+            </w:r>
+          </w:p>
+        </w:tc>
+        <w:tc>
+          <w:tcPr>
+            <w:tcW w:type="dxa" w:w="6140"/>
+            <w:shd w:fill="F2F2F3" w:color="auto" w:val="clear"/>
+            <w:tcMar>
+              <w:top w:type="dxa" w:w="60"/>
+              <w:left w:type="dxa" w:w="100"/>
+              <w:bottom w:type="dxa" w:w="60"/>
+              <w:right w:type="dxa" w:w="100"/>
+            </w:tcMar>
+            <w:vAlign w:val="center"/>
+          </w:tcPr>
+          <w:p>
+            <w:pPr>
+              <w:jc w:val="left"/>
+            </w:pPr>
+            <w:r>
+              <w:rPr>
+                <w:rFonts w:ascii="Times New Roman" w:cs="Times New Roman" w:eastAsia="Times New Roman" w:hAnsi="Times New Roman"/>
+                <w:b w:val="false"/>
+                <w:bCs w:val="false"/>
+                <w:color w:val="58595B"/>
+                <w:sz w:val="19"/>
+                <w:szCs w:val="19"/>
+              </w:rPr>
+              <w:t xml:space="preserve">82</w:t>
+            </w:r>
+          </w:p>
+        </w:tc>
+      </w:tr>
+      <w:tr>
+        <w:tc>
+          <w:tcPr>
+            <w:tcW w:type="dxa" w:w="3400"/>
+            <w:tcMar>
+              <w:top w:type="dxa" w:w="60"/>
+              <w:left w:type="dxa" w:w="100"/>
+              <w:bottom w:type="dxa" w:w="60"/>
+              <w:right w:type="dxa" w:w="100"/>
+            </w:tcMar>
+            <w:vAlign w:val="center"/>
+          </w:tcPr>
+          <w:p>
+            <w:pPr>
+              <w:jc w:val="left"/>
+            </w:pPr>
+            <w:r>
+              <w:rPr>
+                <w:rFonts w:ascii="Times New Roman" w:cs="Times New Roman" w:eastAsia="Times New Roman" w:hAnsi="Times New Roman"/>
+                <w:b w:val="false"/>
+                <w:bCs w:val="false"/>
+                <w:color w:val="58595B"/>
+                <w:sz w:val="19"/>
+                <w:szCs w:val="19"/>
+              </w:rPr>
+              <w:t xml:space="preserve">Data Quality slider</w:t>
+            </w:r>
+          </w:p>
+        </w:tc>
+        <w:tc>
+          <w:tcPr>
+            <w:tcW w:type="dxa" w:w="6140"/>
+            <w:tcMar>
+              <w:top w:type="dxa" w:w="60"/>
+              <w:left w:type="dxa" w:w="100"/>
+              <w:bottom w:type="dxa" w:w="60"/>
+              <w:right w:type="dxa" w:w="100"/>
+            </w:tcMar>
+            <w:vAlign w:val="center"/>
+          </w:tcPr>
+          <w:p>
+            <w:pPr>
+              <w:jc w:val="left"/>
+            </w:pPr>
+            <w:r>
+              <w:rPr>
+                <w:rFonts w:ascii="Times New Roman" w:cs="Times New Roman" w:eastAsia="Times New Roman" w:hAnsi="Times New Roman"/>
+                <w:b w:val="false"/>
+                <w:bCs w:val="false"/>
+                <w:color w:val="58595B"/>
+                <w:sz w:val="19"/>
+                <w:szCs w:val="19"/>
+              </w:rPr>
+              <w:t xml:space="preserve">78</w:t>
+            </w:r>
+          </w:p>
+        </w:tc>
+      </w:tr>
+      <w:tr>
+        <w:tc>
+          <w:tcPr>
+            <w:tcW w:type="dxa" w:w="3400"/>
+            <w:shd w:fill="F2F2F3" w:color="auto" w:val="clear"/>
+            <w:tcMar>
+              <w:top w:type="dxa" w:w="60"/>
+              <w:left w:type="dxa" w:w="100"/>
+              <w:bottom w:type="dxa" w:w="60"/>
+              <w:right w:type="dxa" w:w="100"/>
+            </w:tcMar>
+            <w:vAlign w:val="center"/>
+          </w:tcPr>
+          <w:p>
+            <w:pPr>
+              <w:jc w:val="left"/>
+            </w:pPr>
+            <w:r>
+              <w:rPr>
+                <w:rFonts w:ascii="Times New Roman" w:cs="Times New Roman" w:eastAsia="Times New Roman" w:hAnsi="Times New Roman"/>
+                <w:b w:val="false"/>
+                <w:bCs w:val="false"/>
+                <w:color w:val="58595B"/>
+                <w:sz w:val="19"/>
+                <w:szCs w:val="19"/>
+              </w:rPr>
+              <w:t xml:space="preserve">Process Stability slider</w:t>
+            </w:r>
+          </w:p>
+        </w:tc>
+        <w:tc>
+          <w:tcPr>
+            <w:tcW w:type="dxa" w:w="6140"/>
+            <w:shd w:fill="F2F2F3" w:color="auto" w:val="clear"/>
+            <w:tcMar>
+              <w:top w:type="dxa" w:w="60"/>
+              <w:left w:type="dxa" w:w="100"/>
+              <w:bottom w:type="dxa" w:w="60"/>
+              <w:right w:type="dxa" w:w="100"/>
+            </w:tcMar>
+            <w:vAlign w:val="center"/>
+          </w:tcPr>
+          <w:p>
+            <w:pPr>
+              <w:jc w:val="left"/>
+            </w:pPr>
+            <w:r>
+              <w:rPr>
+                <w:rFonts w:ascii="Times New Roman" w:cs="Times New Roman" w:eastAsia="Times New Roman" w:hAnsi="Times New Roman"/>
+                <w:b w:val="false"/>
+                <w:bCs w:val="false"/>
+                <w:color w:val="58595B"/>
+                <w:sz w:val="19"/>
+                <w:szCs w:val="19"/>
+              </w:rPr>
+              <w:t xml:space="preserve">75</w:t>
+            </w:r>
+          </w:p>
+        </w:tc>
+      </w:tr>
+      <w:tr>
+        <w:tc>
+          <w:tcPr>
+            <w:tcW w:type="dxa" w:w="3400"/>
+            <w:tcMar>
+              <w:top w:type="dxa" w:w="60"/>
+              <w:left w:type="dxa" w:w="100"/>
+              <w:bottom w:type="dxa" w:w="60"/>
+              <w:right w:type="dxa" w:w="100"/>
+            </w:tcMar>
+            <w:vAlign w:val="center"/>
+          </w:tcPr>
+          <w:p>
+            <w:pPr>
+              <w:jc w:val="left"/>
+            </w:pPr>
+            <w:r>
+              <w:rPr>
+                <w:rFonts w:ascii="Times New Roman" w:cs="Times New Roman" w:eastAsia="Times New Roman" w:hAnsi="Times New Roman"/>
+                <w:b w:val="false"/>
+                <w:bCs w:val="false"/>
+                <w:color w:val="58595B"/>
+                <w:sz w:val="19"/>
+                <w:szCs w:val="19"/>
+              </w:rPr>
+              <w:t xml:space="preserve">Strategic Fit slider</w:t>
+            </w:r>
+          </w:p>
+        </w:tc>
+        <w:tc>
+          <w:tcPr>
+            <w:tcW w:type="dxa" w:w="6140"/>
+            <w:tcMar>
+              <w:top w:type="dxa" w:w="60"/>
+              <w:left w:type="dxa" w:w="100"/>
+              <w:bottom w:type="dxa" w:w="60"/>
+              <w:right w:type="dxa" w:w="100"/>
+            </w:tcMar>
+            <w:vAlign w:val="center"/>
+          </w:tcPr>
+          <w:p>
+            <w:pPr>
+              <w:jc w:val="left"/>
+            </w:pPr>
+            <w:r>
+              <w:rPr>
+                <w:rFonts w:ascii="Times New Roman" w:cs="Times New Roman" w:eastAsia="Times New Roman" w:hAnsi="Times New Roman"/>
+                <w:b w:val="false"/>
+                <w:bCs w:val="false"/>
+                <w:color w:val="58595B"/>
+                <w:sz w:val="19"/>
+                <w:szCs w:val="19"/>
+              </w:rPr>
+              <w:t xml:space="preserve">85</w:t>
+            </w:r>
+          </w:p>
+        </w:tc>
+      </w:tr>
+      <w:tr>
+        <w:tc>
+          <w:tcPr>
+            <w:tcW w:type="dxa" w:w="3400"/>
+            <w:shd w:fill="F2F2F3" w:color="auto" w:val="clear"/>
+            <w:tcMar>
+              <w:top w:type="dxa" w:w="60"/>
+              <w:left w:type="dxa" w:w="100"/>
+              <w:bottom w:type="dxa" w:w="60"/>
+              <w:right w:type="dxa" w:w="100"/>
+            </w:tcMar>
+            <w:vAlign w:val="center"/>
+          </w:tcPr>
+          <w:p>
+            <w:pPr>
+              <w:jc w:val="left"/>
+            </w:pPr>
+            <w:r>
+              <w:rPr>
+                <w:rFonts w:ascii="Times New Roman" w:cs="Times New Roman" w:eastAsia="Times New Roman" w:hAnsi="Times New Roman"/>
+                <w:b w:val="false"/>
+                <w:bCs w:val="false"/>
+                <w:color w:val="58595B"/>
+                <w:sz w:val="19"/>
+                <w:szCs w:val="19"/>
+              </w:rPr>
+              <w:t xml:space="preserve">Annual benefit (USD)</w:t>
+            </w:r>
+          </w:p>
+        </w:tc>
+        <w:tc>
+          <w:tcPr>
+            <w:tcW w:type="dxa" w:w="6140"/>
+            <w:shd w:fill="F2F2F3" w:color="auto" w:val="clear"/>
+            <w:tcMar>
+              <w:top w:type="dxa" w:w="60"/>
+              <w:left w:type="dxa" w:w="100"/>
+              <w:bottom w:type="dxa" w:w="60"/>
+              <w:right w:type="dxa" w:w="100"/>
+            </w:tcMar>
+            <w:vAlign w:val="center"/>
+          </w:tcPr>
+          <w:p>
+            <w:pPr>
+              <w:jc w:val="left"/>
+            </w:pPr>
+            <w:r>
+              <w:rPr>
+                <w:rFonts w:ascii="Times New Roman" w:cs="Times New Roman" w:eastAsia="Times New Roman" w:hAnsi="Times New Roman"/>
+                <w:b w:val="false"/>
+                <w:bCs w:val="false"/>
+                <w:color w:val="58595B"/>
+                <w:sz w:val="19"/>
+                <w:szCs w:val="19"/>
+              </w:rPr>
+              <w:t xml:space="preserve">130000</w:t>
+            </w:r>
+          </w:p>
+        </w:tc>
+      </w:tr>
+      <w:tr>
+        <w:tc>
+          <w:tcPr>
+            <w:tcW w:type="dxa" w:w="3400"/>
+            <w:tcMar>
+              <w:top w:type="dxa" w:w="60"/>
+              <w:left w:type="dxa" w:w="100"/>
+              <w:bottom w:type="dxa" w:w="60"/>
+              <w:right w:type="dxa" w:w="100"/>
+            </w:tcMar>
+            <w:vAlign w:val="center"/>
+          </w:tcPr>
+          <w:p>
+            <w:pPr>
+              <w:jc w:val="left"/>
+            </w:pPr>
+            <w:r>
+              <w:rPr>
+                <w:rFonts w:ascii="Times New Roman" w:cs="Times New Roman" w:eastAsia="Times New Roman" w:hAnsi="Times New Roman"/>
+                <w:b w:val="false"/>
+                <w:bCs w:val="false"/>
+                <w:color w:val="58595B"/>
+                <w:sz w:val="19"/>
+                <w:szCs w:val="19"/>
+              </w:rPr>
+              <w:t xml:space="preserve">One-time cost (USD)</w:t>
+            </w:r>
+          </w:p>
+        </w:tc>
+        <w:tc>
+          <w:tcPr>
+            <w:tcW w:type="dxa" w:w="6140"/>
+            <w:tcMar>
+              <w:top w:type="dxa" w:w="60"/>
+              <w:left w:type="dxa" w:w="100"/>
+              <w:bottom w:type="dxa" w:w="60"/>
+              <w:right w:type="dxa" w:w="100"/>
+            </w:tcMar>
+            <w:vAlign w:val="center"/>
+          </w:tcPr>
+          <w:p>
+            <w:pPr>
+              <w:jc w:val="left"/>
+            </w:pPr>
+            <w:r>
+              <w:rPr>
+                <w:rFonts w:ascii="Times New Roman" w:cs="Times New Roman" w:eastAsia="Times New Roman" w:hAnsi="Times New Roman"/>
+                <w:b w:val="false"/>
+                <w:bCs w:val="false"/>
+                <w:color w:val="58595B"/>
+                <w:sz w:val="19"/>
+                <w:szCs w:val="19"/>
+              </w:rPr>
+              <w:t xml:space="preserve">62000</w:t>
+            </w:r>
+          </w:p>
+        </w:tc>
+      </w:tr>
+      <w:tr>
+        <w:tc>
+          <w:tcPr>
+            <w:tcW w:type="dxa" w:w="3400"/>
+            <w:shd w:fill="F2F2F3" w:color="auto" w:val="clear"/>
+            <w:tcMar>
+              <w:top w:type="dxa" w:w="60"/>
+              <w:left w:type="dxa" w:w="100"/>
+              <w:bottom w:type="dxa" w:w="60"/>
+              <w:right w:type="dxa" w:w="100"/>
+            </w:tcMar>
+            <w:vAlign w:val="center"/>
+          </w:tcPr>
+          <w:p>
+            <w:pPr>
+              <w:jc w:val="left"/>
+            </w:pPr>
+            <w:r>
+              <w:rPr>
+                <w:rFonts w:ascii="Times New Roman" w:cs="Times New Roman" w:eastAsia="Times New Roman" w:hAnsi="Times New Roman"/>
+                <w:b w:val="false"/>
+                <w:bCs w:val="false"/>
+                <w:color w:val="58595B"/>
+                <w:sz w:val="19"/>
+                <w:szCs w:val="19"/>
+              </w:rPr>
+              <w:t xml:space="preserve">Data Availability Rating</w:t>
+            </w:r>
+          </w:p>
+        </w:tc>
+        <w:tc>
+          <w:tcPr>
+            <w:tcW w:type="dxa" w:w="6140"/>
+            <w:shd w:fill="F2F2F3" w:color="auto" w:val="clear"/>
+            <w:tcMar>
+              <w:top w:type="dxa" w:w="60"/>
+              <w:left w:type="dxa" w:w="100"/>
+              <w:bottom w:type="dxa" w:w="60"/>
+              <w:right w:type="dxa" w:w="100"/>
+            </w:tcMar>
+            <w:vAlign w:val="center"/>
+          </w:tcPr>
+          <w:p>
+            <w:pPr>
+              <w:jc w:val="left"/>
+            </w:pPr>
+            <w:r>
+              <w:rPr>
+                <w:rFonts w:ascii="Times New Roman" w:cs="Times New Roman" w:eastAsia="Times New Roman" w:hAnsi="Times New Roman"/>
+                <w:b w:val="false"/>
+                <w:bCs w:val="false"/>
+                <w:color w:val="58595B"/>
+                <w:sz w:val="19"/>
+                <w:szCs w:val="19"/>
+              </w:rPr>
+              <w:t xml:space="preserve">High</w:t>
+            </w:r>
+          </w:p>
+        </w:tc>
+      </w:tr>
+      <w:tr>
+        <w:tc>
+          <w:tcPr>
+            <w:tcW w:type="dxa" w:w="3400"/>
+            <w:tcMar>
+              <w:top w:type="dxa" w:w="60"/>
+              <w:left w:type="dxa" w:w="100"/>
+              <w:bottom w:type="dxa" w:w="60"/>
+              <w:right w:type="dxa" w:w="100"/>
+            </w:tcMar>
+            <w:vAlign w:val="center"/>
+          </w:tcPr>
+          <w:p>
+            <w:pPr>
+              <w:jc w:val="left"/>
+            </w:pPr>
+            <w:r>
+              <w:rPr>
+                <w:rFonts w:ascii="Times New Roman" w:cs="Times New Roman" w:eastAsia="Times New Roman" w:hAnsi="Times New Roman"/>
+                <w:b w:val="false"/>
+                <w:bCs w:val="false"/>
+                <w:color w:val="58595B"/>
+                <w:sz w:val="19"/>
+                <w:szCs w:val="19"/>
+              </w:rPr>
+              <w:t xml:space="preserve">Action</w:t>
+            </w:r>
+          </w:p>
+        </w:tc>
+        <w:tc>
+          <w:tcPr>
+            <w:tcW w:type="dxa" w:w="6140"/>
+            <w:tcMar>
+              <w:top w:type="dxa" w:w="60"/>
+              <w:left w:type="dxa" w:w="100"/>
+              <w:bottom w:type="dxa" w:w="60"/>
+              <w:right w:type="dxa" w:w="100"/>
+            </w:tcMar>
+            <w:vAlign w:val="center"/>
+          </w:tcPr>
+          <w:p>
+            <w:pPr>
+              <w:jc w:val="left"/>
+            </w:pPr>
+            <w:r>
+              <w:rPr>
+                <w:rFonts w:ascii="Times New Roman" w:cs="Times New Roman" w:eastAsia="Times New Roman" w:hAnsi="Times New Roman"/>
+                <w:b w:val="false"/>
+                <w:bCs w:val="false"/>
+                <w:color w:val="58595B"/>
+                <w:sz w:val="19"/>
+                <w:szCs w:val="19"/>
+              </w:rPr>
+              <w:t xml:space="preserve">Click "Score &amp; Add Candidate" — expect Feasibility around 80, promoted to the prioritization matrix.</w:t>
             </w:r>
           </w:p>
         </w:tc>
@@ -22245,7 +22341,7 @@
                 <w:sz w:val="19"/>
                 <w:szCs w:val="19"/>
               </w:rPr>
-              <w:t xml:space="preserve">Name: Automated sanctions screening with human review queue · Status: Approved</w:t>
+              <w:t xml:space="preserve">Name: Automated temperature excursion alerting during transit · Status: Approved</w:t>
             </w:r>
           </w:p>
         </w:tc>
@@ -22303,7 +22399,7 @@
                 <w:sz w:val="19"/>
                 <w:szCs w:val="19"/>
               </w:rPr>
-              <w:t xml:space="preserve">Target system: Sanctions screening service API</w:t>
+              <w:t xml:space="preserve">Target system: Plant intake LIMS</w:t>
             </w:r>
           </w:p>
         </w:tc>
@@ -22363,7 +22459,7 @@
                 <w:sz w:val="19"/>
                 <w:szCs w:val="19"/>
               </w:rPr>
-              <w:t xml:space="preserve">AI-Assisted step: checked · Handles sensitive data: checked (mandatory human checkpoint, rule BR-09)</w:t>
+              <w:t xml:space="preserve">AI-Assisted step: checked · Handles sensitive data: unchecked</w:t>
             </w:r>
           </w:p>
         </w:tc>
@@ -22421,7 +22517,7 @@
                 <w:sz w:val="19"/>
                 <w:szCs w:val="19"/>
               </w:rPr>
-              <w:t xml:space="preserve">Type: Preventive · Linked to financial action: checked (segregation-of-duties check attached, rule BR-10)</w:t>
+              <w:t xml:space="preserve">Type: Preventive · Linked to financial action: unchecked</w:t>
             </w:r>
           </w:p>
         </w:tc>
@@ -22481,7 +22577,7 @@
                 <w:sz w:val="19"/>
                 <w:szCs w:val="19"/>
               </w:rPr>
-              <w:t xml:space="preserve">Category: False positive rate risk</w:t>
+              <w:t xml:space="preserve">Category: Spoilage risk from undetected temperature excursions</w:t>
             </w:r>
           </w:p>
         </w:tc>
@@ -22643,7 +22739,7 @@
                 <w:sz w:val="19"/>
                 <w:szCs w:val="19"/>
               </w:rPr>
-              <w:t xml:space="preserve">Status: Approved</w:t>
+              <w:t xml:space="preserve">Status: Specified</w:t>
             </w:r>
           </w:p>
         </w:tc>
@@ -22703,7 +22799,7 @@
                 <w:sz w:val="19"/>
                 <w:szCs w:val="19"/>
               </w:rPr>
-              <w:t xml:space="preserve">Target Value: &lt;= 10% false positive rate · Data source: Baseline_Metric</w:t>
+              <w:t xml:space="preserve">Target Value: &lt;= 3% loads rejected at intake · Data source: Baseline_Metric</w:t>
             </w:r>
           </w:p>
         </w:tc>
@@ -22761,7 +22857,7 @@
                 <w:sz w:val="19"/>
                 <w:szCs w:val="19"/>
               </w:rPr>
-              <w:t xml:space="preserve">Severity: Critical</w:t>
+              <w:t xml:space="preserve">Severity: High</w:t>
             </w:r>
           </w:p>
         </w:tc>
@@ -22821,7 +22917,7 @@
                 <w:sz w:val="19"/>
                 <w:szCs w:val="19"/>
               </w:rPr>
-              <w:t xml:space="preserve">Refresh cadence: Weekly</w:t>
+              <w:t xml:space="preserve">Refresh cadence: Real-time</w:t>
             </w:r>
           </w:p>
         </w:tc>
@@ -22879,7 +22975,7 @@
                 <w:sz w:val="19"/>
                 <w:szCs w:val="19"/>
               </w:rPr>
-              <w:t xml:space="preserve">Coverage: 100 · Source paragraph ref: SOW §3.1</w:t>
+              <w:t xml:space="preserve">Coverage: 100 · Source paragraph ref: SOW §1.2</w:t>
             </w:r>
           </w:p>
         </w:tc>
@@ -23159,7 +23255,7 @@
                 <w:sz w:val="19"/>
                 <w:szCs w:val="19"/>
               </w:rPr>
-              <w:t xml:space="preserve">Isabelle Laurent</w:t>
+              <w:t xml:space="preserve">Anneke van der Berg</w:t>
             </w:r>
           </w:p>
         </w:tc>
@@ -23219,7 +23315,7 @@
                 <w:sz w:val="19"/>
                 <w:szCs w:val="19"/>
               </w:rPr>
-              <w:t xml:space="preserve">Click "Capture Client Sign-Off", then "Check SLA Now"</w:t>
+              <w:t xml:space="preserve">Click "Capture Client Sign-Off"</w:t>
             </w:r>
           </w:p>
         </w:tc>
@@ -23381,7 +23477,7 @@
                 <w:sz w:val="19"/>
                 <w:szCs w:val="19"/>
               </w:rPr>
-              <w:t xml:space="preserve">Word</w:t>
+              <w:t xml:space="preserve">PDF</w:t>
             </w:r>
           </w:p>
         </w:tc>
@@ -23441,7 +23537,7 @@
                 <w:sz w:val="19"/>
                 <w:szCs w:val="19"/>
               </w:rPr>
-              <w:t xml:space="preserve">Deploy sanctions screening bot to production · Priority: High</w:t>
+              <w:t xml:space="preserve">Deploy in-transit temperature sensors and alerting · Priority: High</w:t>
             </w:r>
           </w:p>
         </w:tc>
@@ -23499,7 +23595,7 @@
                 <w:sz w:val="19"/>
                 <w:szCs w:val="19"/>
               </w:rPr>
-              <w:t xml:space="preserve">70</w:t>
+              <w:t xml:space="preserve">50</w:t>
             </w:r>
           </w:p>
         </w:tc>
@@ -23583,7 +23679,7 @@
           <w:sz w:val="24"/>
           <w:szCs w:val="24"/>
         </w:rPr>
-        <w:t xml:space="preserve">13.16 Complete Run — Network Fault Triage Automation (Telecom)</w:t>
+        <w:t xml:space="preserve">13.16 Complete Run — Fleet Dispatch and Delivery Exception Management Automation (Transportation)</w:t>
       </w:r>
     </w:p>
     <w:p>
@@ -23602,7 +23698,7 @@
           <w:sz w:val="24"/>
           <w:szCs w:val="24"/>
         </w:rPr>
-        <w:t xml:space="preserve">Consultant role used throughout: Business Analyst, then Automation Consultant</w:t>
+        <w:t xml:space="preserve">Consultant role used throughout: Business Analyst, then Delivery Lead</w:t>
       </w:r>
     </w:p>
     <w:p>
@@ -23761,7 +23857,7 @@
                 <w:sz w:val="19"/>
                 <w:szCs w:val="19"/>
               </w:rPr>
-              <w:t xml:space="preserve">Automate first-line triage of network fault tickets to cut mean-time-to-resolution for the field operations team.</w:t>
+              <w:t xml:space="preserve">Reduce late-delivery rates and manual exception handling in long-haul fleet dispatch operations.</w:t>
             </w:r>
           </w:p>
         </w:tc>
@@ -23821,7 +23917,7 @@
                 <w:sz w:val="19"/>
                 <w:szCs w:val="19"/>
               </w:rPr>
-              <w:t xml:space="preserve">Tier-1 fault triage and dispatch across the regional access network.</w:t>
+              <w:t xml:space="preserve">Load dispatch assignment, in-transit exception detection, and customer delivery notifications across the national trucking network.</w:t>
             </w:r>
           </w:p>
         </w:tc>
@@ -23879,7 +23975,7 @@
                 <w:sz w:val="19"/>
                 <w:szCs w:val="19"/>
               </w:rPr>
-              <w:t xml:space="preserve">To-be design and governance artifacts for the automated triage workflow.</w:t>
+              <w:t xml:space="preserve">Full specification package covering automated dispatch exception handling and customer notification workflow.</w:t>
             </w:r>
           </w:p>
         </w:tc>
@@ -23939,7 +24035,7 @@
                 <w:sz w:val="19"/>
                 <w:szCs w:val="19"/>
               </w:rPr>
-              <w:t xml:space="preserve">Ten-week engagement with a two-week pilot extension.</w:t>
+              <w:t xml:space="preserve">Nine-week engagement, specs delivered ahead of the peak shipping season.</w:t>
             </w:r>
           </w:p>
         </w:tc>
@@ -23997,7 +24093,7 @@
                 <w:sz w:val="19"/>
                 <w:szCs w:val="19"/>
               </w:rPr>
-              <w:t xml:space="preserve">Must interoperate with the existing OSS ticketing platform without a data-model change.</w:t>
+              <w:t xml:space="preserve">Must integrate with the existing fleet telematics platform without a hardware change; driver data must remain within regional data-residency limits.</w:t>
             </w:r>
           </w:p>
         </w:tc>
@@ -24115,7 +24211,7 @@
                 <w:sz w:val="19"/>
                 <w:szCs w:val="19"/>
               </w:rPr>
-              <w:t xml:space="preserve">Name: Karim El-Sayed · Role: Client Sponsor · Influence: High</w:t>
+              <w:t xml:space="preserve">Name: Robert Klein · Role: Client Sponsor · Influence: High</w:t>
             </w:r>
           </w:p>
         </w:tc>
@@ -24175,15 +24271,74 @@
                 <w:sz w:val="19"/>
                 <w:szCs w:val="19"/>
               </w:rPr>
-              <w:t xml:space="preserve">Name: Line Bergström · Role: Process Owner · Influence: Medium</w:t>
-            </w:r>
-          </w:p>
-        </w:tc>
-      </w:tr>
-      <w:tr>
-        <w:tc>
-          <w:tcPr>
-            <w:tcW w:type="dxa" w:w="3400"/>
+              <w:t xml:space="preserve">Name: Amara Okafor · Role: Process Owner · Influence: High</w:t>
+            </w:r>
+          </w:p>
+        </w:tc>
+      </w:tr>
+      <w:tr>
+        <w:tc>
+          <w:tcPr>
+            <w:tcW w:type="dxa" w:w="3400"/>
+            <w:tcMar>
+              <w:top w:type="dxa" w:w="60"/>
+              <w:left w:type="dxa" w:w="100"/>
+              <w:bottom w:type="dxa" w:w="60"/>
+              <w:right w:type="dxa" w:w="100"/>
+            </w:tcMar>
+            <w:vAlign w:val="center"/>
+          </w:tcPr>
+          <w:p>
+            <w:pPr>
+              <w:jc w:val="left"/>
+            </w:pPr>
+            <w:r>
+              <w:rPr>
+                <w:rFonts w:ascii="Times New Roman" w:cs="Times New Roman" w:eastAsia="Times New Roman" w:hAnsi="Times New Roman"/>
+                <w:b w:val="false"/>
+                <w:bCs w:val="false"/>
+                <w:color w:val="58595B"/>
+                <w:sz w:val="19"/>
+                <w:szCs w:val="19"/>
+              </w:rPr>
+              <w:t xml:space="preserve">Stakeholder 3</w:t>
+            </w:r>
+          </w:p>
+        </w:tc>
+        <w:tc>
+          <w:tcPr>
+            <w:tcW w:type="dxa" w:w="6140"/>
+            <w:tcMar>
+              <w:top w:type="dxa" w:w="60"/>
+              <w:left w:type="dxa" w:w="100"/>
+              <w:bottom w:type="dxa" w:w="60"/>
+              <w:right w:type="dxa" w:w="100"/>
+            </w:tcMar>
+            <w:vAlign w:val="center"/>
+          </w:tcPr>
+          <w:p>
+            <w:pPr>
+              <w:jc w:val="left"/>
+            </w:pPr>
+            <w:r>
+              <w:rPr>
+                <w:rFonts w:ascii="Times New Roman" w:cs="Times New Roman" w:eastAsia="Times New Roman" w:hAnsi="Times New Roman"/>
+                <w:b w:val="false"/>
+                <w:bCs w:val="false"/>
+                <w:color w:val="58595B"/>
+                <w:sz w:val="19"/>
+                <w:szCs w:val="19"/>
+              </w:rPr>
+              <w:t xml:space="preserve">Name: Jin-Ho Park · Role: IT Lead · Influence: Medium</w:t>
+            </w:r>
+          </w:p>
+        </w:tc>
+      </w:tr>
+      <w:tr>
+        <w:tc>
+          <w:tcPr>
+            <w:tcW w:type="dxa" w:w="3400"/>
+            <w:shd w:fill="F2F2F3" w:color="auto" w:val="clear"/>
             <w:tcMar>
               <w:top w:type="dxa" w:w="60"/>
               <w:left w:type="dxa" w:w="100"/>
@@ -24212,6 +24367,7 @@
         <w:tc>
           <w:tcPr>
             <w:tcW w:type="dxa" w:w="6140"/>
+            <w:shd w:fill="F2F2F3" w:color="auto" w:val="clear"/>
             <w:tcMar>
               <w:top w:type="dxa" w:w="60"/>
               <w:left w:type="dxa" w:w="100"/>
@@ -24395,6 +24551,66 @@
                 <w:sz w:val="19"/>
                 <w:szCs w:val="19"/>
               </w:rPr>
+              <w:t xml:space="preserve">5</w:t>
+            </w:r>
+          </w:p>
+        </w:tc>
+      </w:tr>
+      <w:tr>
+        <w:tc>
+          <w:tcPr>
+            <w:tcW w:type="dxa" w:w="3400"/>
+            <w:shd w:fill="F2F2F3" w:color="auto" w:val="clear"/>
+            <w:tcMar>
+              <w:top w:type="dxa" w:w="60"/>
+              <w:left w:type="dxa" w:w="100"/>
+              <w:bottom w:type="dxa" w:w="60"/>
+              <w:right w:type="dxa" w:w="100"/>
+            </w:tcMar>
+            <w:vAlign w:val="center"/>
+          </w:tcPr>
+          <w:p>
+            <w:pPr>
+              <w:jc w:val="left"/>
+            </w:pPr>
+            <w:r>
+              <w:rPr>
+                <w:rFonts w:ascii="Times New Roman" w:cs="Times New Roman" w:eastAsia="Times New Roman" w:hAnsi="Times New Roman"/>
+                <w:b w:val="false"/>
+                <w:bCs w:val="false"/>
+                <w:color w:val="58595B"/>
+                <w:sz w:val="19"/>
+                <w:szCs w:val="19"/>
+              </w:rPr>
+              <w:t xml:space="preserve">Processes identified</w:t>
+            </w:r>
+          </w:p>
+        </w:tc>
+        <w:tc>
+          <w:tcPr>
+            <w:tcW w:type="dxa" w:w="6140"/>
+            <w:shd w:fill="F2F2F3" w:color="auto" w:val="clear"/>
+            <w:tcMar>
+              <w:top w:type="dxa" w:w="60"/>
+              <w:left w:type="dxa" w:w="100"/>
+              <w:bottom w:type="dxa" w:w="60"/>
+              <w:right w:type="dxa" w:w="100"/>
+            </w:tcMar>
+            <w:vAlign w:val="center"/>
+          </w:tcPr>
+          <w:p>
+            <w:pPr>
+              <w:jc w:val="left"/>
+            </w:pPr>
+            <w:r>
+              <w:rPr>
+                <w:rFonts w:ascii="Times New Roman" w:cs="Times New Roman" w:eastAsia="Times New Roman" w:hAnsi="Times New Roman"/>
+                <w:b w:val="false"/>
+                <w:bCs w:val="false"/>
+                <w:color w:val="58595B"/>
+                <w:sz w:val="19"/>
+                <w:szCs w:val="19"/>
+              </w:rPr>
               <w:t xml:space="preserve">4</w:t>
             </w:r>
           </w:p>
@@ -24404,66 +24620,6 @@
         <w:tc>
           <w:tcPr>
             <w:tcW w:type="dxa" w:w="3400"/>
-            <w:shd w:fill="F2F2F3" w:color="auto" w:val="clear"/>
-            <w:tcMar>
-              <w:top w:type="dxa" w:w="60"/>
-              <w:left w:type="dxa" w:w="100"/>
-              <w:bottom w:type="dxa" w:w="60"/>
-              <w:right w:type="dxa" w:w="100"/>
-            </w:tcMar>
-            <w:vAlign w:val="center"/>
-          </w:tcPr>
-          <w:p>
-            <w:pPr>
-              <w:jc w:val="left"/>
-            </w:pPr>
-            <w:r>
-              <w:rPr>
-                <w:rFonts w:ascii="Times New Roman" w:cs="Times New Roman" w:eastAsia="Times New Roman" w:hAnsi="Times New Roman"/>
-                <w:b w:val="false"/>
-                <w:bCs w:val="false"/>
-                <w:color w:val="58595B"/>
-                <w:sz w:val="19"/>
-                <w:szCs w:val="19"/>
-              </w:rPr>
-              <w:t xml:space="preserve">Processes identified</w:t>
-            </w:r>
-          </w:p>
-        </w:tc>
-        <w:tc>
-          <w:tcPr>
-            <w:tcW w:type="dxa" w:w="6140"/>
-            <w:shd w:fill="F2F2F3" w:color="auto" w:val="clear"/>
-            <w:tcMar>
-              <w:top w:type="dxa" w:w="60"/>
-              <w:left w:type="dxa" w:w="100"/>
-              <w:bottom w:type="dxa" w:w="60"/>
-              <w:right w:type="dxa" w:w="100"/>
-            </w:tcMar>
-            <w:vAlign w:val="center"/>
-          </w:tcPr>
-          <w:p>
-            <w:pPr>
-              <w:jc w:val="left"/>
-            </w:pPr>
-            <w:r>
-              <w:rPr>
-                <w:rFonts w:ascii="Times New Roman" w:cs="Times New Roman" w:eastAsia="Times New Roman" w:hAnsi="Times New Roman"/>
-                <w:b w:val="false"/>
-                <w:bCs w:val="false"/>
-                <w:color w:val="58595B"/>
-                <w:sz w:val="19"/>
-                <w:szCs w:val="19"/>
-              </w:rPr>
-              <w:t xml:space="preserve">3</w:t>
-            </w:r>
-          </w:p>
-        </w:tc>
-      </w:tr>
-      <w:tr>
-        <w:tc>
-          <w:tcPr>
-            <w:tcW w:type="dxa" w:w="3400"/>
             <w:tcMar>
               <w:top w:type="dxa" w:w="60"/>
               <w:left w:type="dxa" w:w="100"/>
@@ -24573,7 +24729,7 @@
                 <w:sz w:val="19"/>
                 <w:szCs w:val="19"/>
               </w:rPr>
-              <w:t xml:space="preserve">OSS ticketing platform</w:t>
+              <w:t xml:space="preserve">Fleet telematics platform</w:t>
             </w:r>
           </w:p>
         </w:tc>
@@ -24631,7 +24787,7 @@
                 <w:sz w:val="19"/>
                 <w:szCs w:val="19"/>
               </w:rPr>
-              <w:t xml:space="preserve">Network monitoring system</w:t>
+              <w:t xml:space="preserve">Customer notification system</w:t>
             </w:r>
           </w:p>
         </w:tc>
@@ -24793,7 +24949,7 @@
                 <w:sz w:val="19"/>
                 <w:szCs w:val="19"/>
               </w:rPr>
-              <w:t xml:space="preserve">15</w:t>
+              <w:t xml:space="preserve">19</w:t>
             </w:r>
           </w:p>
         </w:tc>
@@ -24853,7 +25009,7 @@
                 <w:sz w:val="19"/>
                 <w:szCs w:val="19"/>
               </w:rPr>
-              <w:t xml:space="preserve">15</w:t>
+              <w:t xml:space="preserve">18</w:t>
             </w:r>
           </w:p>
         </w:tc>
@@ -24911,6 +25067,66 @@
                 <w:sz w:val="19"/>
                 <w:szCs w:val="19"/>
               </w:rPr>
+              <w:t xml:space="preserve">6</w:t>
+            </w:r>
+          </w:p>
+        </w:tc>
+      </w:tr>
+      <w:tr>
+        <w:tc>
+          <w:tcPr>
+            <w:tcW w:type="dxa" w:w="3400"/>
+            <w:shd w:fill="F2F2F3" w:color="auto" w:val="clear"/>
+            <w:tcMar>
+              <w:top w:type="dxa" w:w="60"/>
+              <w:left w:type="dxa" w:w="100"/>
+              <w:bottom w:type="dxa" w:w="60"/>
+              <w:right w:type="dxa" w:w="100"/>
+            </w:tcMar>
+            <w:vAlign w:val="center"/>
+          </w:tcPr>
+          <w:p>
+            <w:pPr>
+              <w:jc w:val="left"/>
+            </w:pPr>
+            <w:r>
+              <w:rPr>
+                <w:rFonts w:ascii="Times New Roman" w:cs="Times New Roman" w:eastAsia="Times New Roman" w:hAnsi="Times New Roman"/>
+                <w:b w:val="false"/>
+                <w:bCs w:val="false"/>
+                <w:color w:val="58595B"/>
+                <w:sz w:val="19"/>
+                <w:szCs w:val="19"/>
+              </w:rPr>
+              <w:t xml:space="preserve">Industry benchmark (h)</w:t>
+            </w:r>
+          </w:p>
+        </w:tc>
+        <w:tc>
+          <w:tcPr>
+            <w:tcW w:type="dxa" w:w="6140"/>
+            <w:shd w:fill="F2F2F3" w:color="auto" w:val="clear"/>
+            <w:tcMar>
+              <w:top w:type="dxa" w:w="60"/>
+              <w:left w:type="dxa" w:w="100"/>
+              <w:bottom w:type="dxa" w:w="60"/>
+              <w:right w:type="dxa" w:w="100"/>
+            </w:tcMar>
+            <w:vAlign w:val="center"/>
+          </w:tcPr>
+          <w:p>
+            <w:pPr>
+              <w:jc w:val="left"/>
+            </w:pPr>
+            <w:r>
+              <w:rPr>
+                <w:rFonts w:ascii="Times New Roman" w:cs="Times New Roman" w:eastAsia="Times New Roman" w:hAnsi="Times New Roman"/>
+                <w:b w:val="false"/>
+                <w:bCs w:val="false"/>
+                <w:color w:val="58595B"/>
+                <w:sz w:val="19"/>
+                <w:szCs w:val="19"/>
+              </w:rPr>
               <w:t xml:space="preserve">4</w:t>
             </w:r>
           </w:p>
@@ -24920,66 +25136,6 @@
         <w:tc>
           <w:tcPr>
             <w:tcW w:type="dxa" w:w="3400"/>
-            <w:shd w:fill="F2F2F3" w:color="auto" w:val="clear"/>
-            <w:tcMar>
-              <w:top w:type="dxa" w:w="60"/>
-              <w:left w:type="dxa" w:w="100"/>
-              <w:bottom w:type="dxa" w:w="60"/>
-              <w:right w:type="dxa" w:w="100"/>
-            </w:tcMar>
-            <w:vAlign w:val="center"/>
-          </w:tcPr>
-          <w:p>
-            <w:pPr>
-              <w:jc w:val="left"/>
-            </w:pPr>
-            <w:r>
-              <w:rPr>
-                <w:rFonts w:ascii="Times New Roman" w:cs="Times New Roman" w:eastAsia="Times New Roman" w:hAnsi="Times New Roman"/>
-                <w:b w:val="false"/>
-                <w:bCs w:val="false"/>
-                <w:color w:val="58595B"/>
-                <w:sz w:val="19"/>
-                <w:szCs w:val="19"/>
-              </w:rPr>
-              <w:t xml:space="preserve">Industry benchmark (h)</w:t>
-            </w:r>
-          </w:p>
-        </w:tc>
-        <w:tc>
-          <w:tcPr>
-            <w:tcW w:type="dxa" w:w="6140"/>
-            <w:shd w:fill="F2F2F3" w:color="auto" w:val="clear"/>
-            <w:tcMar>
-              <w:top w:type="dxa" w:w="60"/>
-              <w:left w:type="dxa" w:w="100"/>
-              <w:bottom w:type="dxa" w:w="60"/>
-              <w:right w:type="dxa" w:w="100"/>
-            </w:tcMar>
-            <w:vAlign w:val="center"/>
-          </w:tcPr>
-          <w:p>
-            <w:pPr>
-              <w:jc w:val="left"/>
-            </w:pPr>
-            <w:r>
-              <w:rPr>
-                <w:rFonts w:ascii="Times New Roman" w:cs="Times New Roman" w:eastAsia="Times New Roman" w:hAnsi="Times New Roman"/>
-                <w:b w:val="false"/>
-                <w:bCs w:val="false"/>
-                <w:color w:val="58595B"/>
-                <w:sz w:val="19"/>
-                <w:szCs w:val="19"/>
-              </w:rPr>
-              <w:t xml:space="preserve">3</w:t>
-            </w:r>
-          </w:p>
-        </w:tc>
-      </w:tr>
-      <w:tr>
-        <w:tc>
-          <w:tcPr>
-            <w:tcW w:type="dxa" w:w="3400"/>
             <w:tcMar>
               <w:top w:type="dxa" w:w="60"/>
               <w:left w:type="dxa" w:w="100"/>
@@ -25089,7 +25245,7 @@
                 <w:sz w:val="19"/>
                 <w:szCs w:val="19"/>
               </w:rPr>
-              <w:t xml:space="preserve">Description: Tickets are triaged manually in order received, not by severity · Severity: High</w:t>
+              <w:t xml:space="preserve">Description: Delivery exceptions are identified only after a customer calls to complain · Severity: High</w:t>
             </w:r>
           </w:p>
         </w:tc>
@@ -25147,7 +25303,7 @@
                 <w:sz w:val="19"/>
                 <w:szCs w:val="19"/>
               </w:rPr>
-              <w:t xml:space="preserve">Description: Field technicians dispatched without full fault context · Severity: Medium</w:t>
+              <w:t xml:space="preserve">Description: Dispatchers manually re-route loads without visibility into driver hours-of-service limits · Severity: Medium</w:t>
             </w:r>
           </w:p>
         </w:tc>
@@ -25207,7 +25363,7 @@
                 <w:sz w:val="19"/>
                 <w:szCs w:val="19"/>
               </w:rPr>
-              <w:t xml:space="preserve">Metric name: Mean time to resolution · Value: 4.2 · Unit: hours</w:t>
+              <w:t xml:space="preserve">Metric name: Average exception resolution time · Value: 6.5 · Unit: hours</w:t>
             </w:r>
           </w:p>
         </w:tc>
@@ -25265,7 +25421,7 @@
                 <w:sz w:val="19"/>
                 <w:szCs w:val="19"/>
               </w:rPr>
-              <w:t xml:space="preserve">Metric name: Tickets requiring re-dispatch · Value: 15 · Unit: percent</w:t>
+              <w:t xml:space="preserve">Metric name: On-time delivery rate · Value: 82 · Unit: percent</w:t>
             </w:r>
           </w:p>
         </w:tc>
@@ -25427,7 +25583,7 @@
                 <w:sz w:val="19"/>
                 <w:szCs w:val="19"/>
               </w:rPr>
-              <w:t xml:space="preserve">Automated fault classification &amp; routing</w:t>
+              <w:t xml:space="preserve">Automated exception detection and customer notification</w:t>
             </w:r>
           </w:p>
         </w:tc>
@@ -25487,6 +25643,64 @@
                 <w:sz w:val="19"/>
                 <w:szCs w:val="19"/>
               </w:rPr>
+              <w:t xml:space="preserve">84</w:t>
+            </w:r>
+          </w:p>
+        </w:tc>
+      </w:tr>
+      <w:tr>
+        <w:tc>
+          <w:tcPr>
+            <w:tcW w:type="dxa" w:w="3400"/>
+            <w:tcMar>
+              <w:top w:type="dxa" w:w="60"/>
+              <w:left w:type="dxa" w:w="100"/>
+              <w:bottom w:type="dxa" w:w="60"/>
+              <w:right w:type="dxa" w:w="100"/>
+            </w:tcMar>
+            <w:vAlign w:val="center"/>
+          </w:tcPr>
+          <w:p>
+            <w:pPr>
+              <w:jc w:val="left"/>
+            </w:pPr>
+            <w:r>
+              <w:rPr>
+                <w:rFonts w:ascii="Times New Roman" w:cs="Times New Roman" w:eastAsia="Times New Roman" w:hAnsi="Times New Roman"/>
+                <w:b w:val="false"/>
+                <w:bCs w:val="false"/>
+                <w:color w:val="58595B"/>
+                <w:sz w:val="19"/>
+                <w:szCs w:val="19"/>
+              </w:rPr>
+              <w:t xml:space="preserve">Data Quality slider</w:t>
+            </w:r>
+          </w:p>
+        </w:tc>
+        <w:tc>
+          <w:tcPr>
+            <w:tcW w:type="dxa" w:w="6140"/>
+            <w:tcMar>
+              <w:top w:type="dxa" w:w="60"/>
+              <w:left w:type="dxa" w:w="100"/>
+              <w:bottom w:type="dxa" w:w="60"/>
+              <w:right w:type="dxa" w:w="100"/>
+            </w:tcMar>
+            <w:vAlign w:val="center"/>
+          </w:tcPr>
+          <w:p>
+            <w:pPr>
+              <w:jc w:val="left"/>
+            </w:pPr>
+            <w:r>
+              <w:rPr>
+                <w:rFonts w:ascii="Times New Roman" w:cs="Times New Roman" w:eastAsia="Times New Roman" w:hAnsi="Times New Roman"/>
+                <w:b w:val="false"/>
+                <w:bCs w:val="false"/>
+                <w:color w:val="58595B"/>
+                <w:sz w:val="19"/>
+                <w:szCs w:val="19"/>
+              </w:rPr>
               <w:t xml:space="preserve">80</w:t>
             </w:r>
           </w:p>
@@ -25496,64 +25710,6 @@
         <w:tc>
           <w:tcPr>
             <w:tcW w:type="dxa" w:w="3400"/>
-            <w:tcMar>
-              <w:top w:type="dxa" w:w="60"/>
-              <w:left w:type="dxa" w:w="100"/>
-              <w:bottom w:type="dxa" w:w="60"/>
-              <w:right w:type="dxa" w:w="100"/>
-            </w:tcMar>
-            <w:vAlign w:val="center"/>
-          </w:tcPr>
-          <w:p>
-            <w:pPr>
-              <w:jc w:val="left"/>
-            </w:pPr>
-            <w:r>
-              <w:rPr>
-                <w:rFonts w:ascii="Times New Roman" w:cs="Times New Roman" w:eastAsia="Times New Roman" w:hAnsi="Times New Roman"/>
-                <w:b w:val="false"/>
-                <w:bCs w:val="false"/>
-                <w:color w:val="58595B"/>
-                <w:sz w:val="19"/>
-                <w:szCs w:val="19"/>
-              </w:rPr>
-              <w:t xml:space="preserve">Data Quality slider</w:t>
-            </w:r>
-          </w:p>
-        </w:tc>
-        <w:tc>
-          <w:tcPr>
-            <w:tcW w:type="dxa" w:w="6140"/>
-            <w:tcMar>
-              <w:top w:type="dxa" w:w="60"/>
-              <w:left w:type="dxa" w:w="100"/>
-              <w:bottom w:type="dxa" w:w="60"/>
-              <w:right w:type="dxa" w:w="100"/>
-            </w:tcMar>
-            <w:vAlign w:val="center"/>
-          </w:tcPr>
-          <w:p>
-            <w:pPr>
-              <w:jc w:val="left"/>
-            </w:pPr>
-            <w:r>
-              <w:rPr>
-                <w:rFonts w:ascii="Times New Roman" w:cs="Times New Roman" w:eastAsia="Times New Roman" w:hAnsi="Times New Roman"/>
-                <w:b w:val="false"/>
-                <w:bCs w:val="false"/>
-                <w:color w:val="58595B"/>
-                <w:sz w:val="19"/>
-                <w:szCs w:val="19"/>
-              </w:rPr>
-              <w:t xml:space="preserve">75</w:t>
-            </w:r>
-          </w:p>
-        </w:tc>
-      </w:tr>
-      <w:tr>
-        <w:tc>
-          <w:tcPr>
-            <w:tcW w:type="dxa" w:w="3400"/>
             <w:shd w:fill="F2F2F3" w:color="auto" w:val="clear"/>
             <w:tcMar>
               <w:top w:type="dxa" w:w="60"/>
@@ -25605,7 +25761,7 @@
                 <w:sz w:val="19"/>
                 <w:szCs w:val="19"/>
               </w:rPr>
-              <w:t xml:space="preserve">70</w:t>
+              <w:t xml:space="preserve">72</w:t>
             </w:r>
           </w:p>
         </w:tc>
@@ -25663,7 +25819,7 @@
                 <w:sz w:val="19"/>
                 <w:szCs w:val="19"/>
               </w:rPr>
-              <w:t xml:space="preserve">75</w:t>
+              <w:t xml:space="preserve">82</w:t>
             </w:r>
           </w:p>
         </w:tc>
@@ -25723,7 +25879,7 @@
                 <w:sz w:val="19"/>
                 <w:szCs w:val="19"/>
               </w:rPr>
-              <w:t xml:space="preserve">110000</w:t>
+              <w:t xml:space="preserve">140000</w:t>
             </w:r>
           </w:p>
         </w:tc>
@@ -25781,7 +25937,7 @@
                 <w:sz w:val="19"/>
                 <w:szCs w:val="19"/>
               </w:rPr>
-              <w:t xml:space="preserve">65000</w:t>
+              <w:t xml:space="preserve">68000</w:t>
             </w:r>
           </w:p>
         </w:tc>
@@ -25841,7 +25997,7 @@
                 <w:sz w:val="19"/>
                 <w:szCs w:val="19"/>
               </w:rPr>
-              <w:t xml:space="preserve">Medium</w:t>
+              <w:t xml:space="preserve">High</w:t>
             </w:r>
           </w:p>
         </w:tc>
@@ -25899,7 +26055,7 @@
                 <w:sz w:val="19"/>
                 <w:szCs w:val="19"/>
               </w:rPr>
-              <w:t xml:space="preserve">Click "Score &amp; Add Candidate"</w:t>
+              <w:t xml:space="preserve">Click "Score &amp; Add Candidate" — expect Feasibility around 80, promoted to the prioritization matrix.</w:t>
             </w:r>
           </w:p>
         </w:tc>
@@ -26121,7 +26277,7 @@
                 <w:sz w:val="19"/>
                 <w:szCs w:val="19"/>
               </w:rPr>
-              <w:t xml:space="preserve">Name: Automated severity-based ticket routing · Status: Detailed</w:t>
+              <w:t xml:space="preserve">Name: Automated proactive delivery exception notification · Status: Approved</w:t>
             </w:r>
           </w:p>
         </w:tc>
@@ -26179,7 +26335,7 @@
                 <w:sz w:val="19"/>
                 <w:szCs w:val="19"/>
               </w:rPr>
-              <w:t xml:space="preserve">Target system: Network monitoring system alerts feed</w:t>
+              <w:t xml:space="preserve">Target system: Fleet telematics platform API</w:t>
             </w:r>
           </w:p>
         </w:tc>
@@ -26357,7 +26513,7 @@
                 <w:sz w:val="19"/>
                 <w:szCs w:val="19"/>
               </w:rPr>
-              <w:t xml:space="preserve">Category: Alert-storm false triage risk</w:t>
+              <w:t xml:space="preserve">Category: Driver hours-of-service compliance risk</w:t>
             </w:r>
           </w:p>
         </w:tc>
@@ -26579,7 +26735,7 @@
                 <w:sz w:val="19"/>
                 <w:szCs w:val="19"/>
               </w:rPr>
-              <w:t xml:space="preserve">Target Value: &lt;= 3h mean time to resolution · Data source: Baseline_Metric</w:t>
+              <w:t xml:space="preserve">Target Value: &gt;= 92% on-time delivery rate · Data source: Baseline_Metric</w:t>
             </w:r>
           </w:p>
         </w:tc>
@@ -26755,7 +26911,7 @@
                 <w:sz w:val="19"/>
                 <w:szCs w:val="19"/>
               </w:rPr>
-              <w:t xml:space="preserve">Coverage: 100 · Source paragraph ref: SOW §2.2</w:t>
+              <w:t xml:space="preserve">Coverage: 100 · Source paragraph ref: SOW §2.3</w:t>
             </w:r>
           </w:p>
         </w:tc>
@@ -27035,7 +27191,7 @@
                 <w:sz w:val="19"/>
                 <w:szCs w:val="19"/>
               </w:rPr>
-              <w:t xml:space="preserve">Karim El-Sayed</w:t>
+              <w:t xml:space="preserve">Robert Klein</w:t>
             </w:r>
           </w:p>
         </w:tc>
@@ -27257,6 +27413,3942 @@
                 <w:sz w:val="19"/>
                 <w:szCs w:val="19"/>
               </w:rPr>
+              <w:t xml:space="preserve">Word</w:t>
+            </w:r>
+          </w:p>
+        </w:tc>
+      </w:tr>
+      <w:tr>
+        <w:tc>
+          <w:tcPr>
+            <w:tcW w:type="dxa" w:w="3400"/>
+            <w:shd w:fill="F2F2F3" w:color="auto" w:val="clear"/>
+            <w:tcMar>
+              <w:top w:type="dxa" w:w="60"/>
+              <w:left w:type="dxa" w:w="100"/>
+              <w:bottom w:type="dxa" w:w="60"/>
+              <w:right w:type="dxa" w:w="100"/>
+            </w:tcMar>
+            <w:vAlign w:val="center"/>
+          </w:tcPr>
+          <w:p>
+            <w:pPr>
+              <w:jc w:val="left"/>
+            </w:pPr>
+            <w:r>
+              <w:rPr>
+                <w:rFonts w:ascii="Times New Roman" w:cs="Times New Roman" w:eastAsia="Times New Roman" w:hAnsi="Times New Roman"/>
+                <w:b w:val="false"/>
+                <w:bCs w:val="false"/>
+                <w:color w:val="58595B"/>
+                <w:sz w:val="19"/>
+                <w:szCs w:val="19"/>
+              </w:rPr>
+              <w:t xml:space="preserve">Backlog item</w:t>
+            </w:r>
+          </w:p>
+        </w:tc>
+        <w:tc>
+          <w:tcPr>
+            <w:tcW w:type="dxa" w:w="6140"/>
+            <w:shd w:fill="F2F2F3" w:color="auto" w:val="clear"/>
+            <w:tcMar>
+              <w:top w:type="dxa" w:w="60"/>
+              <w:left w:type="dxa" w:w="100"/>
+              <w:bottom w:type="dxa" w:w="60"/>
+              <w:right w:type="dxa" w:w="100"/>
+            </w:tcMar>
+            <w:vAlign w:val="center"/>
+          </w:tcPr>
+          <w:p>
+            <w:pPr>
+              <w:jc w:val="left"/>
+            </w:pPr>
+            <w:r>
+              <w:rPr>
+                <w:rFonts w:ascii="Times New Roman" w:cs="Times New Roman" w:eastAsia="Times New Roman" w:hAnsi="Times New Roman"/>
+                <w:b w:val="false"/>
+                <w:bCs w:val="false"/>
+                <w:color w:val="58595B"/>
+                <w:sz w:val="19"/>
+                <w:szCs w:val="19"/>
+              </w:rPr>
+              <w:t xml:space="preserve">Build exception detection rules against telematics feed · Priority: High</w:t>
+            </w:r>
+          </w:p>
+        </w:tc>
+      </w:tr>
+      <w:tr>
+        <w:tc>
+          <w:tcPr>
+            <w:tcW w:type="dxa" w:w="3400"/>
+            <w:tcMar>
+              <w:top w:type="dxa" w:w="60"/>
+              <w:left w:type="dxa" w:w="100"/>
+              <w:bottom w:type="dxa" w:w="60"/>
+              <w:right w:type="dxa" w:w="100"/>
+            </w:tcMar>
+            <w:vAlign w:val="center"/>
+          </w:tcPr>
+          <w:p>
+            <w:pPr>
+              <w:jc w:val="left"/>
+            </w:pPr>
+            <w:r>
+              <w:rPr>
+                <w:rFonts w:ascii="Times New Roman" w:cs="Times New Roman" w:eastAsia="Times New Roman" w:hAnsi="Times New Roman"/>
+                <w:b w:val="false"/>
+                <w:bCs w:val="false"/>
+                <w:color w:val="58595B"/>
+                <w:sz w:val="19"/>
+                <w:szCs w:val="19"/>
+              </w:rPr>
+              <w:t xml:space="preserve">Consultant hours saved</w:t>
+            </w:r>
+          </w:p>
+        </w:tc>
+        <w:tc>
+          <w:tcPr>
+            <w:tcW w:type="dxa" w:w="6140"/>
+            <w:tcMar>
+              <w:top w:type="dxa" w:w="60"/>
+              <w:left w:type="dxa" w:w="100"/>
+              <w:bottom w:type="dxa" w:w="60"/>
+              <w:right w:type="dxa" w:w="100"/>
+            </w:tcMar>
+            <w:vAlign w:val="center"/>
+          </w:tcPr>
+          <w:p>
+            <w:pPr>
+              <w:jc w:val="left"/>
+            </w:pPr>
+            <w:r>
+              <w:rPr>
+                <w:rFonts w:ascii="Times New Roman" w:cs="Times New Roman" w:eastAsia="Times New Roman" w:hAnsi="Times New Roman"/>
+                <w:b w:val="false"/>
+                <w:bCs w:val="false"/>
+                <w:color w:val="58595B"/>
+                <w:sz w:val="19"/>
+                <w:szCs w:val="19"/>
+              </w:rPr>
+              <w:t xml:space="preserve">55</w:t>
+            </w:r>
+          </w:p>
+        </w:tc>
+      </w:tr>
+      <w:tr>
+        <w:tc>
+          <w:tcPr>
+            <w:tcW w:type="dxa" w:w="3400"/>
+            <w:shd w:fill="F2F2F3" w:color="auto" w:val="clear"/>
+            <w:tcMar>
+              <w:top w:type="dxa" w:w="60"/>
+              <w:left w:type="dxa" w:w="100"/>
+              <w:bottom w:type="dxa" w:w="60"/>
+              <w:right w:type="dxa" w:w="100"/>
+            </w:tcMar>
+            <w:vAlign w:val="center"/>
+          </w:tcPr>
+          <w:p>
+            <w:pPr>
+              <w:jc w:val="left"/>
+            </w:pPr>
+            <w:r>
+              <w:rPr>
+                <w:rFonts w:ascii="Times New Roman" w:cs="Times New Roman" w:eastAsia="Times New Roman" w:hAnsi="Times New Roman"/>
+                <w:b w:val="false"/>
+                <w:bCs w:val="false"/>
+                <w:color w:val="58595B"/>
+                <w:sz w:val="19"/>
+                <w:szCs w:val="19"/>
+              </w:rPr>
+              <w:t xml:space="preserve">Action</w:t>
+            </w:r>
+          </w:p>
+        </w:tc>
+        <w:tc>
+          <w:tcPr>
+            <w:tcW w:type="dxa" w:w="6140"/>
+            <w:shd w:fill="F2F2F3" w:color="auto" w:val="clear"/>
+            <w:tcMar>
+              <w:top w:type="dxa" w:w="60"/>
+              <w:left w:type="dxa" w:w="100"/>
+              <w:bottom w:type="dxa" w:w="60"/>
+              <w:right w:type="dxa" w:w="100"/>
+            </w:tcMar>
+            <w:vAlign w:val="center"/>
+          </w:tcPr>
+          <w:p>
+            <w:pPr>
+              <w:jc w:val="left"/>
+            </w:pPr>
+            <w:r>
+              <w:rPr>
+                <w:rFonts w:ascii="Times New Roman" w:cs="Times New Roman" w:eastAsia="Times New Roman" w:hAnsi="Times New Roman"/>
+                <w:b w:val="false"/>
+                <w:bCs w:val="false"/>
+                <w:color w:val="58595B"/>
+                <w:sz w:val="19"/>
+                <w:szCs w:val="19"/>
+              </w:rPr>
+              <w:t xml:space="preserve">Click "Mark Engagement Complete"</w:t>
+            </w:r>
+          </w:p>
+        </w:tc>
+      </w:tr>
+    </w:tbl>
+    <w:p>
+      <w:pPr>
+        <w:spacing w:after="160"/>
+      </w:pPr>
+    </w:p>
+    <w:p>
+      <w:pPr>
+        <w:pStyle w:val="Heading3"/>
+      </w:pPr>
+      <w:r>
+        <w:rPr>
+          <w:rFonts w:ascii="Times New Roman" w:cs="Times New Roman" w:eastAsia="Times New Roman" w:hAnsi="Times New Roman"/>
+          <w:b/>
+          <w:bCs/>
+          <w:color w:val="E07B00"/>
+          <w:sz w:val="24"/>
+          <w:szCs w:val="24"/>
+        </w:rPr>
+        <w:t xml:space="preserve">13.17 Complete Run — Pipeline Inspection Compliance Reporting Automation (Oil/Gas/Energy)</w:t>
+      </w:r>
+    </w:p>
+    <w:p>
+      <w:pPr>
+        <w:spacing w:after="160" w:line="276"/>
+        <w:jc w:val="both"/>
+      </w:pPr>
+      <w:r>
+        <w:rPr>
+          <w:rFonts w:ascii="Times New Roman" w:cs="Times New Roman" w:eastAsia="Times New Roman" w:hAnsi="Times New Roman"/>
+          <w:b w:val="false"/>
+          <w:bCs w:val="false"/>
+          <w:i/>
+          <w:iCs/>
+          <w:color w:val="58595B"/>
+          <w:sz w:val="24"/>
+          <w:szCs w:val="24"/>
+        </w:rPr>
+        <w:t xml:space="preserve">Consultant role used throughout: Automation Consultant, then Solution Architect</w:t>
+      </w:r>
+    </w:p>
+    <w:p>
+      <w:pPr>
+        <w:spacing w:after="80"/>
+      </w:pPr>
+    </w:p>
+    <w:p>
+      <w:pPr>
+        <w:spacing w:after="160" w:line="276"/>
+        <w:jc w:val="both"/>
+      </w:pPr>
+      <w:r>
+        <w:rPr>
+          <w:rFonts w:ascii="Times New Roman" w:cs="Times New Roman" w:eastAsia="Times New Roman" w:hAnsi="Times New Roman"/>
+          <w:b/>
+          <w:bCs/>
+          <w:i w:val="false"/>
+          <w:iCs w:val="false"/>
+          <w:color w:val="58595B"/>
+          <w:sz w:val="24"/>
+          <w:szCs w:val="24"/>
+        </w:rPr>
+        <w:t xml:space="preserve">Step 1 — Upload SOW</w:t>
+      </w:r>
+    </w:p>
+    <w:tbl>
+      <w:tblPr>
+        <w:tblW w:type="dxa" w:w="9540"/>
+        <w:tblBorders>
+          <w:top w:val="single" w:color="E3E3E4" w:sz="2"/>
+          <w:left w:val="single" w:color="E3E3E4" w:sz="2"/>
+          <w:bottom w:val="single" w:color="E3E3E4" w:sz="2"/>
+          <w:right w:val="single" w:color="E3E3E4" w:sz="2"/>
+          <w:insideH w:val="single" w:color="E3E3E4" w:sz="2"/>
+          <w:insideV w:val="single" w:color="E3E3E4" w:sz="2"/>
+        </w:tblBorders>
+      </w:tblPr>
+      <w:tblGrid>
+        <w:gridCol w:w="3400"/>
+        <w:gridCol w:w="6140"/>
+      </w:tblGrid>
+      <w:tr>
+        <w:trPr>
+          <w:tblHeader/>
+        </w:trPr>
+        <w:tc>
+          <w:tcPr>
+            <w:tcW w:type="dxa" w:w="3400"/>
+            <w:shd w:fill="F8931D" w:color="auto" w:val="clear"/>
+            <w:tcMar>
+              <w:top w:type="dxa" w:w="60"/>
+              <w:left w:type="dxa" w:w="100"/>
+              <w:bottom w:type="dxa" w:w="60"/>
+              <w:right w:type="dxa" w:w="100"/>
+            </w:tcMar>
+            <w:vAlign w:val="center"/>
+          </w:tcPr>
+          <w:p>
+            <w:pPr>
+              <w:jc w:val="left"/>
+            </w:pPr>
+            <w:r>
+              <w:rPr>
+                <w:rFonts w:ascii="Times New Roman" w:cs="Times New Roman" w:eastAsia="Times New Roman" w:hAnsi="Times New Roman"/>
+                <w:b/>
+                <w:bCs/>
+                <w:color w:val="FFFFFF"/>
+                <w:sz w:val="19"/>
+                <w:szCs w:val="19"/>
+              </w:rPr>
+              <w:t xml:space="preserve">Field</w:t>
+            </w:r>
+          </w:p>
+        </w:tc>
+        <w:tc>
+          <w:tcPr>
+            <w:tcW w:type="dxa" w:w="6140"/>
+            <w:shd w:fill="F8931D" w:color="auto" w:val="clear"/>
+            <w:tcMar>
+              <w:top w:type="dxa" w:w="60"/>
+              <w:left w:type="dxa" w:w="100"/>
+              <w:bottom w:type="dxa" w:w="60"/>
+              <w:right w:type="dxa" w:w="100"/>
+            </w:tcMar>
+            <w:vAlign w:val="center"/>
+          </w:tcPr>
+          <w:p>
+            <w:pPr>
+              <w:jc w:val="left"/>
+            </w:pPr>
+            <w:r>
+              <w:rPr>
+                <w:rFonts w:ascii="Times New Roman" w:cs="Times New Roman" w:eastAsia="Times New Roman" w:hAnsi="Times New Roman"/>
+                <w:b/>
+                <w:bCs/>
+                <w:color w:val="FFFFFF"/>
+                <w:sz w:val="19"/>
+                <w:szCs w:val="19"/>
+              </w:rPr>
+              <w:t xml:space="preserve">What to Type or Select</w:t>
+            </w:r>
+          </w:p>
+        </w:tc>
+      </w:tr>
+      <w:tr>
+        <w:tc>
+          <w:tcPr>
+            <w:tcW w:type="dxa" w:w="3400"/>
+            <w:tcMar>
+              <w:top w:type="dxa" w:w="60"/>
+              <w:left w:type="dxa" w:w="100"/>
+              <w:bottom w:type="dxa" w:w="60"/>
+              <w:right w:type="dxa" w:w="100"/>
+            </w:tcMar>
+            <w:vAlign w:val="center"/>
+          </w:tcPr>
+          <w:p>
+            <w:pPr>
+              <w:jc w:val="left"/>
+            </w:pPr>
+            <w:r>
+              <w:rPr>
+                <w:rFonts w:ascii="Times New Roman" w:cs="Times New Roman" w:eastAsia="Times New Roman" w:hAnsi="Times New Roman"/>
+                <w:b w:val="false"/>
+                <w:bCs w:val="false"/>
+                <w:color w:val="58595B"/>
+                <w:sz w:val="19"/>
+                <w:szCs w:val="19"/>
+              </w:rPr>
+              <w:t xml:space="preserve">Objectives</w:t>
+            </w:r>
+          </w:p>
+        </w:tc>
+        <w:tc>
+          <w:tcPr>
+            <w:tcW w:type="dxa" w:w="6140"/>
+            <w:tcMar>
+              <w:top w:type="dxa" w:w="60"/>
+              <w:left w:type="dxa" w:w="100"/>
+              <w:bottom w:type="dxa" w:w="60"/>
+              <w:right w:type="dxa" w:w="100"/>
+            </w:tcMar>
+            <w:vAlign w:val="center"/>
+          </w:tcPr>
+          <w:p>
+            <w:pPr>
+              <w:jc w:val="left"/>
+            </w:pPr>
+            <w:r>
+              <w:rPr>
+                <w:rFonts w:ascii="Times New Roman" w:cs="Times New Roman" w:eastAsia="Times New Roman" w:hAnsi="Times New Roman"/>
+                <w:b w:val="false"/>
+                <w:bCs w:val="false"/>
+                <w:color w:val="58595B"/>
+                <w:sz w:val="19"/>
+                <w:szCs w:val="19"/>
+              </w:rPr>
+              <w:t xml:space="preserve">Reduce the time and manual effort required to compile regulatory pipeline inspection compliance reports.</w:t>
+            </w:r>
+          </w:p>
+        </w:tc>
+      </w:tr>
+      <w:tr>
+        <w:tc>
+          <w:tcPr>
+            <w:tcW w:type="dxa" w:w="3400"/>
+            <w:shd w:fill="F2F2F3" w:color="auto" w:val="clear"/>
+            <w:tcMar>
+              <w:top w:type="dxa" w:w="60"/>
+              <w:left w:type="dxa" w:w="100"/>
+              <w:bottom w:type="dxa" w:w="60"/>
+              <w:right w:type="dxa" w:w="100"/>
+            </w:tcMar>
+            <w:vAlign w:val="center"/>
+          </w:tcPr>
+          <w:p>
+            <w:pPr>
+              <w:jc w:val="left"/>
+            </w:pPr>
+            <w:r>
+              <w:rPr>
+                <w:rFonts w:ascii="Times New Roman" w:cs="Times New Roman" w:eastAsia="Times New Roman" w:hAnsi="Times New Roman"/>
+                <w:b w:val="false"/>
+                <w:bCs w:val="false"/>
+                <w:color w:val="58595B"/>
+                <w:sz w:val="19"/>
+                <w:szCs w:val="19"/>
+              </w:rPr>
+              <w:t xml:space="preserve">Scope</w:t>
+            </w:r>
+          </w:p>
+        </w:tc>
+        <w:tc>
+          <w:tcPr>
+            <w:tcW w:type="dxa" w:w="6140"/>
+            <w:shd w:fill="F2F2F3" w:color="auto" w:val="clear"/>
+            <w:tcMar>
+              <w:top w:type="dxa" w:w="60"/>
+              <w:left w:type="dxa" w:w="100"/>
+              <w:bottom w:type="dxa" w:w="60"/>
+              <w:right w:type="dxa" w:w="100"/>
+            </w:tcMar>
+            <w:vAlign w:val="center"/>
+          </w:tcPr>
+          <w:p>
+            <w:pPr>
+              <w:jc w:val="left"/>
+            </w:pPr>
+            <w:r>
+              <w:rPr>
+                <w:rFonts w:ascii="Times New Roman" w:cs="Times New Roman" w:eastAsia="Times New Roman" w:hAnsi="Times New Roman"/>
+                <w:b w:val="false"/>
+                <w:bCs w:val="false"/>
+                <w:color w:val="58595B"/>
+                <w:sz w:val="19"/>
+                <w:szCs w:val="19"/>
+              </w:rPr>
+              <w:t xml:space="preserve">Field inspection data capture, anomaly flagging, and regulatory compliance report generation for the regional pipeline network.</w:t>
+            </w:r>
+          </w:p>
+        </w:tc>
+      </w:tr>
+      <w:tr>
+        <w:tc>
+          <w:tcPr>
+            <w:tcW w:type="dxa" w:w="3400"/>
+            <w:tcMar>
+              <w:top w:type="dxa" w:w="60"/>
+              <w:left w:type="dxa" w:w="100"/>
+              <w:bottom w:type="dxa" w:w="60"/>
+              <w:right w:type="dxa" w:w="100"/>
+            </w:tcMar>
+            <w:vAlign w:val="center"/>
+          </w:tcPr>
+          <w:p>
+            <w:pPr>
+              <w:jc w:val="left"/>
+            </w:pPr>
+            <w:r>
+              <w:rPr>
+                <w:rFonts w:ascii="Times New Roman" w:cs="Times New Roman" w:eastAsia="Times New Roman" w:hAnsi="Times New Roman"/>
+                <w:b w:val="false"/>
+                <w:bCs w:val="false"/>
+                <w:color w:val="58595B"/>
+                <w:sz w:val="19"/>
+                <w:szCs w:val="19"/>
+              </w:rPr>
+              <w:t xml:space="preserve">Deliverables</w:t>
+            </w:r>
+          </w:p>
+        </w:tc>
+        <w:tc>
+          <w:tcPr>
+            <w:tcW w:type="dxa" w:w="6140"/>
+            <w:tcMar>
+              <w:top w:type="dxa" w:w="60"/>
+              <w:left w:type="dxa" w:w="100"/>
+              <w:bottom w:type="dxa" w:w="60"/>
+              <w:right w:type="dxa" w:w="100"/>
+            </w:tcMar>
+            <w:vAlign w:val="center"/>
+          </w:tcPr>
+          <w:p>
+            <w:pPr>
+              <w:jc w:val="left"/>
+            </w:pPr>
+            <w:r>
+              <w:rPr>
+                <w:rFonts w:ascii="Times New Roman" w:cs="Times New Roman" w:eastAsia="Times New Roman" w:hAnsi="Times New Roman"/>
+                <w:b w:val="false"/>
+                <w:bCs w:val="false"/>
+                <w:color w:val="58595B"/>
+                <w:sz w:val="19"/>
+                <w:szCs w:val="19"/>
+              </w:rPr>
+              <w:t xml:space="preserve">Full specification package including business rule decision tables and audit controls for the inspection reporting workflow.</w:t>
+            </w:r>
+          </w:p>
+        </w:tc>
+      </w:tr>
+      <w:tr>
+        <w:tc>
+          <w:tcPr>
+            <w:tcW w:type="dxa" w:w="3400"/>
+            <w:shd w:fill="F2F2F3" w:color="auto" w:val="clear"/>
+            <w:tcMar>
+              <w:top w:type="dxa" w:w="60"/>
+              <w:left w:type="dxa" w:w="100"/>
+              <w:bottom w:type="dxa" w:w="60"/>
+              <w:right w:type="dxa" w:w="100"/>
+            </w:tcMar>
+            <w:vAlign w:val="center"/>
+          </w:tcPr>
+          <w:p>
+            <w:pPr>
+              <w:jc w:val="left"/>
+            </w:pPr>
+            <w:r>
+              <w:rPr>
+                <w:rFonts w:ascii="Times New Roman" w:cs="Times New Roman" w:eastAsia="Times New Roman" w:hAnsi="Times New Roman"/>
+                <w:b w:val="false"/>
+                <w:bCs w:val="false"/>
+                <w:color w:val="58595B"/>
+                <w:sz w:val="19"/>
+                <w:szCs w:val="19"/>
+              </w:rPr>
+              <w:t xml:space="preserve">Timeline</w:t>
+            </w:r>
+          </w:p>
+        </w:tc>
+        <w:tc>
+          <w:tcPr>
+            <w:tcW w:type="dxa" w:w="6140"/>
+            <w:shd w:fill="F2F2F3" w:color="auto" w:val="clear"/>
+            <w:tcMar>
+              <w:top w:type="dxa" w:w="60"/>
+              <w:left w:type="dxa" w:w="100"/>
+              <w:bottom w:type="dxa" w:w="60"/>
+              <w:right w:type="dxa" w:w="100"/>
+            </w:tcMar>
+            <w:vAlign w:val="center"/>
+          </w:tcPr>
+          <w:p>
+            <w:pPr>
+              <w:jc w:val="left"/>
+            </w:pPr>
+            <w:r>
+              <w:rPr>
+                <w:rFonts w:ascii="Times New Roman" w:cs="Times New Roman" w:eastAsia="Times New Roman" w:hAnsi="Times New Roman"/>
+                <w:b w:val="false"/>
+                <w:bCs w:val="false"/>
+                <w:color w:val="58595B"/>
+                <w:sz w:val="19"/>
+                <w:szCs w:val="19"/>
+              </w:rPr>
+              <w:t xml:space="preserve">Ten-week engagement aligned with the next regulatory filing cycle.</w:t>
+            </w:r>
+          </w:p>
+        </w:tc>
+      </w:tr>
+      <w:tr>
+        <w:tc>
+          <w:tcPr>
+            <w:tcW w:type="dxa" w:w="3400"/>
+            <w:tcMar>
+              <w:top w:type="dxa" w:w="60"/>
+              <w:left w:type="dxa" w:w="100"/>
+              <w:bottom w:type="dxa" w:w="60"/>
+              <w:right w:type="dxa" w:w="100"/>
+            </w:tcMar>
+            <w:vAlign w:val="center"/>
+          </w:tcPr>
+          <w:p>
+            <w:pPr>
+              <w:jc w:val="left"/>
+            </w:pPr>
+            <w:r>
+              <w:rPr>
+                <w:rFonts w:ascii="Times New Roman" w:cs="Times New Roman" w:eastAsia="Times New Roman" w:hAnsi="Times New Roman"/>
+                <w:b w:val="false"/>
+                <w:bCs w:val="false"/>
+                <w:color w:val="58595B"/>
+                <w:sz w:val="19"/>
+                <w:szCs w:val="19"/>
+              </w:rPr>
+              <w:t xml:space="preserve">Constraints</w:t>
+            </w:r>
+          </w:p>
+        </w:tc>
+        <w:tc>
+          <w:tcPr>
+            <w:tcW w:type="dxa" w:w="6140"/>
+            <w:tcMar>
+              <w:top w:type="dxa" w:w="60"/>
+              <w:left w:type="dxa" w:w="100"/>
+              <w:bottom w:type="dxa" w:w="60"/>
+              <w:right w:type="dxa" w:w="100"/>
+            </w:tcMar>
+            <w:vAlign w:val="center"/>
+          </w:tcPr>
+          <w:p>
+            <w:pPr>
+              <w:jc w:val="left"/>
+            </w:pPr>
+            <w:r>
+              <w:rPr>
+                <w:rFonts w:ascii="Times New Roman" w:cs="Times New Roman" w:eastAsia="Times New Roman" w:hAnsi="Times New Roman"/>
+                <w:b w:val="false"/>
+                <w:bCs w:val="false"/>
+                <w:color w:val="58595B"/>
+                <w:sz w:val="19"/>
+                <w:szCs w:val="19"/>
+              </w:rPr>
+              <w:t xml:space="preserve">Must satisfy the energy regulator’s inspection record retention requirement; any safety-critical anomaly requires mandatory human sign-off.</w:t>
+            </w:r>
+          </w:p>
+        </w:tc>
+      </w:tr>
+      <w:tr>
+        <w:tc>
+          <w:tcPr>
+            <w:tcW w:type="dxa" w:w="3400"/>
+            <w:shd w:fill="F2F2F3" w:color="auto" w:val="clear"/>
+            <w:tcMar>
+              <w:top w:type="dxa" w:w="60"/>
+              <w:left w:type="dxa" w:w="100"/>
+              <w:bottom w:type="dxa" w:w="60"/>
+              <w:right w:type="dxa" w:w="100"/>
+            </w:tcMar>
+            <w:vAlign w:val="center"/>
+          </w:tcPr>
+          <w:p>
+            <w:pPr>
+              <w:jc w:val="left"/>
+            </w:pPr>
+            <w:r>
+              <w:rPr>
+                <w:rFonts w:ascii="Times New Roman" w:cs="Times New Roman" w:eastAsia="Times New Roman" w:hAnsi="Times New Roman"/>
+                <w:b w:val="false"/>
+                <w:bCs w:val="false"/>
+                <w:color w:val="58595B"/>
+                <w:sz w:val="19"/>
+                <w:szCs w:val="19"/>
+              </w:rPr>
+              <w:t xml:space="preserve">Signed Date</w:t>
+            </w:r>
+          </w:p>
+        </w:tc>
+        <w:tc>
+          <w:tcPr>
+            <w:tcW w:type="dxa" w:w="6140"/>
+            <w:shd w:fill="F2F2F3" w:color="auto" w:val="clear"/>
+            <w:tcMar>
+              <w:top w:type="dxa" w:w="60"/>
+              <w:left w:type="dxa" w:w="100"/>
+              <w:bottom w:type="dxa" w:w="60"/>
+              <w:right w:type="dxa" w:w="100"/>
+            </w:tcMar>
+            <w:vAlign w:val="center"/>
+          </w:tcPr>
+          <w:p>
+            <w:pPr>
+              <w:jc w:val="left"/>
+            </w:pPr>
+            <w:r>
+              <w:rPr>
+                <w:rFonts w:ascii="Times New Roman" w:cs="Times New Roman" w:eastAsia="Times New Roman" w:hAnsi="Times New Roman"/>
+                <w:b w:val="false"/>
+                <w:bCs w:val="false"/>
+                <w:color w:val="58595B"/>
+                <w:sz w:val="19"/>
+                <w:szCs w:val="19"/>
+              </w:rPr>
+              <w:t xml:space="preserve">Leave as today’s date</w:t>
+            </w:r>
+          </w:p>
+        </w:tc>
+      </w:tr>
+      <w:tr>
+        <w:tc>
+          <w:tcPr>
+            <w:tcW w:type="dxa" w:w="3400"/>
+            <w:tcMar>
+              <w:top w:type="dxa" w:w="60"/>
+              <w:left w:type="dxa" w:w="100"/>
+              <w:bottom w:type="dxa" w:w="60"/>
+              <w:right w:type="dxa" w:w="100"/>
+            </w:tcMar>
+            <w:vAlign w:val="center"/>
+          </w:tcPr>
+          <w:p>
+            <w:pPr>
+              <w:jc w:val="left"/>
+            </w:pPr>
+            <w:r>
+              <w:rPr>
+                <w:rFonts w:ascii="Times New Roman" w:cs="Times New Roman" w:eastAsia="Times New Roman" w:hAnsi="Times New Roman"/>
+                <w:b w:val="false"/>
+                <w:bCs w:val="false"/>
+                <w:color w:val="58595B"/>
+                <w:sz w:val="19"/>
+                <w:szCs w:val="19"/>
+              </w:rPr>
+              <w:t xml:space="preserve">Stakeholder 1</w:t>
+            </w:r>
+          </w:p>
+        </w:tc>
+        <w:tc>
+          <w:tcPr>
+            <w:tcW w:type="dxa" w:w="6140"/>
+            <w:tcMar>
+              <w:top w:type="dxa" w:w="60"/>
+              <w:left w:type="dxa" w:w="100"/>
+              <w:bottom w:type="dxa" w:w="60"/>
+              <w:right w:type="dxa" w:w="100"/>
+            </w:tcMar>
+            <w:vAlign w:val="center"/>
+          </w:tcPr>
+          <w:p>
+            <w:pPr>
+              <w:jc w:val="left"/>
+            </w:pPr>
+            <w:r>
+              <w:rPr>
+                <w:rFonts w:ascii="Times New Roman" w:cs="Times New Roman" w:eastAsia="Times New Roman" w:hAnsi="Times New Roman"/>
+                <w:b w:val="false"/>
+                <w:bCs w:val="false"/>
+                <w:color w:val="58595B"/>
+                <w:sz w:val="19"/>
+                <w:szCs w:val="19"/>
+              </w:rPr>
+              <w:t xml:space="preserve">Name: Linda Marsh · Role: Client Sponsor · Influence: High</w:t>
+            </w:r>
+          </w:p>
+        </w:tc>
+      </w:tr>
+      <w:tr>
+        <w:tc>
+          <w:tcPr>
+            <w:tcW w:type="dxa" w:w="3400"/>
+            <w:shd w:fill="F2F2F3" w:color="auto" w:val="clear"/>
+            <w:tcMar>
+              <w:top w:type="dxa" w:w="60"/>
+              <w:left w:type="dxa" w:w="100"/>
+              <w:bottom w:type="dxa" w:w="60"/>
+              <w:right w:type="dxa" w:w="100"/>
+            </w:tcMar>
+            <w:vAlign w:val="center"/>
+          </w:tcPr>
+          <w:p>
+            <w:pPr>
+              <w:jc w:val="left"/>
+            </w:pPr>
+            <w:r>
+              <w:rPr>
+                <w:rFonts w:ascii="Times New Roman" w:cs="Times New Roman" w:eastAsia="Times New Roman" w:hAnsi="Times New Roman"/>
+                <w:b w:val="false"/>
+                <w:bCs w:val="false"/>
+                <w:color w:val="58595B"/>
+                <w:sz w:val="19"/>
+                <w:szCs w:val="19"/>
+              </w:rPr>
+              <w:t xml:space="preserve">Stakeholder 2</w:t>
+            </w:r>
+          </w:p>
+        </w:tc>
+        <w:tc>
+          <w:tcPr>
+            <w:tcW w:type="dxa" w:w="6140"/>
+            <w:shd w:fill="F2F2F3" w:color="auto" w:val="clear"/>
+            <w:tcMar>
+              <w:top w:type="dxa" w:w="60"/>
+              <w:left w:type="dxa" w:w="100"/>
+              <w:bottom w:type="dxa" w:w="60"/>
+              <w:right w:type="dxa" w:w="100"/>
+            </w:tcMar>
+            <w:vAlign w:val="center"/>
+          </w:tcPr>
+          <w:p>
+            <w:pPr>
+              <w:jc w:val="left"/>
+            </w:pPr>
+            <w:r>
+              <w:rPr>
+                <w:rFonts w:ascii="Times New Roman" w:cs="Times New Roman" w:eastAsia="Times New Roman" w:hAnsi="Times New Roman"/>
+                <w:b w:val="false"/>
+                <w:bCs w:val="false"/>
+                <w:color w:val="58595B"/>
+                <w:sz w:val="19"/>
+                <w:szCs w:val="19"/>
+              </w:rPr>
+              <w:t xml:space="preserve">Name: Tariq Hassan · Role: Process Owner · Influence: High</w:t>
+            </w:r>
+          </w:p>
+        </w:tc>
+      </w:tr>
+      <w:tr>
+        <w:tc>
+          <w:tcPr>
+            <w:tcW w:type="dxa" w:w="3400"/>
+            <w:tcMar>
+              <w:top w:type="dxa" w:w="60"/>
+              <w:left w:type="dxa" w:w="100"/>
+              <w:bottom w:type="dxa" w:w="60"/>
+              <w:right w:type="dxa" w:w="100"/>
+            </w:tcMar>
+            <w:vAlign w:val="center"/>
+          </w:tcPr>
+          <w:p>
+            <w:pPr>
+              <w:jc w:val="left"/>
+            </w:pPr>
+            <w:r>
+              <w:rPr>
+                <w:rFonts w:ascii="Times New Roman" w:cs="Times New Roman" w:eastAsia="Times New Roman" w:hAnsi="Times New Roman"/>
+                <w:b w:val="false"/>
+                <w:bCs w:val="false"/>
+                <w:color w:val="58595B"/>
+                <w:sz w:val="19"/>
+                <w:szCs w:val="19"/>
+              </w:rPr>
+              <w:t xml:space="preserve">Stakeholder 3</w:t>
+            </w:r>
+          </w:p>
+        </w:tc>
+        <w:tc>
+          <w:tcPr>
+            <w:tcW w:type="dxa" w:w="6140"/>
+            <w:tcMar>
+              <w:top w:type="dxa" w:w="60"/>
+              <w:left w:type="dxa" w:w="100"/>
+              <w:bottom w:type="dxa" w:w="60"/>
+              <w:right w:type="dxa" w:w="100"/>
+            </w:tcMar>
+            <w:vAlign w:val="center"/>
+          </w:tcPr>
+          <w:p>
+            <w:pPr>
+              <w:jc w:val="left"/>
+            </w:pPr>
+            <w:r>
+              <w:rPr>
+                <w:rFonts w:ascii="Times New Roman" w:cs="Times New Roman" w:eastAsia="Times New Roman" w:hAnsi="Times New Roman"/>
+                <w:b w:val="false"/>
+                <w:bCs w:val="false"/>
+                <w:color w:val="58595B"/>
+                <w:sz w:val="19"/>
+                <w:szCs w:val="19"/>
+              </w:rPr>
+              <w:t xml:space="preserve">Name: Nadia Petrov · Role: IT Lead · Influence: Medium</w:t>
+            </w:r>
+          </w:p>
+        </w:tc>
+      </w:tr>
+      <w:tr>
+        <w:tc>
+          <w:tcPr>
+            <w:tcW w:type="dxa" w:w="3400"/>
+            <w:shd w:fill="F2F2F3" w:color="auto" w:val="clear"/>
+            <w:tcMar>
+              <w:top w:type="dxa" w:w="60"/>
+              <w:left w:type="dxa" w:w="100"/>
+              <w:bottom w:type="dxa" w:w="60"/>
+              <w:right w:type="dxa" w:w="100"/>
+            </w:tcMar>
+            <w:vAlign w:val="center"/>
+          </w:tcPr>
+          <w:p>
+            <w:pPr>
+              <w:jc w:val="left"/>
+            </w:pPr>
+            <w:r>
+              <w:rPr>
+                <w:rFonts w:ascii="Times New Roman" w:cs="Times New Roman" w:eastAsia="Times New Roman" w:hAnsi="Times New Roman"/>
+                <w:b w:val="false"/>
+                <w:bCs w:val="false"/>
+                <w:color w:val="58595B"/>
+                <w:sz w:val="19"/>
+                <w:szCs w:val="19"/>
+              </w:rPr>
+              <w:t xml:space="preserve">Action</w:t>
+            </w:r>
+          </w:p>
+        </w:tc>
+        <w:tc>
+          <w:tcPr>
+            <w:tcW w:type="dxa" w:w="6140"/>
+            <w:shd w:fill="F2F2F3" w:color="auto" w:val="clear"/>
+            <w:tcMar>
+              <w:top w:type="dxa" w:w="60"/>
+              <w:left w:type="dxa" w:w="100"/>
+              <w:bottom w:type="dxa" w:w="60"/>
+              <w:right w:type="dxa" w:w="100"/>
+            </w:tcMar>
+            <w:vAlign w:val="center"/>
+          </w:tcPr>
+          <w:p>
+            <w:pPr>
+              <w:jc w:val="left"/>
+            </w:pPr>
+            <w:r>
+              <w:rPr>
+                <w:rFonts w:ascii="Times New Roman" w:cs="Times New Roman" w:eastAsia="Times New Roman" w:hAnsi="Times New Roman"/>
+                <w:b w:val="false"/>
+                <w:bCs w:val="false"/>
+                <w:color w:val="58595B"/>
+                <w:sz w:val="19"/>
+                <w:szCs w:val="19"/>
+              </w:rPr>
+              <w:t xml:space="preserve">Click "Run Pre-Flight Quality Check"</w:t>
+            </w:r>
+          </w:p>
+        </w:tc>
+      </w:tr>
+    </w:tbl>
+    <w:p>
+      <w:pPr>
+        <w:spacing w:after="160"/>
+      </w:pPr>
+    </w:p>
+    <w:p>
+      <w:pPr>
+        <w:spacing w:after="160" w:line="276"/>
+        <w:jc w:val="both"/>
+      </w:pPr>
+      <w:r>
+        <w:rPr>
+          <w:rFonts w:ascii="Times New Roman" w:cs="Times New Roman" w:eastAsia="Times New Roman" w:hAnsi="Times New Roman"/>
+          <w:b/>
+          <w:bCs/>
+          <w:i w:val="false"/>
+          <w:iCs w:val="false"/>
+          <w:color w:val="58595B"/>
+          <w:sz w:val="24"/>
+          <w:szCs w:val="24"/>
+        </w:rPr>
+        <w:t xml:space="preserve">Step 2 — Context Enrichment tab</w:t>
+      </w:r>
+    </w:p>
+    <w:tbl>
+      <w:tblPr>
+        <w:tblW w:type="dxa" w:w="9540"/>
+        <w:tblBorders>
+          <w:top w:val="single" w:color="E3E3E4" w:sz="2"/>
+          <w:left w:val="single" w:color="E3E3E4" w:sz="2"/>
+          <w:bottom w:val="single" w:color="E3E3E4" w:sz="2"/>
+          <w:right w:val="single" w:color="E3E3E4" w:sz="2"/>
+          <w:insideH w:val="single" w:color="E3E3E4" w:sz="2"/>
+          <w:insideV w:val="single" w:color="E3E3E4" w:sz="2"/>
+        </w:tblBorders>
+      </w:tblPr>
+      <w:tblGrid>
+        <w:gridCol w:w="3400"/>
+        <w:gridCol w:w="6140"/>
+      </w:tblGrid>
+      <w:tr>
+        <w:trPr>
+          <w:tblHeader/>
+        </w:trPr>
+        <w:tc>
+          <w:tcPr>
+            <w:tcW w:type="dxa" w:w="3400"/>
+            <w:shd w:fill="F8931D" w:color="auto" w:val="clear"/>
+            <w:tcMar>
+              <w:top w:type="dxa" w:w="60"/>
+              <w:left w:type="dxa" w:w="100"/>
+              <w:bottom w:type="dxa" w:w="60"/>
+              <w:right w:type="dxa" w:w="100"/>
+            </w:tcMar>
+            <w:vAlign w:val="center"/>
+          </w:tcPr>
+          <w:p>
+            <w:pPr>
+              <w:jc w:val="left"/>
+            </w:pPr>
+            <w:r>
+              <w:rPr>
+                <w:rFonts w:ascii="Times New Roman" w:cs="Times New Roman" w:eastAsia="Times New Roman" w:hAnsi="Times New Roman"/>
+                <w:b/>
+                <w:bCs/>
+                <w:color w:val="FFFFFF"/>
+                <w:sz w:val="19"/>
+                <w:szCs w:val="19"/>
+              </w:rPr>
+              <w:t xml:space="preserve">Field</w:t>
+            </w:r>
+          </w:p>
+        </w:tc>
+        <w:tc>
+          <w:tcPr>
+            <w:tcW w:type="dxa" w:w="6140"/>
+            <w:shd w:fill="F8931D" w:color="auto" w:val="clear"/>
+            <w:tcMar>
+              <w:top w:type="dxa" w:w="60"/>
+              <w:left w:type="dxa" w:w="100"/>
+              <w:bottom w:type="dxa" w:w="60"/>
+              <w:right w:type="dxa" w:w="100"/>
+            </w:tcMar>
+            <w:vAlign w:val="center"/>
+          </w:tcPr>
+          <w:p>
+            <w:pPr>
+              <w:jc w:val="left"/>
+            </w:pPr>
+            <w:r>
+              <w:rPr>
+                <w:rFonts w:ascii="Times New Roman" w:cs="Times New Roman" w:eastAsia="Times New Roman" w:hAnsi="Times New Roman"/>
+                <w:b/>
+                <w:bCs/>
+                <w:color w:val="FFFFFF"/>
+                <w:sz w:val="19"/>
+                <w:szCs w:val="19"/>
+              </w:rPr>
+              <w:t xml:space="preserve">What to Type or Select</w:t>
+            </w:r>
+          </w:p>
+        </w:tc>
+      </w:tr>
+      <w:tr>
+        <w:tc>
+          <w:tcPr>
+            <w:tcW w:type="dxa" w:w="3400"/>
+            <w:tcMar>
+              <w:top w:type="dxa" w:w="60"/>
+              <w:left w:type="dxa" w:w="100"/>
+              <w:bottom w:type="dxa" w:w="60"/>
+              <w:right w:type="dxa" w:w="100"/>
+            </w:tcMar>
+            <w:vAlign w:val="center"/>
+          </w:tcPr>
+          <w:p>
+            <w:pPr>
+              <w:jc w:val="left"/>
+            </w:pPr>
+            <w:r>
+              <w:rPr>
+                <w:rFonts w:ascii="Times New Roman" w:cs="Times New Roman" w:eastAsia="Times New Roman" w:hAnsi="Times New Roman"/>
+                <w:b w:val="false"/>
+                <w:bCs w:val="false"/>
+                <w:color w:val="58595B"/>
+                <w:sz w:val="19"/>
+                <w:szCs w:val="19"/>
+              </w:rPr>
+              <w:t xml:space="preserve">Systems identified</w:t>
+            </w:r>
+          </w:p>
+        </w:tc>
+        <w:tc>
+          <w:tcPr>
+            <w:tcW w:type="dxa" w:w="6140"/>
+            <w:tcMar>
+              <w:top w:type="dxa" w:w="60"/>
+              <w:left w:type="dxa" w:w="100"/>
+              <w:bottom w:type="dxa" w:w="60"/>
+              <w:right w:type="dxa" w:w="100"/>
+            </w:tcMar>
+            <w:vAlign w:val="center"/>
+          </w:tcPr>
+          <w:p>
+            <w:pPr>
+              <w:jc w:val="left"/>
+            </w:pPr>
+            <w:r>
+              <w:rPr>
+                <w:rFonts w:ascii="Times New Roman" w:cs="Times New Roman" w:eastAsia="Times New Roman" w:hAnsi="Times New Roman"/>
+                <w:b w:val="false"/>
+                <w:bCs w:val="false"/>
+                <w:color w:val="58595B"/>
+                <w:sz w:val="19"/>
+                <w:szCs w:val="19"/>
+              </w:rPr>
+              <w:t xml:space="preserve">6</w:t>
+            </w:r>
+          </w:p>
+        </w:tc>
+      </w:tr>
+      <w:tr>
+        <w:tc>
+          <w:tcPr>
+            <w:tcW w:type="dxa" w:w="3400"/>
+            <w:shd w:fill="F2F2F3" w:color="auto" w:val="clear"/>
+            <w:tcMar>
+              <w:top w:type="dxa" w:w="60"/>
+              <w:left w:type="dxa" w:w="100"/>
+              <w:bottom w:type="dxa" w:w="60"/>
+              <w:right w:type="dxa" w:w="100"/>
+            </w:tcMar>
+            <w:vAlign w:val="center"/>
+          </w:tcPr>
+          <w:p>
+            <w:pPr>
+              <w:jc w:val="left"/>
+            </w:pPr>
+            <w:r>
+              <w:rPr>
+                <w:rFonts w:ascii="Times New Roman" w:cs="Times New Roman" w:eastAsia="Times New Roman" w:hAnsi="Times New Roman"/>
+                <w:b w:val="false"/>
+                <w:bCs w:val="false"/>
+                <w:color w:val="58595B"/>
+                <w:sz w:val="19"/>
+                <w:szCs w:val="19"/>
+              </w:rPr>
+              <w:t xml:space="preserve">Processes identified</w:t>
+            </w:r>
+          </w:p>
+        </w:tc>
+        <w:tc>
+          <w:tcPr>
+            <w:tcW w:type="dxa" w:w="6140"/>
+            <w:shd w:fill="F2F2F3" w:color="auto" w:val="clear"/>
+            <w:tcMar>
+              <w:top w:type="dxa" w:w="60"/>
+              <w:left w:type="dxa" w:w="100"/>
+              <w:bottom w:type="dxa" w:w="60"/>
+              <w:right w:type="dxa" w:w="100"/>
+            </w:tcMar>
+            <w:vAlign w:val="center"/>
+          </w:tcPr>
+          <w:p>
+            <w:pPr>
+              <w:jc w:val="left"/>
+            </w:pPr>
+            <w:r>
+              <w:rPr>
+                <w:rFonts w:ascii="Times New Roman" w:cs="Times New Roman" w:eastAsia="Times New Roman" w:hAnsi="Times New Roman"/>
+                <w:b w:val="false"/>
+                <w:bCs w:val="false"/>
+                <w:color w:val="58595B"/>
+                <w:sz w:val="19"/>
+                <w:szCs w:val="19"/>
+              </w:rPr>
+              <w:t xml:space="preserve">5</w:t>
+            </w:r>
+          </w:p>
+        </w:tc>
+      </w:tr>
+      <w:tr>
+        <w:tc>
+          <w:tcPr>
+            <w:tcW w:type="dxa" w:w="3400"/>
+            <w:tcMar>
+              <w:top w:type="dxa" w:w="60"/>
+              <w:left w:type="dxa" w:w="100"/>
+              <w:bottom w:type="dxa" w:w="60"/>
+              <w:right w:type="dxa" w:w="100"/>
+            </w:tcMar>
+            <w:vAlign w:val="center"/>
+          </w:tcPr>
+          <w:p>
+            <w:pPr>
+              <w:jc w:val="left"/>
+            </w:pPr>
+            <w:r>
+              <w:rPr>
+                <w:rFonts w:ascii="Times New Roman" w:cs="Times New Roman" w:eastAsia="Times New Roman" w:hAnsi="Times New Roman"/>
+                <w:b w:val="false"/>
+                <w:bCs w:val="false"/>
+                <w:color w:val="58595B"/>
+                <w:sz w:val="19"/>
+                <w:szCs w:val="19"/>
+              </w:rPr>
+              <w:t xml:space="preserve">Action</w:t>
+            </w:r>
+          </w:p>
+        </w:tc>
+        <w:tc>
+          <w:tcPr>
+            <w:tcW w:type="dxa" w:w="6140"/>
+            <w:tcMar>
+              <w:top w:type="dxa" w:w="60"/>
+              <w:left w:type="dxa" w:w="100"/>
+              <w:bottom w:type="dxa" w:w="60"/>
+              <w:right w:type="dxa" w:w="100"/>
+            </w:tcMar>
+            <w:vAlign w:val="center"/>
+          </w:tcPr>
+          <w:p>
+            <w:pPr>
+              <w:jc w:val="left"/>
+            </w:pPr>
+            <w:r>
+              <w:rPr>
+                <w:rFonts w:ascii="Times New Roman" w:cs="Times New Roman" w:eastAsia="Times New Roman" w:hAnsi="Times New Roman"/>
+                <w:b w:val="false"/>
+                <w:bCs w:val="false"/>
+                <w:color w:val="58595B"/>
+                <w:sz w:val="19"/>
+                <w:szCs w:val="19"/>
+              </w:rPr>
+              <w:t xml:space="preserve">Click "Build Context Knowledge Model"</w:t>
+            </w:r>
+          </w:p>
+        </w:tc>
+      </w:tr>
+      <w:tr>
+        <w:tc>
+          <w:tcPr>
+            <w:tcW w:type="dxa" w:w="3400"/>
+            <w:shd w:fill="F2F2F3" w:color="auto" w:val="clear"/>
+            <w:tcMar>
+              <w:top w:type="dxa" w:w="60"/>
+              <w:left w:type="dxa" w:w="100"/>
+              <w:bottom w:type="dxa" w:w="60"/>
+              <w:right w:type="dxa" w:w="100"/>
+            </w:tcMar>
+            <w:vAlign w:val="center"/>
+          </w:tcPr>
+          <w:p>
+            <w:pPr>
+              <w:jc w:val="left"/>
+            </w:pPr>
+            <w:r>
+              <w:rPr>
+                <w:rFonts w:ascii="Times New Roman" w:cs="Times New Roman" w:eastAsia="Times New Roman" w:hAnsi="Times New Roman"/>
+                <w:b w:val="false"/>
+                <w:bCs w:val="false"/>
+                <w:color w:val="58595B"/>
+                <w:sz w:val="19"/>
+                <w:szCs w:val="19"/>
+              </w:rPr>
+              <w:t xml:space="preserve">System Landscape entry 1</w:t>
+            </w:r>
+          </w:p>
+        </w:tc>
+        <w:tc>
+          <w:tcPr>
+            <w:tcW w:type="dxa" w:w="6140"/>
+            <w:shd w:fill="F2F2F3" w:color="auto" w:val="clear"/>
+            <w:tcMar>
+              <w:top w:type="dxa" w:w="60"/>
+              <w:left w:type="dxa" w:w="100"/>
+              <w:bottom w:type="dxa" w:w="60"/>
+              <w:right w:type="dxa" w:w="100"/>
+            </w:tcMar>
+            <w:vAlign w:val="center"/>
+          </w:tcPr>
+          <w:p>
+            <w:pPr>
+              <w:jc w:val="left"/>
+            </w:pPr>
+            <w:r>
+              <w:rPr>
+                <w:rFonts w:ascii="Times New Roman" w:cs="Times New Roman" w:eastAsia="Times New Roman" w:hAnsi="Times New Roman"/>
+                <w:b w:val="false"/>
+                <w:bCs w:val="false"/>
+                <w:color w:val="58595B"/>
+                <w:sz w:val="19"/>
+                <w:szCs w:val="19"/>
+              </w:rPr>
+              <w:t xml:space="preserve">Field inspection data capture system</w:t>
+            </w:r>
+          </w:p>
+        </w:tc>
+      </w:tr>
+      <w:tr>
+        <w:tc>
+          <w:tcPr>
+            <w:tcW w:type="dxa" w:w="3400"/>
+            <w:tcMar>
+              <w:top w:type="dxa" w:w="60"/>
+              <w:left w:type="dxa" w:w="100"/>
+              <w:bottom w:type="dxa" w:w="60"/>
+              <w:right w:type="dxa" w:w="100"/>
+            </w:tcMar>
+            <w:vAlign w:val="center"/>
+          </w:tcPr>
+          <w:p>
+            <w:pPr>
+              <w:jc w:val="left"/>
+            </w:pPr>
+            <w:r>
+              <w:rPr>
+                <w:rFonts w:ascii="Times New Roman" w:cs="Times New Roman" w:eastAsia="Times New Roman" w:hAnsi="Times New Roman"/>
+                <w:b w:val="false"/>
+                <w:bCs w:val="false"/>
+                <w:color w:val="58595B"/>
+                <w:sz w:val="19"/>
+                <w:szCs w:val="19"/>
+              </w:rPr>
+              <w:t xml:space="preserve">System Landscape entry 2</w:t>
+            </w:r>
+          </w:p>
+        </w:tc>
+        <w:tc>
+          <w:tcPr>
+            <w:tcW w:type="dxa" w:w="6140"/>
+            <w:tcMar>
+              <w:top w:type="dxa" w:w="60"/>
+              <w:left w:type="dxa" w:w="100"/>
+              <w:bottom w:type="dxa" w:w="60"/>
+              <w:right w:type="dxa" w:w="100"/>
+            </w:tcMar>
+            <w:vAlign w:val="center"/>
+          </w:tcPr>
+          <w:p>
+            <w:pPr>
+              <w:jc w:val="left"/>
+            </w:pPr>
+            <w:r>
+              <w:rPr>
+                <w:rFonts w:ascii="Times New Roman" w:cs="Times New Roman" w:eastAsia="Times New Roman" w:hAnsi="Times New Roman"/>
+                <w:b w:val="false"/>
+                <w:bCs w:val="false"/>
+                <w:color w:val="58595B"/>
+                <w:sz w:val="19"/>
+                <w:szCs w:val="19"/>
+              </w:rPr>
+              <w:t xml:space="preserve">Regulatory filing platform</w:t>
+            </w:r>
+          </w:p>
+        </w:tc>
+      </w:tr>
+    </w:tbl>
+    <w:p>
+      <w:pPr>
+        <w:spacing w:after="160"/>
+      </w:pPr>
+    </w:p>
+    <w:p>
+      <w:pPr>
+        <w:spacing w:after="160" w:line="276"/>
+        <w:jc w:val="both"/>
+      </w:pPr>
+      <w:r>
+        <w:rPr>
+          <w:rFonts w:ascii="Times New Roman" w:cs="Times New Roman" w:eastAsia="Times New Roman" w:hAnsi="Times New Roman"/>
+          <w:b/>
+          <w:bCs/>
+          <w:i w:val="false"/>
+          <w:iCs w:val="false"/>
+          <w:color w:val="58595B"/>
+          <w:sz w:val="24"/>
+          <w:szCs w:val="24"/>
+        </w:rPr>
+        <w:t xml:space="preserve">Step 2 — Current-State Analysis tab</w:t>
+      </w:r>
+    </w:p>
+    <w:tbl>
+      <w:tblPr>
+        <w:tblW w:type="dxa" w:w="9540"/>
+        <w:tblBorders>
+          <w:top w:val="single" w:color="E3E3E4" w:sz="2"/>
+          <w:left w:val="single" w:color="E3E3E4" w:sz="2"/>
+          <w:bottom w:val="single" w:color="E3E3E4" w:sz="2"/>
+          <w:right w:val="single" w:color="E3E3E4" w:sz="2"/>
+          <w:insideH w:val="single" w:color="E3E3E4" w:sz="2"/>
+          <w:insideV w:val="single" w:color="E3E3E4" w:sz="2"/>
+        </w:tblBorders>
+      </w:tblPr>
+      <w:tblGrid>
+        <w:gridCol w:w="3400"/>
+        <w:gridCol w:w="6140"/>
+      </w:tblGrid>
+      <w:tr>
+        <w:trPr>
+          <w:tblHeader/>
+        </w:trPr>
+        <w:tc>
+          <w:tcPr>
+            <w:tcW w:type="dxa" w:w="3400"/>
+            <w:shd w:fill="F8931D" w:color="auto" w:val="clear"/>
+            <w:tcMar>
+              <w:top w:type="dxa" w:w="60"/>
+              <w:left w:type="dxa" w:w="100"/>
+              <w:bottom w:type="dxa" w:w="60"/>
+              <w:right w:type="dxa" w:w="100"/>
+            </w:tcMar>
+            <w:vAlign w:val="center"/>
+          </w:tcPr>
+          <w:p>
+            <w:pPr>
+              <w:jc w:val="left"/>
+            </w:pPr>
+            <w:r>
+              <w:rPr>
+                <w:rFonts w:ascii="Times New Roman" w:cs="Times New Roman" w:eastAsia="Times New Roman" w:hAnsi="Times New Roman"/>
+                <w:b/>
+                <w:bCs/>
+                <w:color w:val="FFFFFF"/>
+                <w:sz w:val="19"/>
+                <w:szCs w:val="19"/>
+              </w:rPr>
+              <w:t xml:space="preserve">Field</w:t>
+            </w:r>
+          </w:p>
+        </w:tc>
+        <w:tc>
+          <w:tcPr>
+            <w:tcW w:type="dxa" w:w="6140"/>
+            <w:shd w:fill="F8931D" w:color="auto" w:val="clear"/>
+            <w:tcMar>
+              <w:top w:type="dxa" w:w="60"/>
+              <w:left w:type="dxa" w:w="100"/>
+              <w:bottom w:type="dxa" w:w="60"/>
+              <w:right w:type="dxa" w:w="100"/>
+            </w:tcMar>
+            <w:vAlign w:val="center"/>
+          </w:tcPr>
+          <w:p>
+            <w:pPr>
+              <w:jc w:val="left"/>
+            </w:pPr>
+            <w:r>
+              <w:rPr>
+                <w:rFonts w:ascii="Times New Roman" w:cs="Times New Roman" w:eastAsia="Times New Roman" w:hAnsi="Times New Roman"/>
+                <w:b/>
+                <w:bCs/>
+                <w:color w:val="FFFFFF"/>
+                <w:sz w:val="19"/>
+                <w:szCs w:val="19"/>
+              </w:rPr>
+              <w:t xml:space="preserve">What to Type or Select</w:t>
+            </w:r>
+          </w:p>
+        </w:tc>
+      </w:tr>
+      <w:tr>
+        <w:tc>
+          <w:tcPr>
+            <w:tcW w:type="dxa" w:w="3400"/>
+            <w:tcMar>
+              <w:top w:type="dxa" w:w="60"/>
+              <w:left w:type="dxa" w:w="100"/>
+              <w:bottom w:type="dxa" w:w="60"/>
+              <w:right w:type="dxa" w:w="100"/>
+            </w:tcMar>
+            <w:vAlign w:val="center"/>
+          </w:tcPr>
+          <w:p>
+            <w:pPr>
+              <w:jc w:val="left"/>
+            </w:pPr>
+            <w:r>
+              <w:rPr>
+                <w:rFonts w:ascii="Times New Roman" w:cs="Times New Roman" w:eastAsia="Times New Roman" w:hAnsi="Times New Roman"/>
+                <w:b w:val="false"/>
+                <w:bCs w:val="false"/>
+                <w:color w:val="58595B"/>
+                <w:sz w:val="19"/>
+                <w:szCs w:val="19"/>
+              </w:rPr>
+              <w:t xml:space="preserve">Transcript step count</w:t>
+            </w:r>
+          </w:p>
+        </w:tc>
+        <w:tc>
+          <w:tcPr>
+            <w:tcW w:type="dxa" w:w="6140"/>
+            <w:tcMar>
+              <w:top w:type="dxa" w:w="60"/>
+              <w:left w:type="dxa" w:w="100"/>
+              <w:bottom w:type="dxa" w:w="60"/>
+              <w:right w:type="dxa" w:w="100"/>
+            </w:tcMar>
+            <w:vAlign w:val="center"/>
+          </w:tcPr>
+          <w:p>
+            <w:pPr>
+              <w:jc w:val="left"/>
+            </w:pPr>
+            <w:r>
+              <w:rPr>
+                <w:rFonts w:ascii="Times New Roman" w:cs="Times New Roman" w:eastAsia="Times New Roman" w:hAnsi="Times New Roman"/>
+                <w:b w:val="false"/>
+                <w:bCs w:val="false"/>
+                <w:color w:val="58595B"/>
+                <w:sz w:val="19"/>
+                <w:szCs w:val="19"/>
+              </w:rPr>
+              <w:t xml:space="preserve">22</w:t>
+            </w:r>
+          </w:p>
+        </w:tc>
+      </w:tr>
+      <w:tr>
+        <w:tc>
+          <w:tcPr>
+            <w:tcW w:type="dxa" w:w="3400"/>
+            <w:shd w:fill="F2F2F3" w:color="auto" w:val="clear"/>
+            <w:tcMar>
+              <w:top w:type="dxa" w:w="60"/>
+              <w:left w:type="dxa" w:w="100"/>
+              <w:bottom w:type="dxa" w:w="60"/>
+              <w:right w:type="dxa" w:w="100"/>
+            </w:tcMar>
+            <w:vAlign w:val="center"/>
+          </w:tcPr>
+          <w:p>
+            <w:pPr>
+              <w:jc w:val="left"/>
+            </w:pPr>
+            <w:r>
+              <w:rPr>
+                <w:rFonts w:ascii="Times New Roman" w:cs="Times New Roman" w:eastAsia="Times New Roman" w:hAnsi="Times New Roman"/>
+                <w:b w:val="false"/>
+                <w:bCs w:val="false"/>
+                <w:color w:val="58595B"/>
+                <w:sz w:val="19"/>
+                <w:szCs w:val="19"/>
+              </w:rPr>
+              <w:t xml:space="preserve">Drafted map step count</w:t>
+            </w:r>
+          </w:p>
+        </w:tc>
+        <w:tc>
+          <w:tcPr>
+            <w:tcW w:type="dxa" w:w="6140"/>
+            <w:shd w:fill="F2F2F3" w:color="auto" w:val="clear"/>
+            <w:tcMar>
+              <w:top w:type="dxa" w:w="60"/>
+              <w:left w:type="dxa" w:w="100"/>
+              <w:bottom w:type="dxa" w:w="60"/>
+              <w:right w:type="dxa" w:w="100"/>
+            </w:tcMar>
+            <w:vAlign w:val="center"/>
+          </w:tcPr>
+          <w:p>
+            <w:pPr>
+              <w:jc w:val="left"/>
+            </w:pPr>
+            <w:r>
+              <w:rPr>
+                <w:rFonts w:ascii="Times New Roman" w:cs="Times New Roman" w:eastAsia="Times New Roman" w:hAnsi="Times New Roman"/>
+                <w:b w:val="false"/>
+                <w:bCs w:val="false"/>
+                <w:color w:val="58595B"/>
+                <w:sz w:val="19"/>
+                <w:szCs w:val="19"/>
+              </w:rPr>
+              <w:t xml:space="preserve">21</w:t>
+            </w:r>
+          </w:p>
+        </w:tc>
+      </w:tr>
+      <w:tr>
+        <w:tc>
+          <w:tcPr>
+            <w:tcW w:type="dxa" w:w="3400"/>
+            <w:tcMar>
+              <w:top w:type="dxa" w:w="60"/>
+              <w:left w:type="dxa" w:w="100"/>
+              <w:bottom w:type="dxa" w:w="60"/>
+              <w:right w:type="dxa" w:w="100"/>
+            </w:tcMar>
+            <w:vAlign w:val="center"/>
+          </w:tcPr>
+          <w:p>
+            <w:pPr>
+              <w:jc w:val="left"/>
+            </w:pPr>
+            <w:r>
+              <w:rPr>
+                <w:rFonts w:ascii="Times New Roman" w:cs="Times New Roman" w:eastAsia="Times New Roman" w:hAnsi="Times New Roman"/>
+                <w:b w:val="false"/>
+                <w:bCs w:val="false"/>
+                <w:color w:val="58595B"/>
+                <w:sz w:val="19"/>
+                <w:szCs w:val="19"/>
+              </w:rPr>
+              <w:t xml:space="preserve">Baseline cycle time (h)</w:t>
+            </w:r>
+          </w:p>
+        </w:tc>
+        <w:tc>
+          <w:tcPr>
+            <w:tcW w:type="dxa" w:w="6140"/>
+            <w:tcMar>
+              <w:top w:type="dxa" w:w="60"/>
+              <w:left w:type="dxa" w:w="100"/>
+              <w:bottom w:type="dxa" w:w="60"/>
+              <w:right w:type="dxa" w:w="100"/>
+            </w:tcMar>
+            <w:vAlign w:val="center"/>
+          </w:tcPr>
+          <w:p>
+            <w:pPr>
+              <w:jc w:val="left"/>
+            </w:pPr>
+            <w:r>
+              <w:rPr>
+                <w:rFonts w:ascii="Times New Roman" w:cs="Times New Roman" w:eastAsia="Times New Roman" w:hAnsi="Times New Roman"/>
+                <w:b w:val="false"/>
+                <w:bCs w:val="false"/>
+                <w:color w:val="58595B"/>
+                <w:sz w:val="19"/>
+                <w:szCs w:val="19"/>
+              </w:rPr>
+              <w:t xml:space="preserve">10</w:t>
+            </w:r>
+          </w:p>
+        </w:tc>
+      </w:tr>
+      <w:tr>
+        <w:tc>
+          <w:tcPr>
+            <w:tcW w:type="dxa" w:w="3400"/>
+            <w:shd w:fill="F2F2F3" w:color="auto" w:val="clear"/>
+            <w:tcMar>
+              <w:top w:type="dxa" w:w="60"/>
+              <w:left w:type="dxa" w:w="100"/>
+              <w:bottom w:type="dxa" w:w="60"/>
+              <w:right w:type="dxa" w:w="100"/>
+            </w:tcMar>
+            <w:vAlign w:val="center"/>
+          </w:tcPr>
+          <w:p>
+            <w:pPr>
+              <w:jc w:val="left"/>
+            </w:pPr>
+            <w:r>
+              <w:rPr>
+                <w:rFonts w:ascii="Times New Roman" w:cs="Times New Roman" w:eastAsia="Times New Roman" w:hAnsi="Times New Roman"/>
+                <w:b w:val="false"/>
+                <w:bCs w:val="false"/>
+                <w:color w:val="58595B"/>
+                <w:sz w:val="19"/>
+                <w:szCs w:val="19"/>
+              </w:rPr>
+              <w:t xml:space="preserve">Industry benchmark (h)</w:t>
+            </w:r>
+          </w:p>
+        </w:tc>
+        <w:tc>
+          <w:tcPr>
+            <w:tcW w:type="dxa" w:w="6140"/>
+            <w:shd w:fill="F2F2F3" w:color="auto" w:val="clear"/>
+            <w:tcMar>
+              <w:top w:type="dxa" w:w="60"/>
+              <w:left w:type="dxa" w:w="100"/>
+              <w:bottom w:type="dxa" w:w="60"/>
+              <w:right w:type="dxa" w:w="100"/>
+            </w:tcMar>
+            <w:vAlign w:val="center"/>
+          </w:tcPr>
+          <w:p>
+            <w:pPr>
+              <w:jc w:val="left"/>
+            </w:pPr>
+            <w:r>
+              <w:rPr>
+                <w:rFonts w:ascii="Times New Roman" w:cs="Times New Roman" w:eastAsia="Times New Roman" w:hAnsi="Times New Roman"/>
+                <w:b w:val="false"/>
+                <w:bCs w:val="false"/>
+                <w:color w:val="58595B"/>
+                <w:sz w:val="19"/>
+                <w:szCs w:val="19"/>
+              </w:rPr>
+              <w:t xml:space="preserve">6</w:t>
+            </w:r>
+          </w:p>
+        </w:tc>
+      </w:tr>
+      <w:tr>
+        <w:tc>
+          <w:tcPr>
+            <w:tcW w:type="dxa" w:w="3400"/>
+            <w:tcMar>
+              <w:top w:type="dxa" w:w="60"/>
+              <w:left w:type="dxa" w:w="100"/>
+              <w:bottom w:type="dxa" w:w="60"/>
+              <w:right w:type="dxa" w:w="100"/>
+            </w:tcMar>
+            <w:vAlign w:val="center"/>
+          </w:tcPr>
+          <w:p>
+            <w:pPr>
+              <w:jc w:val="left"/>
+            </w:pPr>
+            <w:r>
+              <w:rPr>
+                <w:rFonts w:ascii="Times New Roman" w:cs="Times New Roman" w:eastAsia="Times New Roman" w:hAnsi="Times New Roman"/>
+                <w:b w:val="false"/>
+                <w:bCs w:val="false"/>
+                <w:color w:val="58595B"/>
+                <w:sz w:val="19"/>
+                <w:szCs w:val="19"/>
+              </w:rPr>
+              <w:t xml:space="preserve">Action</w:t>
+            </w:r>
+          </w:p>
+        </w:tc>
+        <w:tc>
+          <w:tcPr>
+            <w:tcW w:type="dxa" w:w="6140"/>
+            <w:tcMar>
+              <w:top w:type="dxa" w:w="60"/>
+              <w:left w:type="dxa" w:w="100"/>
+              <w:bottom w:type="dxa" w:w="60"/>
+              <w:right w:type="dxa" w:w="100"/>
+            </w:tcMar>
+            <w:vAlign w:val="center"/>
+          </w:tcPr>
+          <w:p>
+            <w:pPr>
+              <w:jc w:val="left"/>
+            </w:pPr>
+            <w:r>
+              <w:rPr>
+                <w:rFonts w:ascii="Times New Roman" w:cs="Times New Roman" w:eastAsia="Times New Roman" w:hAnsi="Times New Roman"/>
+                <w:b w:val="false"/>
+                <w:bCs w:val="false"/>
+                <w:color w:val="58595B"/>
+                <w:sz w:val="19"/>
+                <w:szCs w:val="19"/>
+              </w:rPr>
+              <w:t xml:space="preserve">Click "Validate Map Against Transcript"</w:t>
+            </w:r>
+          </w:p>
+        </w:tc>
+      </w:tr>
+      <w:tr>
+        <w:tc>
+          <w:tcPr>
+            <w:tcW w:type="dxa" w:w="3400"/>
+            <w:shd w:fill="F2F2F3" w:color="auto" w:val="clear"/>
+            <w:tcMar>
+              <w:top w:type="dxa" w:w="60"/>
+              <w:left w:type="dxa" w:w="100"/>
+              <w:bottom w:type="dxa" w:w="60"/>
+              <w:right w:type="dxa" w:w="100"/>
+            </w:tcMar>
+            <w:vAlign w:val="center"/>
+          </w:tcPr>
+          <w:p>
+            <w:pPr>
+              <w:jc w:val="left"/>
+            </w:pPr>
+            <w:r>
+              <w:rPr>
+                <w:rFonts w:ascii="Times New Roman" w:cs="Times New Roman" w:eastAsia="Times New Roman" w:hAnsi="Times New Roman"/>
+                <w:b w:val="false"/>
+                <w:bCs w:val="false"/>
+                <w:color w:val="58595B"/>
+                <w:sz w:val="19"/>
+                <w:szCs w:val="19"/>
+              </w:rPr>
+              <w:t xml:space="preserve">Pain Point 1</w:t>
+            </w:r>
+          </w:p>
+        </w:tc>
+        <w:tc>
+          <w:tcPr>
+            <w:tcW w:type="dxa" w:w="6140"/>
+            <w:shd w:fill="F2F2F3" w:color="auto" w:val="clear"/>
+            <w:tcMar>
+              <w:top w:type="dxa" w:w="60"/>
+              <w:left w:type="dxa" w:w="100"/>
+              <w:bottom w:type="dxa" w:w="60"/>
+              <w:right w:type="dxa" w:w="100"/>
+            </w:tcMar>
+            <w:vAlign w:val="center"/>
+          </w:tcPr>
+          <w:p>
+            <w:pPr>
+              <w:jc w:val="left"/>
+            </w:pPr>
+            <w:r>
+              <w:rPr>
+                <w:rFonts w:ascii="Times New Roman" w:cs="Times New Roman" w:eastAsia="Times New Roman" w:hAnsi="Times New Roman"/>
+                <w:b w:val="false"/>
+                <w:bCs w:val="false"/>
+                <w:color w:val="58595B"/>
+                <w:sz w:val="19"/>
+                <w:szCs w:val="19"/>
+              </w:rPr>
+              <w:t xml:space="preserve">Description: Inspection anomalies are recorded on paper forms before being re-entered into the reporting system · Severity: High</w:t>
+            </w:r>
+          </w:p>
+        </w:tc>
+      </w:tr>
+      <w:tr>
+        <w:tc>
+          <w:tcPr>
+            <w:tcW w:type="dxa" w:w="3400"/>
+            <w:tcMar>
+              <w:top w:type="dxa" w:w="60"/>
+              <w:left w:type="dxa" w:w="100"/>
+              <w:bottom w:type="dxa" w:w="60"/>
+              <w:right w:type="dxa" w:w="100"/>
+            </w:tcMar>
+            <w:vAlign w:val="center"/>
+          </w:tcPr>
+          <w:p>
+            <w:pPr>
+              <w:jc w:val="left"/>
+            </w:pPr>
+            <w:r>
+              <w:rPr>
+                <w:rFonts w:ascii="Times New Roman" w:cs="Times New Roman" w:eastAsia="Times New Roman" w:hAnsi="Times New Roman"/>
+                <w:b w:val="false"/>
+                <w:bCs w:val="false"/>
+                <w:color w:val="58595B"/>
+                <w:sz w:val="19"/>
+                <w:szCs w:val="19"/>
+              </w:rPr>
+              <w:t xml:space="preserve">Pain Point 2</w:t>
+            </w:r>
+          </w:p>
+        </w:tc>
+        <w:tc>
+          <w:tcPr>
+            <w:tcW w:type="dxa" w:w="6140"/>
+            <w:tcMar>
+              <w:top w:type="dxa" w:w="60"/>
+              <w:left w:type="dxa" w:w="100"/>
+              <w:bottom w:type="dxa" w:w="60"/>
+              <w:right w:type="dxa" w:w="100"/>
+            </w:tcMar>
+            <w:vAlign w:val="center"/>
+          </w:tcPr>
+          <w:p>
+            <w:pPr>
+              <w:jc w:val="left"/>
+            </w:pPr>
+            <w:r>
+              <w:rPr>
+                <w:rFonts w:ascii="Times New Roman" w:cs="Times New Roman" w:eastAsia="Times New Roman" w:hAnsi="Times New Roman"/>
+                <w:b w:val="false"/>
+                <w:bCs w:val="false"/>
+                <w:color w:val="58595B"/>
+                <w:sz w:val="19"/>
+                <w:szCs w:val="19"/>
+              </w:rPr>
+              <w:t xml:space="preserve">Description: Compliance report compilation requires manually cross-referencing multiple spreadsheets · Severity: Medium</w:t>
+            </w:r>
+          </w:p>
+        </w:tc>
+      </w:tr>
+      <w:tr>
+        <w:tc>
+          <w:tcPr>
+            <w:tcW w:type="dxa" w:w="3400"/>
+            <w:shd w:fill="F2F2F3" w:color="auto" w:val="clear"/>
+            <w:tcMar>
+              <w:top w:type="dxa" w:w="60"/>
+              <w:left w:type="dxa" w:w="100"/>
+              <w:bottom w:type="dxa" w:w="60"/>
+              <w:right w:type="dxa" w:w="100"/>
+            </w:tcMar>
+            <w:vAlign w:val="center"/>
+          </w:tcPr>
+          <w:p>
+            <w:pPr>
+              <w:jc w:val="left"/>
+            </w:pPr>
+            <w:r>
+              <w:rPr>
+                <w:rFonts w:ascii="Times New Roman" w:cs="Times New Roman" w:eastAsia="Times New Roman" w:hAnsi="Times New Roman"/>
+                <w:b w:val="false"/>
+                <w:bCs w:val="false"/>
+                <w:color w:val="58595B"/>
+                <w:sz w:val="19"/>
+                <w:szCs w:val="19"/>
+              </w:rPr>
+              <w:t xml:space="preserve">Baseline Metric 1</w:t>
+            </w:r>
+          </w:p>
+        </w:tc>
+        <w:tc>
+          <w:tcPr>
+            <w:tcW w:type="dxa" w:w="6140"/>
+            <w:shd w:fill="F2F2F3" w:color="auto" w:val="clear"/>
+            <w:tcMar>
+              <w:top w:type="dxa" w:w="60"/>
+              <w:left w:type="dxa" w:w="100"/>
+              <w:bottom w:type="dxa" w:w="60"/>
+              <w:right w:type="dxa" w:w="100"/>
+            </w:tcMar>
+            <w:vAlign w:val="center"/>
+          </w:tcPr>
+          <w:p>
+            <w:pPr>
+              <w:jc w:val="left"/>
+            </w:pPr>
+            <w:r>
+              <w:rPr>
+                <w:rFonts w:ascii="Times New Roman" w:cs="Times New Roman" w:eastAsia="Times New Roman" w:hAnsi="Times New Roman"/>
+                <w:b w:val="false"/>
+                <w:bCs w:val="false"/>
+                <w:color w:val="58595B"/>
+                <w:sz w:val="19"/>
+                <w:szCs w:val="19"/>
+              </w:rPr>
+              <w:t xml:space="preserve">Metric name: Average report compilation time · Value: 10.5 · Unit: hours</w:t>
+            </w:r>
+          </w:p>
+        </w:tc>
+      </w:tr>
+      <w:tr>
+        <w:tc>
+          <w:tcPr>
+            <w:tcW w:type="dxa" w:w="3400"/>
+            <w:tcMar>
+              <w:top w:type="dxa" w:w="60"/>
+              <w:left w:type="dxa" w:w="100"/>
+              <w:bottom w:type="dxa" w:w="60"/>
+              <w:right w:type="dxa" w:w="100"/>
+            </w:tcMar>
+            <w:vAlign w:val="center"/>
+          </w:tcPr>
+          <w:p>
+            <w:pPr>
+              <w:jc w:val="left"/>
+            </w:pPr>
+            <w:r>
+              <w:rPr>
+                <w:rFonts w:ascii="Times New Roman" w:cs="Times New Roman" w:eastAsia="Times New Roman" w:hAnsi="Times New Roman"/>
+                <w:b w:val="false"/>
+                <w:bCs w:val="false"/>
+                <w:color w:val="58595B"/>
+                <w:sz w:val="19"/>
+                <w:szCs w:val="19"/>
+              </w:rPr>
+              <w:t xml:space="preserve">Baseline Metric 2</w:t>
+            </w:r>
+          </w:p>
+        </w:tc>
+        <w:tc>
+          <w:tcPr>
+            <w:tcW w:type="dxa" w:w="6140"/>
+            <w:tcMar>
+              <w:top w:type="dxa" w:w="60"/>
+              <w:left w:type="dxa" w:w="100"/>
+              <w:bottom w:type="dxa" w:w="60"/>
+              <w:right w:type="dxa" w:w="100"/>
+            </w:tcMar>
+            <w:vAlign w:val="center"/>
+          </w:tcPr>
+          <w:p>
+            <w:pPr>
+              <w:jc w:val="left"/>
+            </w:pPr>
+            <w:r>
+              <w:rPr>
+                <w:rFonts w:ascii="Times New Roman" w:cs="Times New Roman" w:eastAsia="Times New Roman" w:hAnsi="Times New Roman"/>
+                <w:b w:val="false"/>
+                <w:bCs w:val="false"/>
+                <w:color w:val="58595B"/>
+                <w:sz w:val="19"/>
+                <w:szCs w:val="19"/>
+              </w:rPr>
+              <w:t xml:space="preserve">Metric name: Anomalies missed on first review · Value: 8 · Unit: percent</w:t>
+            </w:r>
+          </w:p>
+        </w:tc>
+      </w:tr>
+    </w:tbl>
+    <w:p>
+      <w:pPr>
+        <w:spacing w:after="160"/>
+      </w:pPr>
+    </w:p>
+    <w:p>
+      <w:pPr>
+        <w:spacing w:after="160" w:line="276"/>
+        <w:jc w:val="both"/>
+      </w:pPr>
+      <w:r>
+        <w:rPr>
+          <w:rFonts w:ascii="Times New Roman" w:cs="Times New Roman" w:eastAsia="Times New Roman" w:hAnsi="Times New Roman"/>
+          <w:b/>
+          <w:bCs/>
+          <w:i w:val="false"/>
+          <w:iCs w:val="false"/>
+          <w:color w:val="58595B"/>
+          <w:sz w:val="24"/>
+          <w:szCs w:val="24"/>
+        </w:rPr>
+        <w:t xml:space="preserve">Step 2 — Opportunity Assessment tab</w:t>
+      </w:r>
+    </w:p>
+    <w:tbl>
+      <w:tblPr>
+        <w:tblW w:type="dxa" w:w="9540"/>
+        <w:tblBorders>
+          <w:top w:val="single" w:color="E3E3E4" w:sz="2"/>
+          <w:left w:val="single" w:color="E3E3E4" w:sz="2"/>
+          <w:bottom w:val="single" w:color="E3E3E4" w:sz="2"/>
+          <w:right w:val="single" w:color="E3E3E4" w:sz="2"/>
+          <w:insideH w:val="single" w:color="E3E3E4" w:sz="2"/>
+          <w:insideV w:val="single" w:color="E3E3E4" w:sz="2"/>
+        </w:tblBorders>
+      </w:tblPr>
+      <w:tblGrid>
+        <w:gridCol w:w="3400"/>
+        <w:gridCol w:w="6140"/>
+      </w:tblGrid>
+      <w:tr>
+        <w:trPr>
+          <w:tblHeader/>
+        </w:trPr>
+        <w:tc>
+          <w:tcPr>
+            <w:tcW w:type="dxa" w:w="3400"/>
+            <w:shd w:fill="F8931D" w:color="auto" w:val="clear"/>
+            <w:tcMar>
+              <w:top w:type="dxa" w:w="60"/>
+              <w:left w:type="dxa" w:w="100"/>
+              <w:bottom w:type="dxa" w:w="60"/>
+              <w:right w:type="dxa" w:w="100"/>
+            </w:tcMar>
+            <w:vAlign w:val="center"/>
+          </w:tcPr>
+          <w:p>
+            <w:pPr>
+              <w:jc w:val="left"/>
+            </w:pPr>
+            <w:r>
+              <w:rPr>
+                <w:rFonts w:ascii="Times New Roman" w:cs="Times New Roman" w:eastAsia="Times New Roman" w:hAnsi="Times New Roman"/>
+                <w:b/>
+                <w:bCs/>
+                <w:color w:val="FFFFFF"/>
+                <w:sz w:val="19"/>
+                <w:szCs w:val="19"/>
+              </w:rPr>
+              <w:t xml:space="preserve">Field</w:t>
+            </w:r>
+          </w:p>
+        </w:tc>
+        <w:tc>
+          <w:tcPr>
+            <w:tcW w:type="dxa" w:w="6140"/>
+            <w:shd w:fill="F8931D" w:color="auto" w:val="clear"/>
+            <w:tcMar>
+              <w:top w:type="dxa" w:w="60"/>
+              <w:left w:type="dxa" w:w="100"/>
+              <w:bottom w:type="dxa" w:w="60"/>
+              <w:right w:type="dxa" w:w="100"/>
+            </w:tcMar>
+            <w:vAlign w:val="center"/>
+          </w:tcPr>
+          <w:p>
+            <w:pPr>
+              <w:jc w:val="left"/>
+            </w:pPr>
+            <w:r>
+              <w:rPr>
+                <w:rFonts w:ascii="Times New Roman" w:cs="Times New Roman" w:eastAsia="Times New Roman" w:hAnsi="Times New Roman"/>
+                <w:b/>
+                <w:bCs/>
+                <w:color w:val="FFFFFF"/>
+                <w:sz w:val="19"/>
+                <w:szCs w:val="19"/>
+              </w:rPr>
+              <w:t xml:space="preserve">What to Type or Select</w:t>
+            </w:r>
+          </w:p>
+        </w:tc>
+      </w:tr>
+      <w:tr>
+        <w:tc>
+          <w:tcPr>
+            <w:tcW w:type="dxa" w:w="3400"/>
+            <w:tcMar>
+              <w:top w:type="dxa" w:w="60"/>
+              <w:left w:type="dxa" w:w="100"/>
+              <w:bottom w:type="dxa" w:w="60"/>
+              <w:right w:type="dxa" w:w="100"/>
+            </w:tcMar>
+            <w:vAlign w:val="center"/>
+          </w:tcPr>
+          <w:p>
+            <w:pPr>
+              <w:jc w:val="left"/>
+            </w:pPr>
+            <w:r>
+              <w:rPr>
+                <w:rFonts w:ascii="Times New Roman" w:cs="Times New Roman" w:eastAsia="Times New Roman" w:hAnsi="Times New Roman"/>
+                <w:b w:val="false"/>
+                <w:bCs w:val="false"/>
+                <w:color w:val="58595B"/>
+                <w:sz w:val="19"/>
+                <w:szCs w:val="19"/>
+              </w:rPr>
+              <w:t xml:space="preserve">Candidate name</w:t>
+            </w:r>
+          </w:p>
+        </w:tc>
+        <w:tc>
+          <w:tcPr>
+            <w:tcW w:type="dxa" w:w="6140"/>
+            <w:tcMar>
+              <w:top w:type="dxa" w:w="60"/>
+              <w:left w:type="dxa" w:w="100"/>
+              <w:bottom w:type="dxa" w:w="60"/>
+              <w:right w:type="dxa" w:w="100"/>
+            </w:tcMar>
+            <w:vAlign w:val="center"/>
+          </w:tcPr>
+          <w:p>
+            <w:pPr>
+              <w:jc w:val="left"/>
+            </w:pPr>
+            <w:r>
+              <w:rPr>
+                <w:rFonts w:ascii="Times New Roman" w:cs="Times New Roman" w:eastAsia="Times New Roman" w:hAnsi="Times New Roman"/>
+                <w:b w:val="false"/>
+                <w:bCs w:val="false"/>
+                <w:color w:val="58595B"/>
+                <w:sz w:val="19"/>
+                <w:szCs w:val="19"/>
+              </w:rPr>
+              <w:t xml:space="preserve">Automated anomaly flagging and compliance report generation</w:t>
+            </w:r>
+          </w:p>
+        </w:tc>
+      </w:tr>
+      <w:tr>
+        <w:tc>
+          <w:tcPr>
+            <w:tcW w:type="dxa" w:w="3400"/>
+            <w:shd w:fill="F2F2F3" w:color="auto" w:val="clear"/>
+            <w:tcMar>
+              <w:top w:type="dxa" w:w="60"/>
+              <w:left w:type="dxa" w:w="100"/>
+              <w:bottom w:type="dxa" w:w="60"/>
+              <w:right w:type="dxa" w:w="100"/>
+            </w:tcMar>
+            <w:vAlign w:val="center"/>
+          </w:tcPr>
+          <w:p>
+            <w:pPr>
+              <w:jc w:val="left"/>
+            </w:pPr>
+            <w:r>
+              <w:rPr>
+                <w:rFonts w:ascii="Times New Roman" w:cs="Times New Roman" w:eastAsia="Times New Roman" w:hAnsi="Times New Roman"/>
+                <w:b w:val="false"/>
+                <w:bCs w:val="false"/>
+                <w:color w:val="58595B"/>
+                <w:sz w:val="19"/>
+                <w:szCs w:val="19"/>
+              </w:rPr>
+              <w:t xml:space="preserve">Technical Feasibility slider</w:t>
+            </w:r>
+          </w:p>
+        </w:tc>
+        <w:tc>
+          <w:tcPr>
+            <w:tcW w:type="dxa" w:w="6140"/>
+            <w:shd w:fill="F2F2F3" w:color="auto" w:val="clear"/>
+            <w:tcMar>
+              <w:top w:type="dxa" w:w="60"/>
+              <w:left w:type="dxa" w:w="100"/>
+              <w:bottom w:type="dxa" w:w="60"/>
+              <w:right w:type="dxa" w:w="100"/>
+            </w:tcMar>
+            <w:vAlign w:val="center"/>
+          </w:tcPr>
+          <w:p>
+            <w:pPr>
+              <w:jc w:val="left"/>
+            </w:pPr>
+            <w:r>
+              <w:rPr>
+                <w:rFonts w:ascii="Times New Roman" w:cs="Times New Roman" w:eastAsia="Times New Roman" w:hAnsi="Times New Roman"/>
+                <w:b w:val="false"/>
+                <w:bCs w:val="false"/>
+                <w:color w:val="58595B"/>
+                <w:sz w:val="19"/>
+                <w:szCs w:val="19"/>
+              </w:rPr>
+              <w:t xml:space="preserve">86</w:t>
+            </w:r>
+          </w:p>
+        </w:tc>
+      </w:tr>
+      <w:tr>
+        <w:tc>
+          <w:tcPr>
+            <w:tcW w:type="dxa" w:w="3400"/>
+            <w:tcMar>
+              <w:top w:type="dxa" w:w="60"/>
+              <w:left w:type="dxa" w:w="100"/>
+              <w:bottom w:type="dxa" w:w="60"/>
+              <w:right w:type="dxa" w:w="100"/>
+            </w:tcMar>
+            <w:vAlign w:val="center"/>
+          </w:tcPr>
+          <w:p>
+            <w:pPr>
+              <w:jc w:val="left"/>
+            </w:pPr>
+            <w:r>
+              <w:rPr>
+                <w:rFonts w:ascii="Times New Roman" w:cs="Times New Roman" w:eastAsia="Times New Roman" w:hAnsi="Times New Roman"/>
+                <w:b w:val="false"/>
+                <w:bCs w:val="false"/>
+                <w:color w:val="58595B"/>
+                <w:sz w:val="19"/>
+                <w:szCs w:val="19"/>
+              </w:rPr>
+              <w:t xml:space="preserve">Data Quality slider</w:t>
+            </w:r>
+          </w:p>
+        </w:tc>
+        <w:tc>
+          <w:tcPr>
+            <w:tcW w:type="dxa" w:w="6140"/>
+            <w:tcMar>
+              <w:top w:type="dxa" w:w="60"/>
+              <w:left w:type="dxa" w:w="100"/>
+              <w:bottom w:type="dxa" w:w="60"/>
+              <w:right w:type="dxa" w:w="100"/>
+            </w:tcMar>
+            <w:vAlign w:val="center"/>
+          </w:tcPr>
+          <w:p>
+            <w:pPr>
+              <w:jc w:val="left"/>
+            </w:pPr>
+            <w:r>
+              <w:rPr>
+                <w:rFonts w:ascii="Times New Roman" w:cs="Times New Roman" w:eastAsia="Times New Roman" w:hAnsi="Times New Roman"/>
+                <w:b w:val="false"/>
+                <w:bCs w:val="false"/>
+                <w:color w:val="58595B"/>
+                <w:sz w:val="19"/>
+                <w:szCs w:val="19"/>
+              </w:rPr>
+              <w:t xml:space="preserve">80</w:t>
+            </w:r>
+          </w:p>
+        </w:tc>
+      </w:tr>
+      <w:tr>
+        <w:tc>
+          <w:tcPr>
+            <w:tcW w:type="dxa" w:w="3400"/>
+            <w:shd w:fill="F2F2F3" w:color="auto" w:val="clear"/>
+            <w:tcMar>
+              <w:top w:type="dxa" w:w="60"/>
+              <w:left w:type="dxa" w:w="100"/>
+              <w:bottom w:type="dxa" w:w="60"/>
+              <w:right w:type="dxa" w:w="100"/>
+            </w:tcMar>
+            <w:vAlign w:val="center"/>
+          </w:tcPr>
+          <w:p>
+            <w:pPr>
+              <w:jc w:val="left"/>
+            </w:pPr>
+            <w:r>
+              <w:rPr>
+                <w:rFonts w:ascii="Times New Roman" w:cs="Times New Roman" w:eastAsia="Times New Roman" w:hAnsi="Times New Roman"/>
+                <w:b w:val="false"/>
+                <w:bCs w:val="false"/>
+                <w:color w:val="58595B"/>
+                <w:sz w:val="19"/>
+                <w:szCs w:val="19"/>
+              </w:rPr>
+              <w:t xml:space="preserve">Process Stability slider</w:t>
+            </w:r>
+          </w:p>
+        </w:tc>
+        <w:tc>
+          <w:tcPr>
+            <w:tcW w:type="dxa" w:w="6140"/>
+            <w:shd w:fill="F2F2F3" w:color="auto" w:val="clear"/>
+            <w:tcMar>
+              <w:top w:type="dxa" w:w="60"/>
+              <w:left w:type="dxa" w:w="100"/>
+              <w:bottom w:type="dxa" w:w="60"/>
+              <w:right w:type="dxa" w:w="100"/>
+            </w:tcMar>
+            <w:vAlign w:val="center"/>
+          </w:tcPr>
+          <w:p>
+            <w:pPr>
+              <w:jc w:val="left"/>
+            </w:pPr>
+            <w:r>
+              <w:rPr>
+                <w:rFonts w:ascii="Times New Roman" w:cs="Times New Roman" w:eastAsia="Times New Roman" w:hAnsi="Times New Roman"/>
+                <w:b w:val="false"/>
+                <w:bCs w:val="false"/>
+                <w:color w:val="58595B"/>
+                <w:sz w:val="19"/>
+                <w:szCs w:val="19"/>
+              </w:rPr>
+              <w:t xml:space="preserve">76</w:t>
+            </w:r>
+          </w:p>
+        </w:tc>
+      </w:tr>
+      <w:tr>
+        <w:tc>
+          <w:tcPr>
+            <w:tcW w:type="dxa" w:w="3400"/>
+            <w:tcMar>
+              <w:top w:type="dxa" w:w="60"/>
+              <w:left w:type="dxa" w:w="100"/>
+              <w:bottom w:type="dxa" w:w="60"/>
+              <w:right w:type="dxa" w:w="100"/>
+            </w:tcMar>
+            <w:vAlign w:val="center"/>
+          </w:tcPr>
+          <w:p>
+            <w:pPr>
+              <w:jc w:val="left"/>
+            </w:pPr>
+            <w:r>
+              <w:rPr>
+                <w:rFonts w:ascii="Times New Roman" w:cs="Times New Roman" w:eastAsia="Times New Roman" w:hAnsi="Times New Roman"/>
+                <w:b w:val="false"/>
+                <w:bCs w:val="false"/>
+                <w:color w:val="58595B"/>
+                <w:sz w:val="19"/>
+                <w:szCs w:val="19"/>
+              </w:rPr>
+              <w:t xml:space="preserve">Strategic Fit slider</w:t>
+            </w:r>
+          </w:p>
+        </w:tc>
+        <w:tc>
+          <w:tcPr>
+            <w:tcW w:type="dxa" w:w="6140"/>
+            <w:tcMar>
+              <w:top w:type="dxa" w:w="60"/>
+              <w:left w:type="dxa" w:w="100"/>
+              <w:bottom w:type="dxa" w:w="60"/>
+              <w:right w:type="dxa" w:w="100"/>
+            </w:tcMar>
+            <w:vAlign w:val="center"/>
+          </w:tcPr>
+          <w:p>
+            <w:pPr>
+              <w:jc w:val="left"/>
+            </w:pPr>
+            <w:r>
+              <w:rPr>
+                <w:rFonts w:ascii="Times New Roman" w:cs="Times New Roman" w:eastAsia="Times New Roman" w:hAnsi="Times New Roman"/>
+                <w:b w:val="false"/>
+                <w:bCs w:val="false"/>
+                <w:color w:val="58595B"/>
+                <w:sz w:val="19"/>
+                <w:szCs w:val="19"/>
+              </w:rPr>
+              <w:t xml:space="preserve">88</w:t>
+            </w:r>
+          </w:p>
+        </w:tc>
+      </w:tr>
+      <w:tr>
+        <w:tc>
+          <w:tcPr>
+            <w:tcW w:type="dxa" w:w="3400"/>
+            <w:shd w:fill="F2F2F3" w:color="auto" w:val="clear"/>
+            <w:tcMar>
+              <w:top w:type="dxa" w:w="60"/>
+              <w:left w:type="dxa" w:w="100"/>
+              <w:bottom w:type="dxa" w:w="60"/>
+              <w:right w:type="dxa" w:w="100"/>
+            </w:tcMar>
+            <w:vAlign w:val="center"/>
+          </w:tcPr>
+          <w:p>
+            <w:pPr>
+              <w:jc w:val="left"/>
+            </w:pPr>
+            <w:r>
+              <w:rPr>
+                <w:rFonts w:ascii="Times New Roman" w:cs="Times New Roman" w:eastAsia="Times New Roman" w:hAnsi="Times New Roman"/>
+                <w:b w:val="false"/>
+                <w:bCs w:val="false"/>
+                <w:color w:val="58595B"/>
+                <w:sz w:val="19"/>
+                <w:szCs w:val="19"/>
+              </w:rPr>
+              <w:t xml:space="preserve">Annual benefit (USD)</w:t>
+            </w:r>
+          </w:p>
+        </w:tc>
+        <w:tc>
+          <w:tcPr>
+            <w:tcW w:type="dxa" w:w="6140"/>
+            <w:shd w:fill="F2F2F3" w:color="auto" w:val="clear"/>
+            <w:tcMar>
+              <w:top w:type="dxa" w:w="60"/>
+              <w:left w:type="dxa" w:w="100"/>
+              <w:bottom w:type="dxa" w:w="60"/>
+              <w:right w:type="dxa" w:w="100"/>
+            </w:tcMar>
+            <w:vAlign w:val="center"/>
+          </w:tcPr>
+          <w:p>
+            <w:pPr>
+              <w:jc w:val="left"/>
+            </w:pPr>
+            <w:r>
+              <w:rPr>
+                <w:rFonts w:ascii="Times New Roman" w:cs="Times New Roman" w:eastAsia="Times New Roman" w:hAnsi="Times New Roman"/>
+                <w:b w:val="false"/>
+                <w:bCs w:val="false"/>
+                <w:color w:val="58595B"/>
+                <w:sz w:val="19"/>
+                <w:szCs w:val="19"/>
+              </w:rPr>
+              <w:t xml:space="preserve">175000</w:t>
+            </w:r>
+          </w:p>
+        </w:tc>
+      </w:tr>
+      <w:tr>
+        <w:tc>
+          <w:tcPr>
+            <w:tcW w:type="dxa" w:w="3400"/>
+            <w:tcMar>
+              <w:top w:type="dxa" w:w="60"/>
+              <w:left w:type="dxa" w:w="100"/>
+              <w:bottom w:type="dxa" w:w="60"/>
+              <w:right w:type="dxa" w:w="100"/>
+            </w:tcMar>
+            <w:vAlign w:val="center"/>
+          </w:tcPr>
+          <w:p>
+            <w:pPr>
+              <w:jc w:val="left"/>
+            </w:pPr>
+            <w:r>
+              <w:rPr>
+                <w:rFonts w:ascii="Times New Roman" w:cs="Times New Roman" w:eastAsia="Times New Roman" w:hAnsi="Times New Roman"/>
+                <w:b w:val="false"/>
+                <w:bCs w:val="false"/>
+                <w:color w:val="58595B"/>
+                <w:sz w:val="19"/>
+                <w:szCs w:val="19"/>
+              </w:rPr>
+              <w:t xml:space="preserve">One-time cost (USD)</w:t>
+            </w:r>
+          </w:p>
+        </w:tc>
+        <w:tc>
+          <w:tcPr>
+            <w:tcW w:type="dxa" w:w="6140"/>
+            <w:tcMar>
+              <w:top w:type="dxa" w:w="60"/>
+              <w:left w:type="dxa" w:w="100"/>
+              <w:bottom w:type="dxa" w:w="60"/>
+              <w:right w:type="dxa" w:w="100"/>
+            </w:tcMar>
+            <w:vAlign w:val="center"/>
+          </w:tcPr>
+          <w:p>
+            <w:pPr>
+              <w:jc w:val="left"/>
+            </w:pPr>
+            <w:r>
+              <w:rPr>
+                <w:rFonts w:ascii="Times New Roman" w:cs="Times New Roman" w:eastAsia="Times New Roman" w:hAnsi="Times New Roman"/>
+                <w:b w:val="false"/>
+                <w:bCs w:val="false"/>
+                <w:color w:val="58595B"/>
+                <w:sz w:val="19"/>
+                <w:szCs w:val="19"/>
+              </w:rPr>
+              <w:t xml:space="preserve">90000</w:t>
+            </w:r>
+          </w:p>
+        </w:tc>
+      </w:tr>
+      <w:tr>
+        <w:tc>
+          <w:tcPr>
+            <w:tcW w:type="dxa" w:w="3400"/>
+            <w:shd w:fill="F2F2F3" w:color="auto" w:val="clear"/>
+            <w:tcMar>
+              <w:top w:type="dxa" w:w="60"/>
+              <w:left w:type="dxa" w:w="100"/>
+              <w:bottom w:type="dxa" w:w="60"/>
+              <w:right w:type="dxa" w:w="100"/>
+            </w:tcMar>
+            <w:vAlign w:val="center"/>
+          </w:tcPr>
+          <w:p>
+            <w:pPr>
+              <w:jc w:val="left"/>
+            </w:pPr>
+            <w:r>
+              <w:rPr>
+                <w:rFonts w:ascii="Times New Roman" w:cs="Times New Roman" w:eastAsia="Times New Roman" w:hAnsi="Times New Roman"/>
+                <w:b w:val="false"/>
+                <w:bCs w:val="false"/>
+                <w:color w:val="58595B"/>
+                <w:sz w:val="19"/>
+                <w:szCs w:val="19"/>
+              </w:rPr>
+              <w:t xml:space="preserve">Data Availability Rating</w:t>
+            </w:r>
+          </w:p>
+        </w:tc>
+        <w:tc>
+          <w:tcPr>
+            <w:tcW w:type="dxa" w:w="6140"/>
+            <w:shd w:fill="F2F2F3" w:color="auto" w:val="clear"/>
+            <w:tcMar>
+              <w:top w:type="dxa" w:w="60"/>
+              <w:left w:type="dxa" w:w="100"/>
+              <w:bottom w:type="dxa" w:w="60"/>
+              <w:right w:type="dxa" w:w="100"/>
+            </w:tcMar>
+            <w:vAlign w:val="center"/>
+          </w:tcPr>
+          <w:p>
+            <w:pPr>
+              <w:jc w:val="left"/>
+            </w:pPr>
+            <w:r>
+              <w:rPr>
+                <w:rFonts w:ascii="Times New Roman" w:cs="Times New Roman" w:eastAsia="Times New Roman" w:hAnsi="Times New Roman"/>
+                <w:b w:val="false"/>
+                <w:bCs w:val="false"/>
+                <w:color w:val="58595B"/>
+                <w:sz w:val="19"/>
+                <w:szCs w:val="19"/>
+              </w:rPr>
+              <w:t xml:space="preserve">High</w:t>
+            </w:r>
+          </w:p>
+        </w:tc>
+      </w:tr>
+      <w:tr>
+        <w:tc>
+          <w:tcPr>
+            <w:tcW w:type="dxa" w:w="3400"/>
+            <w:tcMar>
+              <w:top w:type="dxa" w:w="60"/>
+              <w:left w:type="dxa" w:w="100"/>
+              <w:bottom w:type="dxa" w:w="60"/>
+              <w:right w:type="dxa" w:w="100"/>
+            </w:tcMar>
+            <w:vAlign w:val="center"/>
+          </w:tcPr>
+          <w:p>
+            <w:pPr>
+              <w:jc w:val="left"/>
+            </w:pPr>
+            <w:r>
+              <w:rPr>
+                <w:rFonts w:ascii="Times New Roman" w:cs="Times New Roman" w:eastAsia="Times New Roman" w:hAnsi="Times New Roman"/>
+                <w:b w:val="false"/>
+                <w:bCs w:val="false"/>
+                <w:color w:val="58595B"/>
+                <w:sz w:val="19"/>
+                <w:szCs w:val="19"/>
+              </w:rPr>
+              <w:t xml:space="preserve">Action</w:t>
+            </w:r>
+          </w:p>
+        </w:tc>
+        <w:tc>
+          <w:tcPr>
+            <w:tcW w:type="dxa" w:w="6140"/>
+            <w:tcMar>
+              <w:top w:type="dxa" w:w="60"/>
+              <w:left w:type="dxa" w:w="100"/>
+              <w:bottom w:type="dxa" w:w="60"/>
+              <w:right w:type="dxa" w:w="100"/>
+            </w:tcMar>
+            <w:vAlign w:val="center"/>
+          </w:tcPr>
+          <w:p>
+            <w:pPr>
+              <w:jc w:val="left"/>
+            </w:pPr>
+            <w:r>
+              <w:rPr>
+                <w:rFonts w:ascii="Times New Roman" w:cs="Times New Roman" w:eastAsia="Times New Roman" w:hAnsi="Times New Roman"/>
+                <w:b w:val="false"/>
+                <w:bCs w:val="false"/>
+                <w:color w:val="58595B"/>
+                <w:sz w:val="19"/>
+                <w:szCs w:val="19"/>
+              </w:rPr>
+              <w:t xml:space="preserve">Click "Score &amp; Add Candidate" — expect Feasibility in the low 80s, promoted to the prioritization matrix.</w:t>
+            </w:r>
+          </w:p>
+        </w:tc>
+      </w:tr>
+    </w:tbl>
+    <w:p>
+      <w:pPr>
+        <w:spacing w:after="160"/>
+      </w:pPr>
+    </w:p>
+    <w:p>
+      <w:pPr>
+        <w:spacing w:after="160" w:line="276"/>
+        <w:jc w:val="both"/>
+      </w:pPr>
+      <w:r>
+        <w:rPr>
+          <w:rFonts w:ascii="Times New Roman" w:cs="Times New Roman" w:eastAsia="Times New Roman" w:hAnsi="Times New Roman"/>
+          <w:b/>
+          <w:bCs/>
+          <w:i w:val="false"/>
+          <w:iCs w:val="false"/>
+          <w:color w:val="58595B"/>
+          <w:sz w:val="24"/>
+          <w:szCs w:val="24"/>
+        </w:rPr>
+        <w:t xml:space="preserve">Step 2 — To-Be Design tab</w:t>
+      </w:r>
+    </w:p>
+    <w:tbl>
+      <w:tblPr>
+        <w:tblW w:type="dxa" w:w="9540"/>
+        <w:tblBorders>
+          <w:top w:val="single" w:color="E3E3E4" w:sz="2"/>
+          <w:left w:val="single" w:color="E3E3E4" w:sz="2"/>
+          <w:bottom w:val="single" w:color="E3E3E4" w:sz="2"/>
+          <w:right w:val="single" w:color="E3E3E4" w:sz="2"/>
+          <w:insideH w:val="single" w:color="E3E3E4" w:sz="2"/>
+          <w:insideV w:val="single" w:color="E3E3E4" w:sz="2"/>
+        </w:tblBorders>
+      </w:tblPr>
+      <w:tblGrid>
+        <w:gridCol w:w="3400"/>
+        <w:gridCol w:w="6140"/>
+      </w:tblGrid>
+      <w:tr>
+        <w:trPr>
+          <w:tblHeader/>
+        </w:trPr>
+        <w:tc>
+          <w:tcPr>
+            <w:tcW w:type="dxa" w:w="3400"/>
+            <w:shd w:fill="F8931D" w:color="auto" w:val="clear"/>
+            <w:tcMar>
+              <w:top w:type="dxa" w:w="60"/>
+              <w:left w:type="dxa" w:w="100"/>
+              <w:bottom w:type="dxa" w:w="60"/>
+              <w:right w:type="dxa" w:w="100"/>
+            </w:tcMar>
+            <w:vAlign w:val="center"/>
+          </w:tcPr>
+          <w:p>
+            <w:pPr>
+              <w:jc w:val="left"/>
+            </w:pPr>
+            <w:r>
+              <w:rPr>
+                <w:rFonts w:ascii="Times New Roman" w:cs="Times New Roman" w:eastAsia="Times New Roman" w:hAnsi="Times New Roman"/>
+                <w:b/>
+                <w:bCs/>
+                <w:color w:val="FFFFFF"/>
+                <w:sz w:val="19"/>
+                <w:szCs w:val="19"/>
+              </w:rPr>
+              <w:t xml:space="preserve">Field</w:t>
+            </w:r>
+          </w:p>
+        </w:tc>
+        <w:tc>
+          <w:tcPr>
+            <w:tcW w:type="dxa" w:w="6140"/>
+            <w:shd w:fill="F8931D" w:color="auto" w:val="clear"/>
+            <w:tcMar>
+              <w:top w:type="dxa" w:w="60"/>
+              <w:left w:type="dxa" w:w="100"/>
+              <w:bottom w:type="dxa" w:w="60"/>
+              <w:right w:type="dxa" w:w="100"/>
+            </w:tcMar>
+            <w:vAlign w:val="center"/>
+          </w:tcPr>
+          <w:p>
+            <w:pPr>
+              <w:jc w:val="left"/>
+            </w:pPr>
+            <w:r>
+              <w:rPr>
+                <w:rFonts w:ascii="Times New Roman" w:cs="Times New Roman" w:eastAsia="Times New Roman" w:hAnsi="Times New Roman"/>
+                <w:b/>
+                <w:bCs/>
+                <w:color w:val="FFFFFF"/>
+                <w:sz w:val="19"/>
+                <w:szCs w:val="19"/>
+              </w:rPr>
+              <w:t xml:space="preserve">What to Type or Select</w:t>
+            </w:r>
+          </w:p>
+        </w:tc>
+      </w:tr>
+      <w:tr>
+        <w:tc>
+          <w:tcPr>
+            <w:tcW w:type="dxa" w:w="3400"/>
+            <w:tcMar>
+              <w:top w:type="dxa" w:w="60"/>
+              <w:left w:type="dxa" w:w="100"/>
+              <w:bottom w:type="dxa" w:w="60"/>
+              <w:right w:type="dxa" w:w="100"/>
+            </w:tcMar>
+            <w:vAlign w:val="center"/>
+          </w:tcPr>
+          <w:p>
+            <w:pPr>
+              <w:jc w:val="left"/>
+            </w:pPr>
+            <w:r>
+              <w:rPr>
+                <w:rFonts w:ascii="Times New Roman" w:cs="Times New Roman" w:eastAsia="Times New Roman" w:hAnsi="Times New Roman"/>
+                <w:b w:val="false"/>
+                <w:bCs w:val="false"/>
+                <w:color w:val="58595B"/>
+                <w:sz w:val="19"/>
+                <w:szCs w:val="19"/>
+              </w:rPr>
+              <w:t xml:space="preserve">Action</w:t>
+            </w:r>
+          </w:p>
+        </w:tc>
+        <w:tc>
+          <w:tcPr>
+            <w:tcW w:type="dxa" w:w="6140"/>
+            <w:tcMar>
+              <w:top w:type="dxa" w:w="60"/>
+              <w:left w:type="dxa" w:w="100"/>
+              <w:bottom w:type="dxa" w:w="60"/>
+              <w:right w:type="dxa" w:w="100"/>
+            </w:tcMar>
+            <w:vAlign w:val="center"/>
+          </w:tcPr>
+          <w:p>
+            <w:pPr>
+              <w:jc w:val="left"/>
+            </w:pPr>
+            <w:r>
+              <w:rPr>
+                <w:rFonts w:ascii="Times New Roman" w:cs="Times New Roman" w:eastAsia="Times New Roman" w:hAnsi="Times New Roman"/>
+                <w:b w:val="false"/>
+                <w:bCs w:val="false"/>
+                <w:color w:val="58595B"/>
+                <w:sz w:val="19"/>
+                <w:szCs w:val="19"/>
+              </w:rPr>
+              <w:t xml:space="preserve">Click "Mark Approved"</w:t>
+            </w:r>
+          </w:p>
+        </w:tc>
+      </w:tr>
+      <w:tr>
+        <w:tc>
+          <w:tcPr>
+            <w:tcW w:type="dxa" w:w="3400"/>
+            <w:shd w:fill="F2F2F3" w:color="auto" w:val="clear"/>
+            <w:tcMar>
+              <w:top w:type="dxa" w:w="60"/>
+              <w:left w:type="dxa" w:w="100"/>
+              <w:bottom w:type="dxa" w:w="60"/>
+              <w:right w:type="dxa" w:w="100"/>
+            </w:tcMar>
+            <w:vAlign w:val="center"/>
+          </w:tcPr>
+          <w:p>
+            <w:pPr>
+              <w:jc w:val="left"/>
+            </w:pPr>
+            <w:r>
+              <w:rPr>
+                <w:rFonts w:ascii="Times New Roman" w:cs="Times New Roman" w:eastAsia="Times New Roman" w:hAnsi="Times New Roman"/>
+                <w:b w:val="false"/>
+                <w:bCs w:val="false"/>
+                <w:color w:val="58595B"/>
+                <w:sz w:val="19"/>
+                <w:szCs w:val="19"/>
+              </w:rPr>
+              <w:t xml:space="preserve">Use Case</w:t>
+            </w:r>
+          </w:p>
+        </w:tc>
+        <w:tc>
+          <w:tcPr>
+            <w:tcW w:type="dxa" w:w="6140"/>
+            <w:shd w:fill="F2F2F3" w:color="auto" w:val="clear"/>
+            <w:tcMar>
+              <w:top w:type="dxa" w:w="60"/>
+              <w:left w:type="dxa" w:w="100"/>
+              <w:bottom w:type="dxa" w:w="60"/>
+              <w:right w:type="dxa" w:w="100"/>
+            </w:tcMar>
+            <w:vAlign w:val="center"/>
+          </w:tcPr>
+          <w:p>
+            <w:pPr>
+              <w:jc w:val="left"/>
+            </w:pPr>
+            <w:r>
+              <w:rPr>
+                <w:rFonts w:ascii="Times New Roman" w:cs="Times New Roman" w:eastAsia="Times New Roman" w:hAnsi="Times New Roman"/>
+                <w:b w:val="false"/>
+                <w:bCs w:val="false"/>
+                <w:color w:val="58595B"/>
+                <w:sz w:val="19"/>
+                <w:szCs w:val="19"/>
+              </w:rPr>
+              <w:t xml:space="preserve">Name: Automated compliance report compilation with anomaly flags · Status: Approved</w:t>
+            </w:r>
+          </w:p>
+        </w:tc>
+      </w:tr>
+      <w:tr>
+        <w:tc>
+          <w:tcPr>
+            <w:tcW w:type="dxa" w:w="3400"/>
+            <w:tcMar>
+              <w:top w:type="dxa" w:w="60"/>
+              <w:left w:type="dxa" w:w="100"/>
+              <w:bottom w:type="dxa" w:w="60"/>
+              <w:right w:type="dxa" w:w="100"/>
+            </w:tcMar>
+            <w:vAlign w:val="center"/>
+          </w:tcPr>
+          <w:p>
+            <w:pPr>
+              <w:jc w:val="left"/>
+            </w:pPr>
+            <w:r>
+              <w:rPr>
+                <w:rFonts w:ascii="Times New Roman" w:cs="Times New Roman" w:eastAsia="Times New Roman" w:hAnsi="Times New Roman"/>
+                <w:b w:val="false"/>
+                <w:bCs w:val="false"/>
+                <w:color w:val="58595B"/>
+                <w:sz w:val="19"/>
+                <w:szCs w:val="19"/>
+              </w:rPr>
+              <w:t xml:space="preserve">Integration Point</w:t>
+            </w:r>
+          </w:p>
+        </w:tc>
+        <w:tc>
+          <w:tcPr>
+            <w:tcW w:type="dxa" w:w="6140"/>
+            <w:tcMar>
+              <w:top w:type="dxa" w:w="60"/>
+              <w:left w:type="dxa" w:w="100"/>
+              <w:bottom w:type="dxa" w:w="60"/>
+              <w:right w:type="dxa" w:w="100"/>
+            </w:tcMar>
+            <w:vAlign w:val="center"/>
+          </w:tcPr>
+          <w:p>
+            <w:pPr>
+              <w:jc w:val="left"/>
+            </w:pPr>
+            <w:r>
+              <w:rPr>
+                <w:rFonts w:ascii="Times New Roman" w:cs="Times New Roman" w:eastAsia="Times New Roman" w:hAnsi="Times New Roman"/>
+                <w:b w:val="false"/>
+                <w:bCs w:val="false"/>
+                <w:color w:val="58595B"/>
+                <w:sz w:val="19"/>
+                <w:szCs w:val="19"/>
+              </w:rPr>
+              <w:t xml:space="preserve">Target system: Regulatory filing platform</w:t>
+            </w:r>
+          </w:p>
+        </w:tc>
+      </w:tr>
+      <w:tr>
+        <w:tc>
+          <w:tcPr>
+            <w:tcW w:type="dxa" w:w="3400"/>
+            <w:shd w:fill="F2F2F3" w:color="auto" w:val="clear"/>
+            <w:tcMar>
+              <w:top w:type="dxa" w:w="60"/>
+              <w:left w:type="dxa" w:w="100"/>
+              <w:bottom w:type="dxa" w:w="60"/>
+              <w:right w:type="dxa" w:w="100"/>
+            </w:tcMar>
+            <w:vAlign w:val="center"/>
+          </w:tcPr>
+          <w:p>
+            <w:pPr>
+              <w:jc w:val="left"/>
+            </w:pPr>
+            <w:r>
+              <w:rPr>
+                <w:rFonts w:ascii="Times New Roman" w:cs="Times New Roman" w:eastAsia="Times New Roman" w:hAnsi="Times New Roman"/>
+                <w:b w:val="false"/>
+                <w:bCs w:val="false"/>
+                <w:color w:val="58595B"/>
+                <w:sz w:val="19"/>
+                <w:szCs w:val="19"/>
+              </w:rPr>
+              <w:t xml:space="preserve">Exception Flow</w:t>
+            </w:r>
+          </w:p>
+        </w:tc>
+        <w:tc>
+          <w:tcPr>
+            <w:tcW w:type="dxa" w:w="6140"/>
+            <w:shd w:fill="F2F2F3" w:color="auto" w:val="clear"/>
+            <w:tcMar>
+              <w:top w:type="dxa" w:w="60"/>
+              <w:left w:type="dxa" w:w="100"/>
+              <w:bottom w:type="dxa" w:w="60"/>
+              <w:right w:type="dxa" w:w="100"/>
+            </w:tcMar>
+            <w:vAlign w:val="center"/>
+          </w:tcPr>
+          <w:p>
+            <w:pPr>
+              <w:jc w:val="left"/>
+            </w:pPr>
+            <w:r>
+              <w:rPr>
+                <w:rFonts w:ascii="Times New Roman" w:cs="Times New Roman" w:eastAsia="Times New Roman" w:hAnsi="Times New Roman"/>
+                <w:b w:val="false"/>
+                <w:bCs w:val="false"/>
+                <w:color w:val="58595B"/>
+                <w:sz w:val="19"/>
+                <w:szCs w:val="19"/>
+              </w:rPr>
+              <w:t xml:space="preserve">AI-Assisted step: checked · Handles sensitive data: checked (safety-critical anomalies trigger a mandatory human checkpoint, rule BR-09)</w:t>
+            </w:r>
+          </w:p>
+        </w:tc>
+      </w:tr>
+      <w:tr>
+        <w:tc>
+          <w:tcPr>
+            <w:tcW w:type="dxa" w:w="3400"/>
+            <w:tcMar>
+              <w:top w:type="dxa" w:w="60"/>
+              <w:left w:type="dxa" w:w="100"/>
+              <w:bottom w:type="dxa" w:w="60"/>
+              <w:right w:type="dxa" w:w="100"/>
+            </w:tcMar>
+            <w:vAlign w:val="center"/>
+          </w:tcPr>
+          <w:p>
+            <w:pPr>
+              <w:jc w:val="left"/>
+            </w:pPr>
+            <w:r>
+              <w:rPr>
+                <w:rFonts w:ascii="Times New Roman" w:cs="Times New Roman" w:eastAsia="Times New Roman" w:hAnsi="Times New Roman"/>
+                <w:b w:val="false"/>
+                <w:bCs w:val="false"/>
+                <w:color w:val="58595B"/>
+                <w:sz w:val="19"/>
+                <w:szCs w:val="19"/>
+              </w:rPr>
+              <w:t xml:space="preserve">Control Spec</w:t>
+            </w:r>
+          </w:p>
+        </w:tc>
+        <w:tc>
+          <w:tcPr>
+            <w:tcW w:type="dxa" w:w="6140"/>
+            <w:tcMar>
+              <w:top w:type="dxa" w:w="60"/>
+              <w:left w:type="dxa" w:w="100"/>
+              <w:bottom w:type="dxa" w:w="60"/>
+              <w:right w:type="dxa" w:w="100"/>
+            </w:tcMar>
+            <w:vAlign w:val="center"/>
+          </w:tcPr>
+          <w:p>
+            <w:pPr>
+              <w:jc w:val="left"/>
+            </w:pPr>
+            <w:r>
+              <w:rPr>
+                <w:rFonts w:ascii="Times New Roman" w:cs="Times New Roman" w:eastAsia="Times New Roman" w:hAnsi="Times New Roman"/>
+                <w:b w:val="false"/>
+                <w:bCs w:val="false"/>
+                <w:color w:val="58595B"/>
+                <w:sz w:val="19"/>
+                <w:szCs w:val="19"/>
+              </w:rPr>
+              <w:t xml:space="preserve">Type: Preventive · Linked to financial action: checked (regulatory fines are a financial action — a segregation-of-duties check is attached, rule BR-10)</w:t>
+            </w:r>
+          </w:p>
+        </w:tc>
+      </w:tr>
+      <w:tr>
+        <w:tc>
+          <w:tcPr>
+            <w:tcW w:type="dxa" w:w="3400"/>
+            <w:shd w:fill="F2F2F3" w:color="auto" w:val="clear"/>
+            <w:tcMar>
+              <w:top w:type="dxa" w:w="60"/>
+              <w:left w:type="dxa" w:w="100"/>
+              <w:bottom w:type="dxa" w:w="60"/>
+              <w:right w:type="dxa" w:w="100"/>
+            </w:tcMar>
+            <w:vAlign w:val="center"/>
+          </w:tcPr>
+          <w:p>
+            <w:pPr>
+              <w:jc w:val="left"/>
+            </w:pPr>
+            <w:r>
+              <w:rPr>
+                <w:rFonts w:ascii="Times New Roman" w:cs="Times New Roman" w:eastAsia="Times New Roman" w:hAnsi="Times New Roman"/>
+                <w:b w:val="false"/>
+                <w:bCs w:val="false"/>
+                <w:color w:val="58595B"/>
+                <w:sz w:val="19"/>
+                <w:szCs w:val="19"/>
+              </w:rPr>
+              <w:t xml:space="preserve">Risk / Opportunity</w:t>
+            </w:r>
+          </w:p>
+        </w:tc>
+        <w:tc>
+          <w:tcPr>
+            <w:tcW w:type="dxa" w:w="6140"/>
+            <w:shd w:fill="F2F2F3" w:color="auto" w:val="clear"/>
+            <w:tcMar>
+              <w:top w:type="dxa" w:w="60"/>
+              <w:left w:type="dxa" w:w="100"/>
+              <w:bottom w:type="dxa" w:w="60"/>
+              <w:right w:type="dxa" w:w="100"/>
+            </w:tcMar>
+            <w:vAlign w:val="center"/>
+          </w:tcPr>
+          <w:p>
+            <w:pPr>
+              <w:jc w:val="left"/>
+            </w:pPr>
+            <w:r>
+              <w:rPr>
+                <w:rFonts w:ascii="Times New Roman" w:cs="Times New Roman" w:eastAsia="Times New Roman" w:hAnsi="Times New Roman"/>
+                <w:b w:val="false"/>
+                <w:bCs w:val="false"/>
+                <w:color w:val="58595B"/>
+                <w:sz w:val="19"/>
+                <w:szCs w:val="19"/>
+              </w:rPr>
+              <w:t xml:space="preserve">Category: Regulatory non-compliance risk from missed anomalies</w:t>
+            </w:r>
+          </w:p>
+        </w:tc>
+      </w:tr>
+    </w:tbl>
+    <w:p>
+      <w:pPr>
+        <w:spacing w:after="160"/>
+      </w:pPr>
+    </w:p>
+    <w:p>
+      <w:pPr>
+        <w:spacing w:after="160" w:line="276"/>
+        <w:jc w:val="both"/>
+      </w:pPr>
+      <w:r>
+        <w:rPr>
+          <w:rFonts w:ascii="Times New Roman" w:cs="Times New Roman" w:eastAsia="Times New Roman" w:hAnsi="Times New Roman"/>
+          <w:b/>
+          <w:bCs/>
+          <w:i w:val="false"/>
+          <w:iCs w:val="false"/>
+          <w:color w:val="58595B"/>
+          <w:sz w:val="24"/>
+          <w:szCs w:val="24"/>
+        </w:rPr>
+        <w:t xml:space="preserve">Step 2 — Specs Generation tab</w:t>
+      </w:r>
+    </w:p>
+    <w:tbl>
+      <w:tblPr>
+        <w:tblW w:type="dxa" w:w="9540"/>
+        <w:tblBorders>
+          <w:top w:val="single" w:color="E3E3E4" w:sz="2"/>
+          <w:left w:val="single" w:color="E3E3E4" w:sz="2"/>
+          <w:bottom w:val="single" w:color="E3E3E4" w:sz="2"/>
+          <w:right w:val="single" w:color="E3E3E4" w:sz="2"/>
+          <w:insideH w:val="single" w:color="E3E3E4" w:sz="2"/>
+          <w:insideV w:val="single" w:color="E3E3E4" w:sz="2"/>
+        </w:tblBorders>
+      </w:tblPr>
+      <w:tblGrid>
+        <w:gridCol w:w="3400"/>
+        <w:gridCol w:w="6140"/>
+      </w:tblGrid>
+      <w:tr>
+        <w:trPr>
+          <w:tblHeader/>
+        </w:trPr>
+        <w:tc>
+          <w:tcPr>
+            <w:tcW w:type="dxa" w:w="3400"/>
+            <w:shd w:fill="F8931D" w:color="auto" w:val="clear"/>
+            <w:tcMar>
+              <w:top w:type="dxa" w:w="60"/>
+              <w:left w:type="dxa" w:w="100"/>
+              <w:bottom w:type="dxa" w:w="60"/>
+              <w:right w:type="dxa" w:w="100"/>
+            </w:tcMar>
+            <w:vAlign w:val="center"/>
+          </w:tcPr>
+          <w:p>
+            <w:pPr>
+              <w:jc w:val="left"/>
+            </w:pPr>
+            <w:r>
+              <w:rPr>
+                <w:rFonts w:ascii="Times New Roman" w:cs="Times New Roman" w:eastAsia="Times New Roman" w:hAnsi="Times New Roman"/>
+                <w:b/>
+                <w:bCs/>
+                <w:color w:val="FFFFFF"/>
+                <w:sz w:val="19"/>
+                <w:szCs w:val="19"/>
+              </w:rPr>
+              <w:t xml:space="preserve">Field</w:t>
+            </w:r>
+          </w:p>
+        </w:tc>
+        <w:tc>
+          <w:tcPr>
+            <w:tcW w:type="dxa" w:w="6140"/>
+            <w:shd w:fill="F8931D" w:color="auto" w:val="clear"/>
+            <w:tcMar>
+              <w:top w:type="dxa" w:w="60"/>
+              <w:left w:type="dxa" w:w="100"/>
+              <w:bottom w:type="dxa" w:w="60"/>
+              <w:right w:type="dxa" w:w="100"/>
+            </w:tcMar>
+            <w:vAlign w:val="center"/>
+          </w:tcPr>
+          <w:p>
+            <w:pPr>
+              <w:jc w:val="left"/>
+            </w:pPr>
+            <w:r>
+              <w:rPr>
+                <w:rFonts w:ascii="Times New Roman" w:cs="Times New Roman" w:eastAsia="Times New Roman" w:hAnsi="Times New Roman"/>
+                <w:b/>
+                <w:bCs/>
+                <w:color w:val="FFFFFF"/>
+                <w:sz w:val="19"/>
+                <w:szCs w:val="19"/>
+              </w:rPr>
+              <w:t xml:space="preserve">What to Type or Select</w:t>
+            </w:r>
+          </w:p>
+        </w:tc>
+      </w:tr>
+      <w:tr>
+        <w:tc>
+          <w:tcPr>
+            <w:tcW w:type="dxa" w:w="3400"/>
+            <w:tcMar>
+              <w:top w:type="dxa" w:w="60"/>
+              <w:left w:type="dxa" w:w="100"/>
+              <w:bottom w:type="dxa" w:w="60"/>
+              <w:right w:type="dxa" w:w="100"/>
+            </w:tcMar>
+            <w:vAlign w:val="center"/>
+          </w:tcPr>
+          <w:p>
+            <w:pPr>
+              <w:jc w:val="left"/>
+            </w:pPr>
+            <w:r>
+              <w:rPr>
+                <w:rFonts w:ascii="Times New Roman" w:cs="Times New Roman" w:eastAsia="Times New Roman" w:hAnsi="Times New Roman"/>
+                <w:b w:val="false"/>
+                <w:bCs w:val="false"/>
+                <w:color w:val="58595B"/>
+                <w:sz w:val="19"/>
+                <w:szCs w:val="19"/>
+              </w:rPr>
+              <w:t xml:space="preserve">Business Rule Spec</w:t>
+            </w:r>
+          </w:p>
+        </w:tc>
+        <w:tc>
+          <w:tcPr>
+            <w:tcW w:type="dxa" w:w="6140"/>
+            <w:tcMar>
+              <w:top w:type="dxa" w:w="60"/>
+              <w:left w:type="dxa" w:w="100"/>
+              <w:bottom w:type="dxa" w:w="60"/>
+              <w:right w:type="dxa" w:w="100"/>
+            </w:tcMar>
+            <w:vAlign w:val="center"/>
+          </w:tcPr>
+          <w:p>
+            <w:pPr>
+              <w:jc w:val="left"/>
+            </w:pPr>
+            <w:r>
+              <w:rPr>
+                <w:rFonts w:ascii="Times New Roman" w:cs="Times New Roman" w:eastAsia="Times New Roman" w:hAnsi="Times New Roman"/>
+                <w:b w:val="false"/>
+                <w:bCs w:val="false"/>
+                <w:color w:val="58595B"/>
+                <w:sz w:val="19"/>
+                <w:szCs w:val="19"/>
+              </w:rPr>
+              <w:t xml:space="preserve">Status: Approved</w:t>
+            </w:r>
+          </w:p>
+        </w:tc>
+      </w:tr>
+      <w:tr>
+        <w:tc>
+          <w:tcPr>
+            <w:tcW w:type="dxa" w:w="3400"/>
+            <w:shd w:fill="F2F2F3" w:color="auto" w:val="clear"/>
+            <w:tcMar>
+              <w:top w:type="dxa" w:w="60"/>
+              <w:left w:type="dxa" w:w="100"/>
+              <w:bottom w:type="dxa" w:w="60"/>
+              <w:right w:type="dxa" w:w="100"/>
+            </w:tcMar>
+            <w:vAlign w:val="center"/>
+          </w:tcPr>
+          <w:p>
+            <w:pPr>
+              <w:jc w:val="left"/>
+            </w:pPr>
+            <w:r>
+              <w:rPr>
+                <w:rFonts w:ascii="Times New Roman" w:cs="Times New Roman" w:eastAsia="Times New Roman" w:hAnsi="Times New Roman"/>
+                <w:b w:val="false"/>
+                <w:bCs w:val="false"/>
+                <w:color w:val="58595B"/>
+                <w:sz w:val="19"/>
+                <w:szCs w:val="19"/>
+              </w:rPr>
+              <w:t xml:space="preserve">KPI Spec</w:t>
+            </w:r>
+          </w:p>
+        </w:tc>
+        <w:tc>
+          <w:tcPr>
+            <w:tcW w:type="dxa" w:w="6140"/>
+            <w:shd w:fill="F2F2F3" w:color="auto" w:val="clear"/>
+            <w:tcMar>
+              <w:top w:type="dxa" w:w="60"/>
+              <w:left w:type="dxa" w:w="100"/>
+              <w:bottom w:type="dxa" w:w="60"/>
+              <w:right w:type="dxa" w:w="100"/>
+            </w:tcMar>
+            <w:vAlign w:val="center"/>
+          </w:tcPr>
+          <w:p>
+            <w:pPr>
+              <w:jc w:val="left"/>
+            </w:pPr>
+            <w:r>
+              <w:rPr>
+                <w:rFonts w:ascii="Times New Roman" w:cs="Times New Roman" w:eastAsia="Times New Roman" w:hAnsi="Times New Roman"/>
+                <w:b w:val="false"/>
+                <w:bCs w:val="false"/>
+                <w:color w:val="58595B"/>
+                <w:sz w:val="19"/>
+                <w:szCs w:val="19"/>
+              </w:rPr>
+              <w:t xml:space="preserve">Target Value: &lt;= 2% anomalies missed on first review · Data source: Baseline_Metric</w:t>
+            </w:r>
+          </w:p>
+        </w:tc>
+      </w:tr>
+      <w:tr>
+        <w:tc>
+          <w:tcPr>
+            <w:tcW w:type="dxa" w:w="3400"/>
+            <w:tcMar>
+              <w:top w:type="dxa" w:w="60"/>
+              <w:left w:type="dxa" w:w="100"/>
+              <w:bottom w:type="dxa" w:w="60"/>
+              <w:right w:type="dxa" w:w="100"/>
+            </w:tcMar>
+            <w:vAlign w:val="center"/>
+          </w:tcPr>
+          <w:p>
+            <w:pPr>
+              <w:jc w:val="left"/>
+            </w:pPr>
+            <w:r>
+              <w:rPr>
+                <w:rFonts w:ascii="Times New Roman" w:cs="Times New Roman" w:eastAsia="Times New Roman" w:hAnsi="Times New Roman"/>
+                <w:b w:val="false"/>
+                <w:bCs w:val="false"/>
+                <w:color w:val="58595B"/>
+                <w:sz w:val="19"/>
+                <w:szCs w:val="19"/>
+              </w:rPr>
+              <w:t xml:space="preserve">Alert Spec</w:t>
+            </w:r>
+          </w:p>
+        </w:tc>
+        <w:tc>
+          <w:tcPr>
+            <w:tcW w:type="dxa" w:w="6140"/>
+            <w:tcMar>
+              <w:top w:type="dxa" w:w="60"/>
+              <w:left w:type="dxa" w:w="100"/>
+              <w:bottom w:type="dxa" w:w="60"/>
+              <w:right w:type="dxa" w:w="100"/>
+            </w:tcMar>
+            <w:vAlign w:val="center"/>
+          </w:tcPr>
+          <w:p>
+            <w:pPr>
+              <w:jc w:val="left"/>
+            </w:pPr>
+            <w:r>
+              <w:rPr>
+                <w:rFonts w:ascii="Times New Roman" w:cs="Times New Roman" w:eastAsia="Times New Roman" w:hAnsi="Times New Roman"/>
+                <w:b w:val="false"/>
+                <w:bCs w:val="false"/>
+                <w:color w:val="58595B"/>
+                <w:sz w:val="19"/>
+                <w:szCs w:val="19"/>
+              </w:rPr>
+              <w:t xml:space="preserve">Severity: Critical</w:t>
+            </w:r>
+          </w:p>
+        </w:tc>
+      </w:tr>
+      <w:tr>
+        <w:tc>
+          <w:tcPr>
+            <w:tcW w:type="dxa" w:w="3400"/>
+            <w:shd w:fill="F2F2F3" w:color="auto" w:val="clear"/>
+            <w:tcMar>
+              <w:top w:type="dxa" w:w="60"/>
+              <w:left w:type="dxa" w:w="100"/>
+              <w:bottom w:type="dxa" w:w="60"/>
+              <w:right w:type="dxa" w:w="100"/>
+            </w:tcMar>
+            <w:vAlign w:val="center"/>
+          </w:tcPr>
+          <w:p>
+            <w:pPr>
+              <w:jc w:val="left"/>
+            </w:pPr>
+            <w:r>
+              <w:rPr>
+                <w:rFonts w:ascii="Times New Roman" w:cs="Times New Roman" w:eastAsia="Times New Roman" w:hAnsi="Times New Roman"/>
+                <w:b w:val="false"/>
+                <w:bCs w:val="false"/>
+                <w:color w:val="58595B"/>
+                <w:sz w:val="19"/>
+                <w:szCs w:val="19"/>
+              </w:rPr>
+              <w:t xml:space="preserve">Report Spec</w:t>
+            </w:r>
+          </w:p>
+        </w:tc>
+        <w:tc>
+          <w:tcPr>
+            <w:tcW w:type="dxa" w:w="6140"/>
+            <w:shd w:fill="F2F2F3" w:color="auto" w:val="clear"/>
+            <w:tcMar>
+              <w:top w:type="dxa" w:w="60"/>
+              <w:left w:type="dxa" w:w="100"/>
+              <w:bottom w:type="dxa" w:w="60"/>
+              <w:right w:type="dxa" w:w="100"/>
+            </w:tcMar>
+            <w:vAlign w:val="center"/>
+          </w:tcPr>
+          <w:p>
+            <w:pPr>
+              <w:jc w:val="left"/>
+            </w:pPr>
+            <w:r>
+              <w:rPr>
+                <w:rFonts w:ascii="Times New Roman" w:cs="Times New Roman" w:eastAsia="Times New Roman" w:hAnsi="Times New Roman"/>
+                <w:b w:val="false"/>
+                <w:bCs w:val="false"/>
+                <w:color w:val="58595B"/>
+                <w:sz w:val="19"/>
+                <w:szCs w:val="19"/>
+              </w:rPr>
+              <w:t xml:space="preserve">Refresh cadence: Weekly</w:t>
+            </w:r>
+          </w:p>
+        </w:tc>
+      </w:tr>
+      <w:tr>
+        <w:tc>
+          <w:tcPr>
+            <w:tcW w:type="dxa" w:w="3400"/>
+            <w:tcMar>
+              <w:top w:type="dxa" w:w="60"/>
+              <w:left w:type="dxa" w:w="100"/>
+              <w:bottom w:type="dxa" w:w="60"/>
+              <w:right w:type="dxa" w:w="100"/>
+            </w:tcMar>
+            <w:vAlign w:val="center"/>
+          </w:tcPr>
+          <w:p>
+            <w:pPr>
+              <w:jc w:val="left"/>
+            </w:pPr>
+            <w:r>
+              <w:rPr>
+                <w:rFonts w:ascii="Times New Roman" w:cs="Times New Roman" w:eastAsia="Times New Roman" w:hAnsi="Times New Roman"/>
+                <w:b w:val="false"/>
+                <w:bCs w:val="false"/>
+                <w:color w:val="58595B"/>
+                <w:sz w:val="19"/>
+                <w:szCs w:val="19"/>
+              </w:rPr>
+              <w:t xml:space="preserve">Traceability Link</w:t>
+            </w:r>
+          </w:p>
+        </w:tc>
+        <w:tc>
+          <w:tcPr>
+            <w:tcW w:type="dxa" w:w="6140"/>
+            <w:tcMar>
+              <w:top w:type="dxa" w:w="60"/>
+              <w:left w:type="dxa" w:w="100"/>
+              <w:bottom w:type="dxa" w:w="60"/>
+              <w:right w:type="dxa" w:w="100"/>
+            </w:tcMar>
+            <w:vAlign w:val="center"/>
+          </w:tcPr>
+          <w:p>
+            <w:pPr>
+              <w:jc w:val="left"/>
+            </w:pPr>
+            <w:r>
+              <w:rPr>
+                <w:rFonts w:ascii="Times New Roman" w:cs="Times New Roman" w:eastAsia="Times New Roman" w:hAnsi="Times New Roman"/>
+                <w:b w:val="false"/>
+                <w:bCs w:val="false"/>
+                <w:color w:val="58595B"/>
+                <w:sz w:val="19"/>
+                <w:szCs w:val="19"/>
+              </w:rPr>
+              <w:t xml:space="preserve">Coverage: 100 · Source paragraph ref: SOW §3.2</w:t>
+            </w:r>
+          </w:p>
+        </w:tc>
+      </w:tr>
+    </w:tbl>
+    <w:p>
+      <w:pPr>
+        <w:spacing w:after="160"/>
+      </w:pPr>
+    </w:p>
+    <w:p>
+      <w:pPr>
+        <w:spacing w:after="160" w:line="276"/>
+        <w:jc w:val="both"/>
+      </w:pPr>
+      <w:r>
+        <w:rPr>
+          <w:rFonts w:ascii="Times New Roman" w:cs="Times New Roman" w:eastAsia="Times New Roman" w:hAnsi="Times New Roman"/>
+          <w:b/>
+          <w:bCs/>
+          <w:i w:val="false"/>
+          <w:iCs w:val="false"/>
+          <w:color w:val="58595B"/>
+          <w:sz w:val="24"/>
+          <w:szCs w:val="24"/>
+        </w:rPr>
+        <w:t xml:space="preserve">Step 3 — Review &amp; Validate</w:t>
+      </w:r>
+    </w:p>
+    <w:tbl>
+      <w:tblPr>
+        <w:tblW w:type="dxa" w:w="9540"/>
+        <w:tblBorders>
+          <w:top w:val="single" w:color="E3E3E4" w:sz="2"/>
+          <w:left w:val="single" w:color="E3E3E4" w:sz="2"/>
+          <w:bottom w:val="single" w:color="E3E3E4" w:sz="2"/>
+          <w:right w:val="single" w:color="E3E3E4" w:sz="2"/>
+          <w:insideH w:val="single" w:color="E3E3E4" w:sz="2"/>
+          <w:insideV w:val="single" w:color="E3E3E4" w:sz="2"/>
+        </w:tblBorders>
+      </w:tblPr>
+      <w:tblGrid>
+        <w:gridCol w:w="3400"/>
+        <w:gridCol w:w="6140"/>
+      </w:tblGrid>
+      <w:tr>
+        <w:trPr>
+          <w:tblHeader/>
+        </w:trPr>
+        <w:tc>
+          <w:tcPr>
+            <w:tcW w:type="dxa" w:w="3400"/>
+            <w:shd w:fill="F8931D" w:color="auto" w:val="clear"/>
+            <w:tcMar>
+              <w:top w:type="dxa" w:w="60"/>
+              <w:left w:type="dxa" w:w="100"/>
+              <w:bottom w:type="dxa" w:w="60"/>
+              <w:right w:type="dxa" w:w="100"/>
+            </w:tcMar>
+            <w:vAlign w:val="center"/>
+          </w:tcPr>
+          <w:p>
+            <w:pPr>
+              <w:jc w:val="left"/>
+            </w:pPr>
+            <w:r>
+              <w:rPr>
+                <w:rFonts w:ascii="Times New Roman" w:cs="Times New Roman" w:eastAsia="Times New Roman" w:hAnsi="Times New Roman"/>
+                <w:b/>
+                <w:bCs/>
+                <w:color w:val="FFFFFF"/>
+                <w:sz w:val="19"/>
+                <w:szCs w:val="19"/>
+              </w:rPr>
+              <w:t xml:space="preserve">Field</w:t>
+            </w:r>
+          </w:p>
+        </w:tc>
+        <w:tc>
+          <w:tcPr>
+            <w:tcW w:type="dxa" w:w="6140"/>
+            <w:shd w:fill="F8931D" w:color="auto" w:val="clear"/>
+            <w:tcMar>
+              <w:top w:type="dxa" w:w="60"/>
+              <w:left w:type="dxa" w:w="100"/>
+              <w:bottom w:type="dxa" w:w="60"/>
+              <w:right w:type="dxa" w:w="100"/>
+            </w:tcMar>
+            <w:vAlign w:val="center"/>
+          </w:tcPr>
+          <w:p>
+            <w:pPr>
+              <w:jc w:val="left"/>
+            </w:pPr>
+            <w:r>
+              <w:rPr>
+                <w:rFonts w:ascii="Times New Roman" w:cs="Times New Roman" w:eastAsia="Times New Roman" w:hAnsi="Times New Roman"/>
+                <w:b/>
+                <w:bCs/>
+                <w:color w:val="FFFFFF"/>
+                <w:sz w:val="19"/>
+                <w:szCs w:val="19"/>
+              </w:rPr>
+              <w:t xml:space="preserve">What to Type or Select</w:t>
+            </w:r>
+          </w:p>
+        </w:tc>
+      </w:tr>
+      <w:tr>
+        <w:tc>
+          <w:tcPr>
+            <w:tcW w:type="dxa" w:w="3400"/>
+            <w:tcMar>
+              <w:top w:type="dxa" w:w="60"/>
+              <w:left w:type="dxa" w:w="100"/>
+              <w:bottom w:type="dxa" w:w="60"/>
+              <w:right w:type="dxa" w:w="100"/>
+            </w:tcMar>
+            <w:vAlign w:val="center"/>
+          </w:tcPr>
+          <w:p>
+            <w:pPr>
+              <w:jc w:val="left"/>
+            </w:pPr>
+            <w:r>
+              <w:rPr>
+                <w:rFonts w:ascii="Times New Roman" w:cs="Times New Roman" w:eastAsia="Times New Roman" w:hAnsi="Times New Roman"/>
+                <w:b w:val="false"/>
+                <w:bCs w:val="false"/>
+                <w:color w:val="58595B"/>
+                <w:sz w:val="19"/>
+                <w:szCs w:val="19"/>
+              </w:rPr>
+              <w:t xml:space="preserve">Action</w:t>
+            </w:r>
+          </w:p>
+        </w:tc>
+        <w:tc>
+          <w:tcPr>
+            <w:tcW w:type="dxa" w:w="6140"/>
+            <w:tcMar>
+              <w:top w:type="dxa" w:w="60"/>
+              <w:left w:type="dxa" w:w="100"/>
+              <w:bottom w:type="dxa" w:w="60"/>
+              <w:right w:type="dxa" w:w="100"/>
+            </w:tcMar>
+            <w:vAlign w:val="center"/>
+          </w:tcPr>
+          <w:p>
+            <w:pPr>
+              <w:jc w:val="left"/>
+            </w:pPr>
+            <w:r>
+              <w:rPr>
+                <w:rFonts w:ascii="Times New Roman" w:cs="Times New Roman" w:eastAsia="Times New Roman" w:hAnsi="Times New Roman"/>
+                <w:b w:val="false"/>
+                <w:bCs w:val="false"/>
+                <w:color w:val="58595B"/>
+                <w:sz w:val="19"/>
+                <w:szCs w:val="19"/>
+              </w:rPr>
+              <w:t xml:space="preserve">Click "Compile Package for Review"</w:t>
+            </w:r>
+          </w:p>
+        </w:tc>
+      </w:tr>
+      <w:tr>
+        <w:tc>
+          <w:tcPr>
+            <w:tcW w:type="dxa" w:w="3400"/>
+            <w:shd w:fill="F2F2F3" w:color="auto" w:val="clear"/>
+            <w:tcMar>
+              <w:top w:type="dxa" w:w="60"/>
+              <w:left w:type="dxa" w:w="100"/>
+              <w:bottom w:type="dxa" w:w="60"/>
+              <w:right w:type="dxa" w:w="100"/>
+            </w:tcMar>
+            <w:vAlign w:val="center"/>
+          </w:tcPr>
+          <w:p>
+            <w:pPr>
+              <w:jc w:val="left"/>
+            </w:pPr>
+            <w:r>
+              <w:rPr>
+                <w:rFonts w:ascii="Times New Roman" w:cs="Times New Roman" w:eastAsia="Times New Roman" w:hAnsi="Times New Roman"/>
+                <w:b w:val="false"/>
+                <w:bCs w:val="false"/>
+                <w:color w:val="58595B"/>
+                <w:sz w:val="19"/>
+                <w:szCs w:val="19"/>
+              </w:rPr>
+              <w:t xml:space="preserve">Sign-off checkbox</w:t>
+            </w:r>
+          </w:p>
+        </w:tc>
+        <w:tc>
+          <w:tcPr>
+            <w:tcW w:type="dxa" w:w="6140"/>
+            <w:shd w:fill="F2F2F3" w:color="auto" w:val="clear"/>
+            <w:tcMar>
+              <w:top w:type="dxa" w:w="60"/>
+              <w:left w:type="dxa" w:w="100"/>
+              <w:bottom w:type="dxa" w:w="60"/>
+              <w:right w:type="dxa" w:w="100"/>
+            </w:tcMar>
+            <w:vAlign w:val="center"/>
+          </w:tcPr>
+          <w:p>
+            <w:pPr>
+              <w:jc w:val="left"/>
+            </w:pPr>
+            <w:r>
+              <w:rPr>
+                <w:rFonts w:ascii="Times New Roman" w:cs="Times New Roman" w:eastAsia="Times New Roman" w:hAnsi="Times New Roman"/>
+                <w:b w:val="false"/>
+                <w:bCs w:val="false"/>
+                <w:color w:val="58595B"/>
+                <w:sz w:val="19"/>
+                <w:szCs w:val="19"/>
+              </w:rPr>
+              <w:t xml:space="preserve">Checked</w:t>
+            </w:r>
+          </w:p>
+        </w:tc>
+      </w:tr>
+      <w:tr>
+        <w:tc>
+          <w:tcPr>
+            <w:tcW w:type="dxa" w:w="3400"/>
+            <w:tcMar>
+              <w:top w:type="dxa" w:w="60"/>
+              <w:left w:type="dxa" w:w="100"/>
+              <w:bottom w:type="dxa" w:w="60"/>
+              <w:right w:type="dxa" w:w="100"/>
+            </w:tcMar>
+            <w:vAlign w:val="center"/>
+          </w:tcPr>
+          <w:p>
+            <w:pPr>
+              <w:jc w:val="left"/>
+            </w:pPr>
+            <w:r>
+              <w:rPr>
+                <w:rFonts w:ascii="Times New Roman" w:cs="Times New Roman" w:eastAsia="Times New Roman" w:hAnsi="Times New Roman"/>
+                <w:b w:val="false"/>
+                <w:bCs w:val="false"/>
+                <w:color w:val="58595B"/>
+                <w:sz w:val="19"/>
+                <w:szCs w:val="19"/>
+              </w:rPr>
+              <w:t xml:space="preserve">Client Sponsor Name (e-signature)</w:t>
+            </w:r>
+          </w:p>
+        </w:tc>
+        <w:tc>
+          <w:tcPr>
+            <w:tcW w:type="dxa" w:w="6140"/>
+            <w:tcMar>
+              <w:top w:type="dxa" w:w="60"/>
+              <w:left w:type="dxa" w:w="100"/>
+              <w:bottom w:type="dxa" w:w="60"/>
+              <w:right w:type="dxa" w:w="100"/>
+            </w:tcMar>
+            <w:vAlign w:val="center"/>
+          </w:tcPr>
+          <w:p>
+            <w:pPr>
+              <w:jc w:val="left"/>
+            </w:pPr>
+            <w:r>
+              <w:rPr>
+                <w:rFonts w:ascii="Times New Roman" w:cs="Times New Roman" w:eastAsia="Times New Roman" w:hAnsi="Times New Roman"/>
+                <w:b w:val="false"/>
+                <w:bCs w:val="false"/>
+                <w:color w:val="58595B"/>
+                <w:sz w:val="19"/>
+                <w:szCs w:val="19"/>
+              </w:rPr>
+              <w:t xml:space="preserve">Linda Marsh</w:t>
+            </w:r>
+          </w:p>
+        </w:tc>
+      </w:tr>
+      <w:tr>
+        <w:tc>
+          <w:tcPr>
+            <w:tcW w:type="dxa" w:w="3400"/>
+            <w:shd w:fill="F2F2F3" w:color="auto" w:val="clear"/>
+            <w:tcMar>
+              <w:top w:type="dxa" w:w="60"/>
+              <w:left w:type="dxa" w:w="100"/>
+              <w:bottom w:type="dxa" w:w="60"/>
+              <w:right w:type="dxa" w:w="100"/>
+            </w:tcMar>
+            <w:vAlign w:val="center"/>
+          </w:tcPr>
+          <w:p>
+            <w:pPr>
+              <w:jc w:val="left"/>
+            </w:pPr>
+            <w:r>
+              <w:rPr>
+                <w:rFonts w:ascii="Times New Roman" w:cs="Times New Roman" w:eastAsia="Times New Roman" w:hAnsi="Times New Roman"/>
+                <w:b w:val="false"/>
+                <w:bCs w:val="false"/>
+                <w:color w:val="58595B"/>
+                <w:sz w:val="19"/>
+                <w:szCs w:val="19"/>
+              </w:rPr>
+              <w:t xml:space="preserve">Action</w:t>
+            </w:r>
+          </w:p>
+        </w:tc>
+        <w:tc>
+          <w:tcPr>
+            <w:tcW w:type="dxa" w:w="6140"/>
+            <w:shd w:fill="F2F2F3" w:color="auto" w:val="clear"/>
+            <w:tcMar>
+              <w:top w:type="dxa" w:w="60"/>
+              <w:left w:type="dxa" w:w="100"/>
+              <w:bottom w:type="dxa" w:w="60"/>
+              <w:right w:type="dxa" w:w="100"/>
+            </w:tcMar>
+            <w:vAlign w:val="center"/>
+          </w:tcPr>
+          <w:p>
+            <w:pPr>
+              <w:jc w:val="left"/>
+            </w:pPr>
+            <w:r>
+              <w:rPr>
+                <w:rFonts w:ascii="Times New Roman" w:cs="Times New Roman" w:eastAsia="Times New Roman" w:hAnsi="Times New Roman"/>
+                <w:b w:val="false"/>
+                <w:bCs w:val="false"/>
+                <w:color w:val="58595B"/>
+                <w:sz w:val="19"/>
+                <w:szCs w:val="19"/>
+              </w:rPr>
+              <w:t xml:space="preserve">Click "Capture Client Sign-Off", then "Check SLA Now"</w:t>
+            </w:r>
+          </w:p>
+        </w:tc>
+      </w:tr>
+    </w:tbl>
+    <w:p>
+      <w:pPr>
+        <w:spacing w:after="160"/>
+      </w:pPr>
+    </w:p>
+    <w:p>
+      <w:pPr>
+        <w:spacing w:after="160" w:line="276"/>
+        <w:jc w:val="both"/>
+      </w:pPr>
+      <w:r>
+        <w:rPr>
+          <w:rFonts w:ascii="Times New Roman" w:cs="Times New Roman" w:eastAsia="Times New Roman" w:hAnsi="Times New Roman"/>
+          <w:b/>
+          <w:bCs/>
+          <w:i w:val="false"/>
+          <w:iCs w:val="false"/>
+          <w:color w:val="58595B"/>
+          <w:sz w:val="24"/>
+          <w:szCs w:val="24"/>
+        </w:rPr>
+        <w:t xml:space="preserve">Step 4 — Export &amp; Handoff</w:t>
+      </w:r>
+    </w:p>
+    <w:tbl>
+      <w:tblPr>
+        <w:tblW w:type="dxa" w:w="9540"/>
+        <w:tblBorders>
+          <w:top w:val="single" w:color="E3E3E4" w:sz="2"/>
+          <w:left w:val="single" w:color="E3E3E4" w:sz="2"/>
+          <w:bottom w:val="single" w:color="E3E3E4" w:sz="2"/>
+          <w:right w:val="single" w:color="E3E3E4" w:sz="2"/>
+          <w:insideH w:val="single" w:color="E3E3E4" w:sz="2"/>
+          <w:insideV w:val="single" w:color="E3E3E4" w:sz="2"/>
+        </w:tblBorders>
+      </w:tblPr>
+      <w:tblGrid>
+        <w:gridCol w:w="3400"/>
+        <w:gridCol w:w="6140"/>
+      </w:tblGrid>
+      <w:tr>
+        <w:trPr>
+          <w:tblHeader/>
+        </w:trPr>
+        <w:tc>
+          <w:tcPr>
+            <w:tcW w:type="dxa" w:w="3400"/>
+            <w:shd w:fill="F8931D" w:color="auto" w:val="clear"/>
+            <w:tcMar>
+              <w:top w:type="dxa" w:w="60"/>
+              <w:left w:type="dxa" w:w="100"/>
+              <w:bottom w:type="dxa" w:w="60"/>
+              <w:right w:type="dxa" w:w="100"/>
+            </w:tcMar>
+            <w:vAlign w:val="center"/>
+          </w:tcPr>
+          <w:p>
+            <w:pPr>
+              <w:jc w:val="left"/>
+            </w:pPr>
+            <w:r>
+              <w:rPr>
+                <w:rFonts w:ascii="Times New Roman" w:cs="Times New Roman" w:eastAsia="Times New Roman" w:hAnsi="Times New Roman"/>
+                <w:b/>
+                <w:bCs/>
+                <w:color w:val="FFFFFF"/>
+                <w:sz w:val="19"/>
+                <w:szCs w:val="19"/>
+              </w:rPr>
+              <w:t xml:space="preserve">Field</w:t>
+            </w:r>
+          </w:p>
+        </w:tc>
+        <w:tc>
+          <w:tcPr>
+            <w:tcW w:type="dxa" w:w="6140"/>
+            <w:shd w:fill="F8931D" w:color="auto" w:val="clear"/>
+            <w:tcMar>
+              <w:top w:type="dxa" w:w="60"/>
+              <w:left w:type="dxa" w:w="100"/>
+              <w:bottom w:type="dxa" w:w="60"/>
+              <w:right w:type="dxa" w:w="100"/>
+            </w:tcMar>
+            <w:vAlign w:val="center"/>
+          </w:tcPr>
+          <w:p>
+            <w:pPr>
+              <w:jc w:val="left"/>
+            </w:pPr>
+            <w:r>
+              <w:rPr>
+                <w:rFonts w:ascii="Times New Roman" w:cs="Times New Roman" w:eastAsia="Times New Roman" w:hAnsi="Times New Roman"/>
+                <w:b/>
+                <w:bCs/>
+                <w:color w:val="FFFFFF"/>
+                <w:sz w:val="19"/>
+                <w:szCs w:val="19"/>
+              </w:rPr>
+              <w:t xml:space="preserve">What to Type or Select</w:t>
+            </w:r>
+          </w:p>
+        </w:tc>
+      </w:tr>
+      <w:tr>
+        <w:tc>
+          <w:tcPr>
+            <w:tcW w:type="dxa" w:w="3400"/>
+            <w:tcMar>
+              <w:top w:type="dxa" w:w="60"/>
+              <w:left w:type="dxa" w:w="100"/>
+              <w:bottom w:type="dxa" w:w="60"/>
+              <w:right w:type="dxa" w:w="100"/>
+            </w:tcMar>
+            <w:vAlign w:val="center"/>
+          </w:tcPr>
+          <w:p>
+            <w:pPr>
+              <w:jc w:val="left"/>
+            </w:pPr>
+            <w:r>
+              <w:rPr>
+                <w:rFonts w:ascii="Times New Roman" w:cs="Times New Roman" w:eastAsia="Times New Roman" w:hAnsi="Times New Roman"/>
+                <w:b w:val="false"/>
+                <w:bCs w:val="false"/>
+                <w:color w:val="58595B"/>
+                <w:sz w:val="19"/>
+                <w:szCs w:val="19"/>
+              </w:rPr>
+              <w:t xml:space="preserve">Export format</w:t>
+            </w:r>
+          </w:p>
+        </w:tc>
+        <w:tc>
+          <w:tcPr>
+            <w:tcW w:type="dxa" w:w="6140"/>
+            <w:tcMar>
+              <w:top w:type="dxa" w:w="60"/>
+              <w:left w:type="dxa" w:w="100"/>
+              <w:bottom w:type="dxa" w:w="60"/>
+              <w:right w:type="dxa" w:w="100"/>
+            </w:tcMar>
+            <w:vAlign w:val="center"/>
+          </w:tcPr>
+          <w:p>
+            <w:pPr>
+              <w:jc w:val="left"/>
+            </w:pPr>
+            <w:r>
+              <w:rPr>
+                <w:rFonts w:ascii="Times New Roman" w:cs="Times New Roman" w:eastAsia="Times New Roman" w:hAnsi="Times New Roman"/>
+                <w:b w:val="false"/>
+                <w:bCs w:val="false"/>
+                <w:color w:val="58595B"/>
+                <w:sz w:val="19"/>
+                <w:szCs w:val="19"/>
+              </w:rPr>
               <w:t xml:space="preserve">JSON (demonstrates the manual-import fallback path used for Visio/Jira/Azure DevOps)</w:t>
             </w:r>
           </w:p>
@@ -27317,7 +31409,7 @@
                 <w:sz w:val="19"/>
                 <w:szCs w:val="19"/>
               </w:rPr>
-              <w:t xml:space="preserve">Build severity classification model for triage · Priority: Medium</w:t>
+              <w:t xml:space="preserve">Build anomaly flagging rules from historical inspection data · Priority: High</w:t>
             </w:r>
           </w:p>
         </w:tc>
@@ -27375,7 +31467,7 @@
                 <w:sz w:val="19"/>
                 <w:szCs w:val="19"/>
               </w:rPr>
-              <w:t xml:space="preserve">38</w:t>
+              <w:t xml:space="preserve">65</w:t>
             </w:r>
           </w:p>
         </w:tc>

--- a/dynamicba/docs/DynamicBA_User_Guide.docx
+++ b/dynamicba/docs/DynamicBA_User_Guide.docx
@@ -20,7 +20,7 @@
           <w:sz w:val="40"/>
           <w:szCs w:val="40"/>
         </w:rPr>
-        <w:t xml:space="preserve">POWERACT</w:t>
+        <w:t xml:space="preserve">Dynamic</w:t>
       </w:r>
       <w:r>
         <w:rPr>
@@ -31,7 +31,7 @@
           <w:sz w:val="40"/>
           <w:szCs w:val="40"/>
         </w:rPr>
-        <w:t xml:space="preserve"> CONSULTING</w:t>
+        <w:t xml:space="preserve">BA</w:t>
       </w:r>
     </w:p>
     <w:p>
@@ -48,7 +48,7 @@
           <w:sz w:val="18"/>
           <w:szCs w:val="18"/>
         </w:rPr>
-        <w:t xml:space="preserve">Powered by DynamicBA — AI-assisted scope-to-specs automation</w:t>
+        <w:t xml:space="preserve">AI-assisted scope-to-specs automation</w:t>
       </w:r>
     </w:p>
     <w:p>
@@ -114,7 +114,7 @@
           <w:sz w:val="20"/>
           <w:szCs w:val="20"/>
         </w:rPr>
-        <w:t xml:space="preserve">POWERACT Consulting — Internal &amp; Client Distribution</w:t>
+        <w:t xml:space="preserve">Internal &amp; Client Distribution</w:t>
       </w:r>
     </w:p>
     <w:p>
@@ -192,7 +192,7 @@
           <w:sz w:val="20"/>
           <w:szCs w:val="20"/>
         </w:rPr>
-        <w:t xml:space="preserve">POWERACT Consulting</w:t>
+        <w:t xml:space="preserve">DynamicBA Engineering</w:t>
       </w:r>
     </w:p>
     <w:p>
@@ -2700,7 +2700,7 @@
         <w:sz w:val="14"/>
         <w:szCs w:val="14"/>
       </w:rPr>
-      <w:t xml:space="preserve">POWERACT Consulting — DynamicBA — User Guide</w:t>
+      <w:t xml:space="preserve">DynamicBA — DynamicBA — User Guide</w:t>
     </w:r>
   </w:p>
 </w:hdr>
